--- a/FBSBPhone.docx
+++ b/FBSBPhone.docx
@@ -15,8 +15,6 @@
       <w:r>
         <w:t>—is the architecture commonly used in large-scale Spring Boot systems because it cleanly separates authentication from application authorization and scales well across multiple services.</w:t>
       </w:r>
-      <w:bookmarkStart w:id="0" w:name="_GoBack"/>
-      <w:bookmarkEnd w:id="0"/>
     </w:p>
     <w:p>
       <w:pPr>
@@ -448,7 +446,7 @@
     <w:p>
       <w:r>
         <w:pict>
-          <v:rect id="_x0000_i1068" style="width:0;height:1.5pt" o:hralign="center" o:hrstd="t" o:hr="t" fillcolor="#a0a0a0" stroked="f"/>
+          <v:rect id="_x0000_i1025" style="width:0;height:1.5pt" o:hralign="center" o:hrstd="t" o:hr="t" fillcolor="#a0a0a0" stroked="f"/>
         </w:pict>
       </w:r>
     </w:p>
@@ -583,7 +581,7 @@
     <w:p>
       <w:r>
         <w:pict>
-          <v:rect id="_x0000_i1069" style="width:0;height:1.5pt" o:hralign="center" o:hrstd="t" o:hr="t" fillcolor="#a0a0a0" stroked="f"/>
+          <v:rect id="_x0000_i1026" style="width:0;height:1.5pt" o:hralign="center" o:hrstd="t" o:hr="t" fillcolor="#a0a0a0" stroked="f"/>
         </w:pict>
       </w:r>
     </w:p>
@@ -935,7 +933,7 @@
     <w:p>
       <w:r>
         <w:pict>
-          <v:rect id="_x0000_i1070" style="width:0;height:1.5pt" o:hralign="center" o:hrstd="t" o:hr="t" fillcolor="#a0a0a0" stroked="f"/>
+          <v:rect id="_x0000_i1027" style="width:0;height:1.5pt" o:hralign="center" o:hrstd="t" o:hr="t" fillcolor="#a0a0a0" stroked="f"/>
         </w:pict>
       </w:r>
     </w:p>
@@ -1322,7 +1320,7 @@
     <w:p>
       <w:r>
         <w:pict>
-          <v:rect id="_x0000_i1071" style="width:0;height:1.5pt" o:hralign="center" o:hrstd="t" o:hr="t" fillcolor="#a0a0a0" stroked="f"/>
+          <v:rect id="_x0000_i1028" style="width:0;height:1.5pt" o:hralign="center" o:hrstd="t" o:hr="t" fillcolor="#a0a0a0" stroked="f"/>
         </w:pict>
       </w:r>
     </w:p>
@@ -1844,7 +1842,7 @@
     <w:p>
       <w:r>
         <w:pict>
-          <v:rect id="_x0000_i1072" style="width:0;height:1.5pt" o:hralign="center" o:hrstd="t" o:hr="t" fillcolor="#a0a0a0" stroked="f"/>
+          <v:rect id="_x0000_i1029" style="width:0;height:1.5pt" o:hralign="center" o:hrstd="t" o:hr="t" fillcolor="#a0a0a0" stroked="f"/>
         </w:pict>
       </w:r>
     </w:p>
@@ -2585,7 +2583,7 @@
     <w:p>
       <w:r>
         <w:pict>
-          <v:rect id="_x0000_i1073" style="width:0;height:1.5pt" o:hralign="center" o:hrstd="t" o:hr="t" fillcolor="#a0a0a0" stroked="f"/>
+          <v:rect id="_x0000_i1030" style="width:0;height:1.5pt" o:hralign="center" o:hrstd="t" o:hr="t" fillcolor="#a0a0a0" stroked="f"/>
         </w:pict>
       </w:r>
     </w:p>
@@ -3500,7 +3498,7 @@
     <w:p>
       <w:r>
         <w:pict>
-          <v:rect id="_x0000_i1074" style="width:0;height:1.5pt" o:hralign="center" o:hrstd="t" o:hr="t" fillcolor="#a0a0a0" stroked="f"/>
+          <v:rect id="_x0000_i1031" style="width:0;height:1.5pt" o:hralign="center" o:hrstd="t" o:hr="t" fillcolor="#a0a0a0" stroked="f"/>
         </w:pict>
       </w:r>
     </w:p>
@@ -3931,7 +3929,7 @@
     <w:p>
       <w:r>
         <w:pict>
-          <v:rect id="_x0000_i1075" style="width:0;height:1.5pt" o:hralign="center" o:hrstd="t" o:hr="t" fillcolor="#a0a0a0" stroked="f"/>
+          <v:rect id="_x0000_i1032" style="width:0;height:1.5pt" o:hralign="center" o:hrstd="t" o:hr="t" fillcolor="#a0a0a0" stroked="f"/>
         </w:pict>
       </w:r>
     </w:p>
@@ -4943,7 +4941,7 @@
     <w:p>
       <w:r>
         <w:pict>
-          <v:rect id="_x0000_i1076" style="width:0;height:1.5pt" o:hralign="center" o:hrstd="t" o:hr="t" fillcolor="#a0a0a0" stroked="f"/>
+          <v:rect id="_x0000_i1033" style="width:0;height:1.5pt" o:hralign="center" o:hrstd="t" o:hr="t" fillcolor="#a0a0a0" stroked="f"/>
         </w:pict>
       </w:r>
     </w:p>
@@ -5815,7 +5813,7 @@
     <w:p>
       <w:r>
         <w:pict>
-          <v:rect id="_x0000_i1077" style="width:0;height:1.5pt" o:hralign="center" o:hrstd="t" o:hr="t" fillcolor="#a0a0a0" stroked="f"/>
+          <v:rect id="_x0000_i1034" style="width:0;height:1.5pt" o:hralign="center" o:hrstd="t" o:hr="t" fillcolor="#a0a0a0" stroked="f"/>
         </w:pict>
       </w:r>
     </w:p>
@@ -5986,7 +5984,7 @@
     <w:p>
       <w:r>
         <w:pict>
-          <v:rect id="_x0000_i1078" style="width:0;height:1.5pt" o:hralign="center" o:hrstd="t" o:hr="t" fillcolor="#a0a0a0" stroked="f"/>
+          <v:rect id="_x0000_i1035" style="width:0;height:1.5pt" o:hralign="center" o:hrstd="t" o:hr="t" fillcolor="#a0a0a0" stroked="f"/>
         </w:pict>
       </w:r>
     </w:p>
@@ -6061,7 +6059,7 @@
     <w:p>
       <w:r>
         <w:pict>
-          <v:rect id="_x0000_i1079" style="width:0;height:1.5pt" o:hralign="center" o:hrstd="t" o:hr="t" fillcolor="#a0a0a0" stroked="f"/>
+          <v:rect id="_x0000_i1036" style="width:0;height:1.5pt" o:hralign="center" o:hrstd="t" o:hr="t" fillcolor="#a0a0a0" stroked="f"/>
         </w:pict>
       </w:r>
     </w:p>
@@ -6168,7 +6166,7 @@
     <w:p>
       <w:r>
         <w:pict>
-          <v:rect id="_x0000_i1080" style="width:0;height:1.5pt" o:hralign="center" o:hrstd="t" o:hr="t" fillcolor="#a0a0a0" stroked="f"/>
+          <v:rect id="_x0000_i1037" style="width:0;height:1.5pt" o:hralign="center" o:hrstd="t" o:hr="t" fillcolor="#a0a0a0" stroked="f"/>
         </w:pict>
       </w:r>
     </w:p>
@@ -6256,7 +6254,7 @@
     <w:p>
       <w:r>
         <w:pict>
-          <v:rect id="_x0000_i1081" style="width:0;height:1.5pt" o:hralign="center" o:hrstd="t" o:hr="t" fillcolor="#a0a0a0" stroked="f"/>
+          <v:rect id="_x0000_i1038" style="width:0;height:1.5pt" o:hralign="center" o:hrstd="t" o:hr="t" fillcolor="#a0a0a0" stroked="f"/>
         </w:pict>
       </w:r>
     </w:p>
@@ -6343,7 +6341,7 @@
     <w:p>
       <w:r>
         <w:pict>
-          <v:rect id="_x0000_i1082" style="width:0;height:1.5pt" o:hralign="center" o:hrstd="t" o:hr="t" fillcolor="#a0a0a0" stroked="f"/>
+          <v:rect id="_x0000_i1039" style="width:0;height:1.5pt" o:hralign="center" o:hrstd="t" o:hr="t" fillcolor="#a0a0a0" stroked="f"/>
         </w:pict>
       </w:r>
     </w:p>
@@ -6555,7 +6553,7 @@
     <w:p>
       <w:r>
         <w:pict>
-          <v:rect id="_x0000_i1039" style="width:0;height:1.5pt" o:hralign="center" o:hrstd="t" o:hr="t" fillcolor="#a0a0a0" stroked="f"/>
+          <v:rect id="_x0000_i1040" style="width:0;height:1.5pt" o:hralign="center" o:hrstd="t" o:hr="t" fillcolor="#a0a0a0" stroked="f"/>
         </w:pict>
       </w:r>
     </w:p>
@@ -6974,149 +6972,6 @@
           <w:rStyle w:val="HTMLCode"/>
         </w:rPr>
         <w:t xml:space="preserve">    ADMIN</w:t>
-      </w:r>
-    </w:p>
-    <w:p>
-      <w:pPr>
-        <w:pStyle w:val="HTMLPreformatted"/>
-        <w:rPr>
-          <w:rStyle w:val="HTMLCode"/>
-        </w:rPr>
-      </w:pPr>
-      <w:r>
-        <w:rPr>
-          <w:rStyle w:val="HTMLCode"/>
-        </w:rPr>
-        <w:t>}</w:t>
-      </w:r>
-    </w:p>
-    <w:p>
-      <w:r>
-        <w:pict>
-          <v:rect id="_x0000_i1040" style="width:0;height:1.5pt" o:hralign="center" o:hrstd="t" o:hr="t" fillcolor="#a0a0a0" stroked="f"/>
-        </w:pict>
-      </w:r>
-    </w:p>
-    <w:p>
-      <w:pPr>
-        <w:pStyle w:val="Heading1"/>
-      </w:pPr>
-      <w:r>
-        <w:t>2. Repository</w:t>
-      </w:r>
-    </w:p>
-    <w:p>
-      <w:pPr>
-        <w:pStyle w:val="HTMLPreformatted"/>
-        <w:rPr>
-          <w:rStyle w:val="HTMLCode"/>
-        </w:rPr>
-      </w:pPr>
-      <w:r>
-        <w:rPr>
-          <w:rStyle w:val="HTMLCode"/>
-        </w:rPr>
-        <w:t>@Repository</w:t>
-      </w:r>
-    </w:p>
-    <w:p>
-      <w:pPr>
-        <w:pStyle w:val="HTMLPreformatted"/>
-        <w:rPr>
-          <w:rStyle w:val="HTMLCode"/>
-        </w:rPr>
-      </w:pPr>
-      <w:r>
-        <w:rPr>
-          <w:rStyle w:val="HTMLCode"/>
-        </w:rPr>
-        <w:t xml:space="preserve">public interface </w:t>
-      </w:r>
-      <w:proofErr w:type="spellStart"/>
-      <w:r>
-        <w:rPr>
-          <w:rStyle w:val="HTMLCode"/>
-        </w:rPr>
-        <w:t>UserRepository</w:t>
-      </w:r>
-      <w:proofErr w:type="spellEnd"/>
-      <w:r>
-        <w:rPr>
-          <w:rStyle w:val="HTMLCode"/>
-        </w:rPr>
-        <w:t xml:space="preserve"> extends </w:t>
-      </w:r>
-      <w:proofErr w:type="spellStart"/>
-      <w:r>
-        <w:rPr>
-          <w:rStyle w:val="HTMLCode"/>
-        </w:rPr>
-        <w:t>JpaRepository</w:t>
-      </w:r>
-      <w:proofErr w:type="spellEnd"/>
-      <w:r>
-        <w:rPr>
-          <w:rStyle w:val="HTMLCode"/>
-        </w:rPr>
-        <w:t>&lt;User, Long&gt; {</w:t>
-      </w:r>
-    </w:p>
-    <w:p>
-      <w:pPr>
-        <w:pStyle w:val="HTMLPreformatted"/>
-        <w:rPr>
-          <w:rStyle w:val="HTMLCode"/>
-        </w:rPr>
-      </w:pPr>
-    </w:p>
-    <w:p>
-      <w:pPr>
-        <w:pStyle w:val="HTMLPreformatted"/>
-        <w:rPr>
-          <w:rStyle w:val="HTMLCode"/>
-        </w:rPr>
-      </w:pPr>
-      <w:r>
-        <w:rPr>
-          <w:rStyle w:val="HTMLCode"/>
-        </w:rPr>
-        <w:t xml:space="preserve">    Optional&lt;User&gt; </w:t>
-      </w:r>
-      <w:proofErr w:type="spellStart"/>
-      <w:proofErr w:type="gramStart"/>
-      <w:r>
-        <w:rPr>
-          <w:rStyle w:val="HTMLCode"/>
-        </w:rPr>
-        <w:t>findByFirebaseUid</w:t>
-      </w:r>
-      <w:proofErr w:type="spellEnd"/>
-      <w:r>
-        <w:rPr>
-          <w:rStyle w:val="HTMLCode"/>
-        </w:rPr>
-        <w:t>(</w:t>
-      </w:r>
-      <w:proofErr w:type="gramEnd"/>
-      <w:r>
-        <w:rPr>
-          <w:rStyle w:val="HTMLCode"/>
-        </w:rPr>
-        <w:t xml:space="preserve">String </w:t>
-      </w:r>
-      <w:proofErr w:type="spellStart"/>
-      <w:r>
-        <w:rPr>
-          <w:rStyle w:val="HTMLCode"/>
-        </w:rPr>
-        <w:t>firebaseUid</w:t>
-      </w:r>
-      <w:proofErr w:type="spellEnd"/>
-      <w:r>
-        <w:rPr>
-          <w:rStyle w:val="HTMLCode"/>
-        </w:rPr>
-        <w:t>);</w:t>
       </w:r>
     </w:p>
     <w:p>
@@ -7145,29 +7000,85 @@
         <w:pStyle w:val="Heading1"/>
       </w:pPr>
       <w:r>
-        <w:t>3. Custom Principal</w:t>
-      </w:r>
-    </w:p>
-    <w:p>
-      <w:pPr>
-        <w:pStyle w:val="NormalWeb"/>
-      </w:pPr>
-      <w:r>
-        <w:t>Instead of storing only the Firebase UID in Spring Security, create a richer principal.</w:t>
-      </w:r>
-    </w:p>
-    <w:p>
-      <w:pPr>
-        <w:pStyle w:val="HTMLPreformatted"/>
-        <w:rPr>
-          <w:rStyle w:val="HTMLCode"/>
-        </w:rPr>
-      </w:pPr>
-      <w:r>
-        <w:rPr>
-          <w:rStyle w:val="HTMLCode"/>
-        </w:rPr>
-        <w:t xml:space="preserve">public record </w:t>
+        <w:t>2. Repository</w:t>
+      </w:r>
+    </w:p>
+    <w:p>
+      <w:pPr>
+        <w:pStyle w:val="HTMLPreformatted"/>
+        <w:rPr>
+          <w:rStyle w:val="HTMLCode"/>
+        </w:rPr>
+      </w:pPr>
+      <w:r>
+        <w:rPr>
+          <w:rStyle w:val="HTMLCode"/>
+        </w:rPr>
+        <w:t>@Repository</w:t>
+      </w:r>
+    </w:p>
+    <w:p>
+      <w:pPr>
+        <w:pStyle w:val="HTMLPreformatted"/>
+        <w:rPr>
+          <w:rStyle w:val="HTMLCode"/>
+        </w:rPr>
+      </w:pPr>
+      <w:r>
+        <w:rPr>
+          <w:rStyle w:val="HTMLCode"/>
+        </w:rPr>
+        <w:t xml:space="preserve">public interface </w:t>
+      </w:r>
+      <w:proofErr w:type="spellStart"/>
+      <w:r>
+        <w:rPr>
+          <w:rStyle w:val="HTMLCode"/>
+        </w:rPr>
+        <w:t>UserRepository</w:t>
+      </w:r>
+      <w:proofErr w:type="spellEnd"/>
+      <w:r>
+        <w:rPr>
+          <w:rStyle w:val="HTMLCode"/>
+        </w:rPr>
+        <w:t xml:space="preserve"> extends </w:t>
+      </w:r>
+      <w:proofErr w:type="spellStart"/>
+      <w:r>
+        <w:rPr>
+          <w:rStyle w:val="HTMLCode"/>
+        </w:rPr>
+        <w:t>JpaRepository</w:t>
+      </w:r>
+      <w:proofErr w:type="spellEnd"/>
+      <w:r>
+        <w:rPr>
+          <w:rStyle w:val="HTMLCode"/>
+        </w:rPr>
+        <w:t>&lt;User, Long&gt; {</w:t>
+      </w:r>
+    </w:p>
+    <w:p>
+      <w:pPr>
+        <w:pStyle w:val="HTMLPreformatted"/>
+        <w:rPr>
+          <w:rStyle w:val="HTMLCode"/>
+        </w:rPr>
+      </w:pPr>
+    </w:p>
+    <w:p>
+      <w:pPr>
+        <w:pStyle w:val="HTMLPreformatted"/>
+        <w:rPr>
+          <w:rStyle w:val="HTMLCode"/>
+        </w:rPr>
+      </w:pPr>
+      <w:r>
+        <w:rPr>
+          <w:rStyle w:val="HTMLCode"/>
+        </w:rPr>
+        <w:t xml:space="preserve">    Optional&lt;User&gt; </w:t>
       </w:r>
       <w:proofErr w:type="spellStart"/>
       <w:proofErr w:type="gramStart"/>
@@ -7175,7 +7086,7 @@
         <w:rPr>
           <w:rStyle w:val="HTMLCode"/>
         </w:rPr>
-        <w:t>AppUserPrincipal</w:t>
+        <w:t>findByFirebaseUid</w:t>
       </w:r>
       <w:proofErr w:type="spellEnd"/>
       <w:r>
@@ -7185,47 +7096,11 @@
         <w:t>(</w:t>
       </w:r>
       <w:proofErr w:type="gramEnd"/>
-    </w:p>
-    <w:p>
-      <w:pPr>
-        <w:pStyle w:val="HTMLPreformatted"/>
-        <w:rPr>
-          <w:rStyle w:val="HTMLCode"/>
-        </w:rPr>
-      </w:pPr>
-      <w:r>
-        <w:rPr>
-          <w:rStyle w:val="HTMLCode"/>
-        </w:rPr>
-        <w:t xml:space="preserve">        Long </w:t>
-      </w:r>
-      <w:proofErr w:type="spellStart"/>
-      <w:r>
-        <w:rPr>
-          <w:rStyle w:val="HTMLCode"/>
-        </w:rPr>
-        <w:t>userId</w:t>
-      </w:r>
-      <w:proofErr w:type="spellEnd"/>
-      <w:r>
-        <w:rPr>
-          <w:rStyle w:val="HTMLCode"/>
-        </w:rPr>
-        <w:t>,</w:t>
-      </w:r>
-    </w:p>
-    <w:p>
-      <w:pPr>
-        <w:pStyle w:val="HTMLPreformatted"/>
-        <w:rPr>
-          <w:rStyle w:val="HTMLCode"/>
-        </w:rPr>
-      </w:pPr>
-      <w:r>
-        <w:rPr>
-          <w:rStyle w:val="HTMLCode"/>
-        </w:rPr>
-        <w:t xml:space="preserve">        String </w:t>
+      <w:r>
+        <w:rPr>
+          <w:rStyle w:val="HTMLCode"/>
+        </w:rPr>
+        <w:t xml:space="preserve">String </w:t>
       </w:r>
       <w:proofErr w:type="spellStart"/>
       <w:r>
@@ -7239,71 +7114,21 @@
         <w:rPr>
           <w:rStyle w:val="HTMLCode"/>
         </w:rPr>
-        <w:t>,</w:t>
-      </w:r>
-    </w:p>
-    <w:p>
-      <w:pPr>
-        <w:pStyle w:val="HTMLPreformatted"/>
-        <w:rPr>
-          <w:rStyle w:val="HTMLCode"/>
-        </w:rPr>
-      </w:pPr>
-      <w:r>
-        <w:rPr>
-          <w:rStyle w:val="HTMLCode"/>
-        </w:rPr>
-        <w:t xml:space="preserve">        String </w:t>
-      </w:r>
-      <w:proofErr w:type="spellStart"/>
-      <w:r>
-        <w:rPr>
-          <w:rStyle w:val="HTMLCode"/>
-        </w:rPr>
-        <w:t>phoneNumber</w:t>
-      </w:r>
-      <w:proofErr w:type="spellEnd"/>
-      <w:r>
-        <w:rPr>
-          <w:rStyle w:val="HTMLCode"/>
-        </w:rPr>
-        <w:t>,</w:t>
-      </w:r>
-    </w:p>
-    <w:p>
-      <w:pPr>
-        <w:pStyle w:val="HTMLPreformatted"/>
-        <w:rPr>
-          <w:rStyle w:val="HTMLCode"/>
-        </w:rPr>
-      </w:pPr>
-      <w:r>
-        <w:rPr>
-          <w:rStyle w:val="HTMLCode"/>
-        </w:rPr>
-        <w:t xml:space="preserve">        Role </w:t>
-      </w:r>
-      <w:proofErr w:type="spellStart"/>
-      <w:r>
-        <w:rPr>
-          <w:rStyle w:val="HTMLCode"/>
-        </w:rPr>
-        <w:t>role</w:t>
-      </w:r>
-      <w:proofErr w:type="spellEnd"/>
-    </w:p>
-    <w:p>
-      <w:pPr>
-        <w:pStyle w:val="HTMLPreformatted"/>
-        <w:rPr>
-          <w:rStyle w:val="HTMLCode"/>
-        </w:rPr>
-      </w:pPr>
-      <w:r>
-        <w:rPr>
-          <w:rStyle w:val="HTMLCode"/>
-        </w:rPr>
-        <w:t>) {}</w:t>
+        <w:t>);</w:t>
+      </w:r>
+    </w:p>
+    <w:p>
+      <w:pPr>
+        <w:pStyle w:val="HTMLPreformatted"/>
+        <w:rPr>
+          <w:rStyle w:val="HTMLCode"/>
+        </w:rPr>
+      </w:pPr>
+      <w:r>
+        <w:rPr>
+          <w:rStyle w:val="HTMLCode"/>
+        </w:rPr>
+        <w:t>}</w:t>
       </w:r>
     </w:p>
     <w:p>
@@ -7318,179 +7143,29 @@
         <w:pStyle w:val="Heading1"/>
       </w:pPr>
       <w:r>
-        <w:t>4. Enhanced Firebase Filter</w:t>
-      </w:r>
-    </w:p>
-    <w:p>
-      <w:pPr>
-        <w:pStyle w:val="HTMLPreformatted"/>
-        <w:rPr>
-          <w:rStyle w:val="HTMLCode"/>
-        </w:rPr>
-      </w:pPr>
-      <w:r>
-        <w:rPr>
-          <w:rStyle w:val="HTMLCode"/>
-        </w:rPr>
-        <w:t>@Component</w:t>
-      </w:r>
-    </w:p>
-    <w:p>
-      <w:pPr>
-        <w:pStyle w:val="HTMLPreformatted"/>
-        <w:rPr>
-          <w:rStyle w:val="HTMLCode"/>
-        </w:rPr>
-      </w:pPr>
-      <w:r>
-        <w:rPr>
-          <w:rStyle w:val="HTMLCode"/>
-        </w:rPr>
-        <w:t>@</w:t>
-      </w:r>
-      <w:proofErr w:type="spellStart"/>
-      <w:r>
-        <w:rPr>
-          <w:rStyle w:val="HTMLCode"/>
-        </w:rPr>
-        <w:t>RequiredArgsConstructor</w:t>
-      </w:r>
-      <w:proofErr w:type="spellEnd"/>
-    </w:p>
-    <w:p>
-      <w:pPr>
-        <w:pStyle w:val="HTMLPreformatted"/>
-        <w:rPr>
-          <w:rStyle w:val="HTMLCode"/>
-        </w:rPr>
-      </w:pPr>
-      <w:r>
-        <w:rPr>
-          <w:rStyle w:val="HTMLCode"/>
-        </w:rPr>
-        <w:t xml:space="preserve">public class </w:t>
-      </w:r>
-      <w:proofErr w:type="spellStart"/>
-      <w:r>
-        <w:rPr>
-          <w:rStyle w:val="HTMLCode"/>
-        </w:rPr>
-        <w:t>FirebaseAuthenticationFilter</w:t>
-      </w:r>
-      <w:proofErr w:type="spellEnd"/>
-    </w:p>
-    <w:p>
-      <w:pPr>
-        <w:pStyle w:val="HTMLPreformatted"/>
-        <w:rPr>
-          <w:rStyle w:val="HTMLCode"/>
-        </w:rPr>
-      </w:pPr>
-      <w:r>
-        <w:rPr>
-          <w:rStyle w:val="HTMLCode"/>
-        </w:rPr>
-        <w:t xml:space="preserve">        extends </w:t>
-      </w:r>
-      <w:proofErr w:type="spellStart"/>
-      <w:r>
-        <w:rPr>
-          <w:rStyle w:val="HTMLCode"/>
-        </w:rPr>
-        <w:t>OncePerRequestFilter</w:t>
-      </w:r>
-      <w:proofErr w:type="spellEnd"/>
-      <w:r>
-        <w:rPr>
-          <w:rStyle w:val="HTMLCode"/>
-        </w:rPr>
-        <w:t xml:space="preserve"> {</w:t>
-      </w:r>
-    </w:p>
-    <w:p>
-      <w:pPr>
-        <w:pStyle w:val="HTMLPreformatted"/>
-        <w:rPr>
-          <w:rStyle w:val="HTMLCode"/>
-        </w:rPr>
-      </w:pPr>
-    </w:p>
-    <w:p>
-      <w:pPr>
-        <w:pStyle w:val="HTMLPreformatted"/>
-        <w:rPr>
-          <w:rStyle w:val="HTMLCode"/>
-        </w:rPr>
-      </w:pPr>
-      <w:r>
-        <w:rPr>
-          <w:rStyle w:val="HTMLCode"/>
-        </w:rPr>
-        <w:t xml:space="preserve">    private final </w:t>
-      </w:r>
-      <w:proofErr w:type="spellStart"/>
-      <w:r>
-        <w:rPr>
-          <w:rStyle w:val="HTMLCode"/>
-        </w:rPr>
-        <w:t>UserRepository</w:t>
-      </w:r>
-      <w:proofErr w:type="spellEnd"/>
-      <w:r>
-        <w:rPr>
-          <w:rStyle w:val="HTMLCode"/>
-        </w:rPr>
-        <w:t xml:space="preserve"> </w:t>
-      </w:r>
-      <w:proofErr w:type="spellStart"/>
-      <w:r>
-        <w:rPr>
-          <w:rStyle w:val="HTMLCode"/>
-        </w:rPr>
-        <w:t>userRepository</w:t>
-      </w:r>
-      <w:proofErr w:type="spellEnd"/>
-      <w:r>
-        <w:rPr>
-          <w:rStyle w:val="HTMLCode"/>
-        </w:rPr>
-        <w:t>;</w:t>
-      </w:r>
-    </w:p>
-    <w:p>
-      <w:pPr>
-        <w:pStyle w:val="HTMLPreformatted"/>
-        <w:rPr>
-          <w:rStyle w:val="HTMLCode"/>
-        </w:rPr>
-      </w:pPr>
-    </w:p>
-    <w:p>
-      <w:pPr>
-        <w:pStyle w:val="HTMLPreformatted"/>
-        <w:rPr>
-          <w:rStyle w:val="HTMLCode"/>
-        </w:rPr>
-      </w:pPr>
-      <w:r>
-        <w:rPr>
-          <w:rStyle w:val="HTMLCode"/>
-        </w:rPr>
-        <w:t xml:space="preserve">    @Override</w:t>
-      </w:r>
-    </w:p>
-    <w:p>
-      <w:pPr>
-        <w:pStyle w:val="HTMLPreformatted"/>
-        <w:rPr>
-          <w:rStyle w:val="HTMLCode"/>
-        </w:rPr>
-      </w:pPr>
-      <w:r>
-        <w:rPr>
-          <w:rStyle w:val="HTMLCode"/>
-        </w:rPr>
-        <w:t xml:space="preserve">    protected void </w:t>
+        <w:t>3. Custom Principal</w:t>
+      </w:r>
+    </w:p>
+    <w:p>
+      <w:pPr>
+        <w:pStyle w:val="NormalWeb"/>
+      </w:pPr>
+      <w:r>
+        <w:t>Instead of storing only the Firebase UID in Spring Security, create a richer principal.</w:t>
+      </w:r>
+    </w:p>
+    <w:p>
+      <w:pPr>
+        <w:pStyle w:val="HTMLPreformatted"/>
+        <w:rPr>
+          <w:rStyle w:val="HTMLCode"/>
+        </w:rPr>
+      </w:pPr>
+      <w:r>
+        <w:rPr>
+          <w:rStyle w:val="HTMLCode"/>
+        </w:rPr>
+        <w:t xml:space="preserve">public record </w:t>
       </w:r>
       <w:proofErr w:type="spellStart"/>
       <w:proofErr w:type="gramStart"/>
@@ -7498,7 +7173,7 @@
         <w:rPr>
           <w:rStyle w:val="HTMLCode"/>
         </w:rPr>
-        <w:t>doFilterInternal</w:t>
+        <w:t>AppUserPrincipal</w:t>
       </w:r>
       <w:proofErr w:type="spellEnd"/>
       <w:r>
@@ -7520,155 +7195,34 @@
         <w:rPr>
           <w:rStyle w:val="HTMLCode"/>
         </w:rPr>
-        <w:t xml:space="preserve">            </w:t>
-      </w:r>
-      <w:proofErr w:type="spellStart"/>
-      <w:r>
-        <w:rPr>
-          <w:rStyle w:val="HTMLCode"/>
-        </w:rPr>
-        <w:t>HttpServletRequest</w:t>
-      </w:r>
-      <w:proofErr w:type="spellEnd"/>
-      <w:r>
-        <w:rPr>
-          <w:rStyle w:val="HTMLCode"/>
-        </w:rPr>
-        <w:t xml:space="preserve"> request,</w:t>
-      </w:r>
-    </w:p>
-    <w:p>
-      <w:pPr>
-        <w:pStyle w:val="HTMLPreformatted"/>
-        <w:rPr>
-          <w:rStyle w:val="HTMLCode"/>
-        </w:rPr>
-      </w:pPr>
-      <w:r>
-        <w:rPr>
-          <w:rStyle w:val="HTMLCode"/>
-        </w:rPr>
-        <w:t xml:space="preserve">            </w:t>
-      </w:r>
-      <w:proofErr w:type="spellStart"/>
-      <w:r>
-        <w:rPr>
-          <w:rStyle w:val="HTMLCode"/>
-        </w:rPr>
-        <w:t>HttpServletResponse</w:t>
-      </w:r>
-      <w:proofErr w:type="spellEnd"/>
-      <w:r>
-        <w:rPr>
-          <w:rStyle w:val="HTMLCode"/>
-        </w:rPr>
-        <w:t xml:space="preserve"> response,</w:t>
-      </w:r>
-    </w:p>
-    <w:p>
-      <w:pPr>
-        <w:pStyle w:val="HTMLPreformatted"/>
-        <w:rPr>
-          <w:rStyle w:val="HTMLCode"/>
-        </w:rPr>
-      </w:pPr>
-      <w:r>
-        <w:rPr>
-          <w:rStyle w:val="HTMLCode"/>
-        </w:rPr>
-        <w:t xml:space="preserve">            </w:t>
-      </w:r>
-      <w:proofErr w:type="spellStart"/>
-      <w:r>
-        <w:rPr>
-          <w:rStyle w:val="HTMLCode"/>
-        </w:rPr>
-        <w:t>FilterChain</w:t>
-      </w:r>
-      <w:proofErr w:type="spellEnd"/>
-      <w:r>
-        <w:rPr>
-          <w:rStyle w:val="HTMLCode"/>
-        </w:rPr>
-        <w:t xml:space="preserve"> </w:t>
-      </w:r>
-      <w:proofErr w:type="spellStart"/>
-      <w:r>
-        <w:rPr>
-          <w:rStyle w:val="HTMLCode"/>
-        </w:rPr>
-        <w:t>filterChain</w:t>
-      </w:r>
-      <w:proofErr w:type="spellEnd"/>
-      <w:r>
-        <w:rPr>
-          <w:rStyle w:val="HTMLCode"/>
-        </w:rPr>
-        <w:t>)</w:t>
-      </w:r>
-    </w:p>
-    <w:p>
-      <w:pPr>
-        <w:pStyle w:val="HTMLPreformatted"/>
-        <w:rPr>
-          <w:rStyle w:val="HTMLCode"/>
-        </w:rPr>
-      </w:pPr>
-      <w:r>
-        <w:rPr>
-          <w:rStyle w:val="HTMLCode"/>
-        </w:rPr>
-        <w:t xml:space="preserve">            throws </w:t>
-      </w:r>
-      <w:proofErr w:type="spellStart"/>
-      <w:r>
-        <w:rPr>
-          <w:rStyle w:val="HTMLCode"/>
-        </w:rPr>
-        <w:t>ServletException</w:t>
-      </w:r>
-      <w:proofErr w:type="spellEnd"/>
-      <w:r>
-        <w:rPr>
-          <w:rStyle w:val="HTMLCode"/>
-        </w:rPr>
-        <w:t xml:space="preserve">, </w:t>
-      </w:r>
-      <w:proofErr w:type="spellStart"/>
-      <w:r>
-        <w:rPr>
-          <w:rStyle w:val="HTMLCode"/>
-        </w:rPr>
-        <w:t>IOException</w:t>
-      </w:r>
-      <w:proofErr w:type="spellEnd"/>
-      <w:r>
-        <w:rPr>
-          <w:rStyle w:val="HTMLCode"/>
-        </w:rPr>
-        <w:t xml:space="preserve"> {</w:t>
-      </w:r>
-    </w:p>
-    <w:p>
-      <w:pPr>
-        <w:pStyle w:val="HTMLPreformatted"/>
-        <w:rPr>
-          <w:rStyle w:val="HTMLCode"/>
-        </w:rPr>
-      </w:pPr>
-    </w:p>
-    <w:p>
-      <w:pPr>
-        <w:pStyle w:val="HTMLPreformatted"/>
-        <w:rPr>
-          <w:rStyle w:val="HTMLCode"/>
-        </w:rPr>
-      </w:pPr>
-      <w:r>
-        <w:rPr>
-          <w:rStyle w:val="HTMLCode"/>
-        </w:rPr>
-        <w:lastRenderedPageBreak/>
+        <w:t xml:space="preserve">        Long </w:t>
+      </w:r>
+      <w:proofErr w:type="spellStart"/>
+      <w:r>
+        <w:rPr>
+          <w:rStyle w:val="HTMLCode"/>
+        </w:rPr>
+        <w:t>userId</w:t>
+      </w:r>
+      <w:proofErr w:type="spellEnd"/>
+      <w:r>
+        <w:rPr>
+          <w:rStyle w:val="HTMLCode"/>
+        </w:rPr>
+        <w:t>,</w:t>
+      </w:r>
+    </w:p>
+    <w:p>
+      <w:pPr>
+        <w:pStyle w:val="HTMLPreformatted"/>
+        <w:rPr>
+          <w:rStyle w:val="HTMLCode"/>
+        </w:rPr>
+      </w:pPr>
+      <w:r>
+        <w:rPr>
+          <w:rStyle w:val="HTMLCode"/>
+        </w:rPr>
         <w:t xml:space="preserve">        String </w:t>
       </w:r>
       <w:proofErr w:type="spellStart"/>
@@ -7676,1282 +7230,78 @@
         <w:rPr>
           <w:rStyle w:val="HTMLCode"/>
         </w:rPr>
-        <w:t>authHeader</w:t>
-      </w:r>
-      <w:proofErr w:type="spellEnd"/>
-      <w:r>
-        <w:rPr>
-          <w:rStyle w:val="HTMLCode"/>
-        </w:rPr>
-        <w:t xml:space="preserve"> =</w:t>
-      </w:r>
-    </w:p>
-    <w:p>
-      <w:pPr>
-        <w:pStyle w:val="HTMLPreformatted"/>
-        <w:rPr>
-          <w:rStyle w:val="HTMLCode"/>
-        </w:rPr>
-      </w:pPr>
-      <w:r>
-        <w:rPr>
-          <w:rStyle w:val="HTMLCode"/>
-        </w:rPr>
-        <w:t xml:space="preserve">                </w:t>
-      </w:r>
-      <w:proofErr w:type="spellStart"/>
-      <w:proofErr w:type="gramStart"/>
-      <w:r>
-        <w:rPr>
-          <w:rStyle w:val="HTMLCode"/>
-        </w:rPr>
-        <w:t>request.getHeader</w:t>
-      </w:r>
-      <w:proofErr w:type="spellEnd"/>
-      <w:proofErr w:type="gramEnd"/>
-      <w:r>
-        <w:rPr>
-          <w:rStyle w:val="HTMLCode"/>
-        </w:rPr>
-        <w:t>("Authorization");</w:t>
-      </w:r>
-    </w:p>
-    <w:p>
-      <w:pPr>
-        <w:pStyle w:val="HTMLPreformatted"/>
-        <w:rPr>
-          <w:rStyle w:val="HTMLCode"/>
-        </w:rPr>
-      </w:pPr>
-    </w:p>
-    <w:p>
-      <w:pPr>
-        <w:pStyle w:val="HTMLPreformatted"/>
-        <w:rPr>
-          <w:rStyle w:val="HTMLCode"/>
-        </w:rPr>
-      </w:pPr>
-      <w:r>
-        <w:rPr>
-          <w:rStyle w:val="HTMLCode"/>
-        </w:rPr>
-        <w:t xml:space="preserve">        if (</w:t>
-      </w:r>
-      <w:proofErr w:type="spellStart"/>
-      <w:proofErr w:type="gramStart"/>
-      <w:r>
-        <w:rPr>
-          <w:rStyle w:val="HTMLCode"/>
-        </w:rPr>
-        <w:t>authHeader</w:t>
-      </w:r>
-      <w:proofErr w:type="spellEnd"/>
-      <w:r>
-        <w:rPr>
-          <w:rStyle w:val="HTMLCode"/>
-        </w:rPr>
-        <w:t xml:space="preserve"> !</w:t>
-      </w:r>
-      <w:proofErr w:type="gramEnd"/>
-      <w:r>
-        <w:rPr>
-          <w:rStyle w:val="HTMLCode"/>
-        </w:rPr>
-        <w:t>= null &amp;&amp;</w:t>
-      </w:r>
-    </w:p>
-    <w:p>
-      <w:pPr>
-        <w:pStyle w:val="HTMLPreformatted"/>
-        <w:rPr>
-          <w:rStyle w:val="HTMLCode"/>
-        </w:rPr>
-      </w:pPr>
-      <w:r>
-        <w:rPr>
-          <w:rStyle w:val="HTMLCode"/>
-        </w:rPr>
-        <w:t xml:space="preserve">                </w:t>
-      </w:r>
-      <w:proofErr w:type="spellStart"/>
-      <w:r>
-        <w:rPr>
-          <w:rStyle w:val="HTMLCode"/>
-        </w:rPr>
-        <w:t>authHeader.startsWith</w:t>
-      </w:r>
-      <w:proofErr w:type="spellEnd"/>
-      <w:r>
-        <w:rPr>
-          <w:rStyle w:val="HTMLCode"/>
-        </w:rPr>
-        <w:t>("Bearer ")) {</w:t>
-      </w:r>
-    </w:p>
-    <w:p>
-      <w:pPr>
-        <w:pStyle w:val="HTMLPreformatted"/>
-        <w:rPr>
-          <w:rStyle w:val="HTMLCode"/>
-        </w:rPr>
-      </w:pPr>
-    </w:p>
-    <w:p>
-      <w:pPr>
-        <w:pStyle w:val="HTMLPreformatted"/>
-        <w:rPr>
-          <w:rStyle w:val="HTMLCode"/>
-        </w:rPr>
-      </w:pPr>
-      <w:r>
-        <w:rPr>
-          <w:rStyle w:val="HTMLCode"/>
-        </w:rPr>
-        <w:t xml:space="preserve">            String </w:t>
-      </w:r>
-      <w:proofErr w:type="spellStart"/>
-      <w:r>
-        <w:rPr>
-          <w:rStyle w:val="HTMLCode"/>
-        </w:rPr>
-        <w:t>idToken</w:t>
-      </w:r>
-      <w:proofErr w:type="spellEnd"/>
-      <w:r>
-        <w:rPr>
-          <w:rStyle w:val="HTMLCode"/>
-        </w:rPr>
-        <w:t xml:space="preserve"> = </w:t>
-      </w:r>
-      <w:proofErr w:type="spellStart"/>
-      <w:r>
-        <w:rPr>
-          <w:rStyle w:val="HTMLCode"/>
-        </w:rPr>
-        <w:t>authHeader.substring</w:t>
-      </w:r>
-      <w:proofErr w:type="spellEnd"/>
-      <w:r>
-        <w:rPr>
-          <w:rStyle w:val="HTMLCode"/>
-        </w:rPr>
-        <w:t>(7);</w:t>
-      </w:r>
-    </w:p>
-    <w:p>
-      <w:pPr>
-        <w:pStyle w:val="HTMLPreformatted"/>
-        <w:rPr>
-          <w:rStyle w:val="HTMLCode"/>
-        </w:rPr>
-      </w:pPr>
-    </w:p>
-    <w:p>
-      <w:pPr>
-        <w:pStyle w:val="HTMLPreformatted"/>
-        <w:rPr>
-          <w:rStyle w:val="HTMLCode"/>
-        </w:rPr>
-      </w:pPr>
-      <w:r>
-        <w:rPr>
-          <w:rStyle w:val="HTMLCode"/>
-        </w:rPr>
-        <w:t xml:space="preserve">            try {</w:t>
-      </w:r>
-    </w:p>
-    <w:p>
-      <w:pPr>
-        <w:pStyle w:val="HTMLPreformatted"/>
-        <w:rPr>
-          <w:rStyle w:val="HTMLCode"/>
-        </w:rPr>
-      </w:pPr>
-    </w:p>
-    <w:p>
-      <w:pPr>
-        <w:pStyle w:val="HTMLPreformatted"/>
-        <w:rPr>
-          <w:rStyle w:val="HTMLCode"/>
-        </w:rPr>
-      </w:pPr>
-      <w:r>
-        <w:rPr>
-          <w:rStyle w:val="HTMLCode"/>
-        </w:rPr>
-        <w:t xml:space="preserve">                </w:t>
-      </w:r>
-      <w:proofErr w:type="spellStart"/>
-      <w:r>
-        <w:rPr>
-          <w:rStyle w:val="HTMLCode"/>
-        </w:rPr>
-        <w:t>FirebaseToken</w:t>
-      </w:r>
-      <w:proofErr w:type="spellEnd"/>
-      <w:r>
-        <w:rPr>
-          <w:rStyle w:val="HTMLCode"/>
-        </w:rPr>
-        <w:t xml:space="preserve"> </w:t>
-      </w:r>
-      <w:proofErr w:type="spellStart"/>
-      <w:r>
-        <w:rPr>
-          <w:rStyle w:val="HTMLCode"/>
-        </w:rPr>
-        <w:t>firebaseToken</w:t>
-      </w:r>
-      <w:proofErr w:type="spellEnd"/>
-      <w:r>
-        <w:rPr>
-          <w:rStyle w:val="HTMLCode"/>
-        </w:rPr>
-        <w:t xml:space="preserve"> =</w:t>
-      </w:r>
-    </w:p>
-    <w:p>
-      <w:pPr>
-        <w:pStyle w:val="HTMLPreformatted"/>
-        <w:rPr>
-          <w:rStyle w:val="HTMLCode"/>
-        </w:rPr>
-      </w:pPr>
-      <w:r>
-        <w:rPr>
-          <w:rStyle w:val="HTMLCode"/>
-        </w:rPr>
-        <w:t xml:space="preserve">                        </w:t>
-      </w:r>
-      <w:proofErr w:type="spellStart"/>
-      <w:r>
-        <w:rPr>
-          <w:rStyle w:val="HTMLCode"/>
-        </w:rPr>
-        <w:t>FirebaseAuth.getInstance</w:t>
-      </w:r>
-      <w:proofErr w:type="spellEnd"/>
-      <w:r>
-        <w:rPr>
-          <w:rStyle w:val="HTMLCode"/>
-        </w:rPr>
-        <w:t>()</w:t>
-      </w:r>
-    </w:p>
-    <w:p>
-      <w:pPr>
-        <w:pStyle w:val="HTMLPreformatted"/>
-        <w:rPr>
-          <w:rStyle w:val="HTMLCode"/>
-        </w:rPr>
-      </w:pPr>
-      <w:r>
-        <w:rPr>
-          <w:rStyle w:val="HTMLCode"/>
-        </w:rPr>
-        <w:t xml:space="preserve">                                </w:t>
-      </w:r>
-      <w:proofErr w:type="gramStart"/>
-      <w:r>
-        <w:rPr>
-          <w:rStyle w:val="HTMLCode"/>
-        </w:rPr>
-        <w:t>.</w:t>
-      </w:r>
-      <w:proofErr w:type="spellStart"/>
-      <w:r>
-        <w:rPr>
-          <w:rStyle w:val="HTMLCode"/>
-        </w:rPr>
-        <w:t>verifyIdToken</w:t>
-      </w:r>
-      <w:proofErr w:type="spellEnd"/>
-      <w:proofErr w:type="gramEnd"/>
-      <w:r>
-        <w:rPr>
-          <w:rStyle w:val="HTMLCode"/>
-        </w:rPr>
-        <w:t>(</w:t>
-      </w:r>
-      <w:proofErr w:type="spellStart"/>
-      <w:r>
-        <w:rPr>
-          <w:rStyle w:val="HTMLCode"/>
-        </w:rPr>
-        <w:t>idToken</w:t>
-      </w:r>
-      <w:proofErr w:type="spellEnd"/>
-      <w:r>
-        <w:rPr>
-          <w:rStyle w:val="HTMLCode"/>
-        </w:rPr>
-        <w:t>);</w:t>
-      </w:r>
-    </w:p>
-    <w:p>
-      <w:pPr>
-        <w:pStyle w:val="HTMLPreformatted"/>
-        <w:rPr>
-          <w:rStyle w:val="HTMLCode"/>
-        </w:rPr>
-      </w:pPr>
-    </w:p>
-    <w:p>
-      <w:pPr>
-        <w:pStyle w:val="HTMLPreformatted"/>
-        <w:rPr>
-          <w:rStyle w:val="HTMLCode"/>
-        </w:rPr>
-      </w:pPr>
-      <w:r>
-        <w:rPr>
-          <w:rStyle w:val="HTMLCode"/>
-        </w:rPr>
-        <w:t xml:space="preserve">                String </w:t>
-      </w:r>
-      <w:proofErr w:type="spellStart"/>
-      <w:r>
-        <w:rPr>
-          <w:rStyle w:val="HTMLCode"/>
-        </w:rPr>
-        <w:t>uid</w:t>
-      </w:r>
-      <w:proofErr w:type="spellEnd"/>
-      <w:r>
-        <w:rPr>
-          <w:rStyle w:val="HTMLCode"/>
-        </w:rPr>
-        <w:t xml:space="preserve"> = </w:t>
-      </w:r>
-      <w:proofErr w:type="spellStart"/>
-      <w:r>
-        <w:rPr>
-          <w:rStyle w:val="HTMLCode"/>
-        </w:rPr>
-        <w:t>firebaseToken.getUid</w:t>
-      </w:r>
-      <w:proofErr w:type="spellEnd"/>
-      <w:r>
-        <w:rPr>
-          <w:rStyle w:val="HTMLCode"/>
-        </w:rPr>
-        <w:t>();</w:t>
-      </w:r>
-    </w:p>
-    <w:p>
-      <w:pPr>
-        <w:pStyle w:val="HTMLPreformatted"/>
-        <w:rPr>
-          <w:rStyle w:val="HTMLCode"/>
-        </w:rPr>
-      </w:pPr>
-    </w:p>
-    <w:p>
-      <w:pPr>
-        <w:pStyle w:val="HTMLPreformatted"/>
-        <w:rPr>
-          <w:rStyle w:val="HTMLCode"/>
-        </w:rPr>
-      </w:pPr>
-      <w:r>
-        <w:rPr>
-          <w:rStyle w:val="HTMLCode"/>
-        </w:rPr>
-        <w:t xml:space="preserve">                User </w:t>
-      </w:r>
-      <w:proofErr w:type="spellStart"/>
-      <w:r>
-        <w:rPr>
-          <w:rStyle w:val="HTMLCode"/>
-        </w:rPr>
-        <w:t>user</w:t>
-      </w:r>
-      <w:proofErr w:type="spellEnd"/>
-      <w:r>
-        <w:rPr>
-          <w:rStyle w:val="HTMLCode"/>
-        </w:rPr>
-        <w:t xml:space="preserve"> = </w:t>
-      </w:r>
-      <w:proofErr w:type="spellStart"/>
-      <w:r>
-        <w:rPr>
-          <w:rStyle w:val="HTMLCode"/>
-        </w:rPr>
-        <w:t>userRepository</w:t>
-      </w:r>
-      <w:proofErr w:type="spellEnd"/>
-    </w:p>
-    <w:p>
-      <w:pPr>
-        <w:pStyle w:val="HTMLPreformatted"/>
-        <w:rPr>
-          <w:rStyle w:val="HTMLCode"/>
-        </w:rPr>
-      </w:pPr>
-      <w:r>
-        <w:rPr>
-          <w:rStyle w:val="HTMLCode"/>
-        </w:rPr>
-        <w:t xml:space="preserve">                        </w:t>
-      </w:r>
-      <w:proofErr w:type="gramStart"/>
-      <w:r>
-        <w:rPr>
-          <w:rStyle w:val="HTMLCode"/>
-        </w:rPr>
-        <w:t>.</w:t>
-      </w:r>
-      <w:proofErr w:type="spellStart"/>
-      <w:r>
-        <w:rPr>
-          <w:rStyle w:val="HTMLCode"/>
-        </w:rPr>
-        <w:t>findByFirebaseUid</w:t>
-      </w:r>
-      <w:proofErr w:type="spellEnd"/>
-      <w:proofErr w:type="gramEnd"/>
-      <w:r>
-        <w:rPr>
-          <w:rStyle w:val="HTMLCode"/>
-        </w:rPr>
-        <w:t>(</w:t>
-      </w:r>
-      <w:proofErr w:type="spellStart"/>
-      <w:r>
-        <w:rPr>
-          <w:rStyle w:val="HTMLCode"/>
-        </w:rPr>
-        <w:t>uid</w:t>
-      </w:r>
-      <w:proofErr w:type="spellEnd"/>
-      <w:r>
-        <w:rPr>
-          <w:rStyle w:val="HTMLCode"/>
-        </w:rPr>
-        <w:t>)</w:t>
-      </w:r>
-    </w:p>
-    <w:p>
-      <w:pPr>
-        <w:pStyle w:val="HTMLPreformatted"/>
-        <w:rPr>
-          <w:rStyle w:val="HTMLCode"/>
-        </w:rPr>
-      </w:pPr>
-      <w:r>
-        <w:rPr>
-          <w:rStyle w:val="HTMLCode"/>
-        </w:rPr>
-        <w:t xml:space="preserve">                        </w:t>
-      </w:r>
-      <w:proofErr w:type="gramStart"/>
-      <w:r>
-        <w:rPr>
-          <w:rStyle w:val="HTMLCode"/>
-        </w:rPr>
-        <w:t>.</w:t>
-      </w:r>
-      <w:proofErr w:type="spellStart"/>
-      <w:r>
-        <w:rPr>
-          <w:rStyle w:val="HTMLCode"/>
-        </w:rPr>
-        <w:t>orElseThrow</w:t>
-      </w:r>
-      <w:proofErr w:type="spellEnd"/>
-      <w:proofErr w:type="gramEnd"/>
-      <w:r>
-        <w:rPr>
-          <w:rStyle w:val="HTMLCode"/>
-        </w:rPr>
-        <w:t>(() -&gt;</w:t>
-      </w:r>
-    </w:p>
-    <w:p>
-      <w:pPr>
-        <w:pStyle w:val="HTMLPreformatted"/>
-        <w:rPr>
-          <w:rStyle w:val="HTMLCode"/>
-        </w:rPr>
-      </w:pPr>
-      <w:r>
-        <w:rPr>
-          <w:rStyle w:val="HTMLCode"/>
-        </w:rPr>
-        <w:t xml:space="preserve">                                new </w:t>
-      </w:r>
-      <w:proofErr w:type="spellStart"/>
-      <w:proofErr w:type="gramStart"/>
-      <w:r>
-        <w:rPr>
-          <w:rStyle w:val="HTMLCode"/>
-        </w:rPr>
-        <w:t>UsernameNotFoundException</w:t>
-      </w:r>
-      <w:proofErr w:type="spellEnd"/>
-      <w:r>
-        <w:rPr>
-          <w:rStyle w:val="HTMLCode"/>
-        </w:rPr>
-        <w:t>(</w:t>
-      </w:r>
-      <w:proofErr w:type="gramEnd"/>
-    </w:p>
-    <w:p>
-      <w:pPr>
-        <w:pStyle w:val="HTMLPreformatted"/>
-        <w:rPr>
-          <w:rStyle w:val="HTMLCode"/>
-        </w:rPr>
-      </w:pPr>
-      <w:r>
-        <w:rPr>
-          <w:rStyle w:val="HTMLCode"/>
-        </w:rPr>
-        <w:t xml:space="preserve">                                        "User not registered"));</w:t>
-      </w:r>
-    </w:p>
-    <w:p>
-      <w:pPr>
-        <w:pStyle w:val="HTMLPreformatted"/>
-        <w:rPr>
-          <w:rStyle w:val="HTMLCode"/>
-        </w:rPr>
-      </w:pPr>
-    </w:p>
-    <w:p>
-      <w:pPr>
-        <w:pStyle w:val="HTMLPreformatted"/>
-        <w:rPr>
-          <w:rStyle w:val="HTMLCode"/>
-        </w:rPr>
-      </w:pPr>
-      <w:r>
-        <w:rPr>
-          <w:rStyle w:val="HTMLCode"/>
-        </w:rPr>
-        <w:t xml:space="preserve">                </w:t>
-      </w:r>
-      <w:proofErr w:type="spellStart"/>
-      <w:r>
-        <w:rPr>
-          <w:rStyle w:val="HTMLCode"/>
-        </w:rPr>
-        <w:t>AppUserPrincipal</w:t>
-      </w:r>
-      <w:proofErr w:type="spellEnd"/>
-      <w:r>
-        <w:rPr>
-          <w:rStyle w:val="HTMLCode"/>
-        </w:rPr>
-        <w:t xml:space="preserve"> principal =</w:t>
-      </w:r>
-    </w:p>
-    <w:p>
-      <w:pPr>
-        <w:pStyle w:val="HTMLPreformatted"/>
-        <w:rPr>
-          <w:rStyle w:val="HTMLCode"/>
-        </w:rPr>
-      </w:pPr>
-      <w:r>
-        <w:rPr>
-          <w:rStyle w:val="HTMLCode"/>
-        </w:rPr>
-        <w:t xml:space="preserve">                        new </w:t>
-      </w:r>
-      <w:proofErr w:type="spellStart"/>
-      <w:proofErr w:type="gramStart"/>
-      <w:r>
-        <w:rPr>
-          <w:rStyle w:val="HTMLCode"/>
-        </w:rPr>
-        <w:t>AppUserPrincipal</w:t>
-      </w:r>
-      <w:proofErr w:type="spellEnd"/>
-      <w:r>
-        <w:rPr>
-          <w:rStyle w:val="HTMLCode"/>
-        </w:rPr>
-        <w:t>(</w:t>
-      </w:r>
-      <w:proofErr w:type="gramEnd"/>
-    </w:p>
-    <w:p>
-      <w:pPr>
-        <w:pStyle w:val="HTMLPreformatted"/>
-        <w:rPr>
-          <w:rStyle w:val="HTMLCode"/>
-        </w:rPr>
-      </w:pPr>
-      <w:r>
-        <w:rPr>
-          <w:rStyle w:val="HTMLCode"/>
-        </w:rPr>
-        <w:t xml:space="preserve">                                </w:t>
-      </w:r>
-      <w:proofErr w:type="spellStart"/>
-      <w:proofErr w:type="gramStart"/>
-      <w:r>
-        <w:rPr>
-          <w:rStyle w:val="HTMLCode"/>
-        </w:rPr>
-        <w:t>user.getId</w:t>
-      </w:r>
-      <w:proofErr w:type="spellEnd"/>
-      <w:proofErr w:type="gramEnd"/>
-      <w:r>
-        <w:rPr>
-          <w:rStyle w:val="HTMLCode"/>
-        </w:rPr>
-        <w:t>(),</w:t>
-      </w:r>
-    </w:p>
-    <w:p>
-      <w:pPr>
-        <w:pStyle w:val="HTMLPreformatted"/>
-        <w:rPr>
-          <w:rStyle w:val="HTMLCode"/>
-        </w:rPr>
-      </w:pPr>
-      <w:r>
-        <w:rPr>
-          <w:rStyle w:val="HTMLCode"/>
-        </w:rPr>
-        <w:t xml:space="preserve">                                </w:t>
-      </w:r>
-      <w:proofErr w:type="spellStart"/>
-      <w:proofErr w:type="gramStart"/>
-      <w:r>
-        <w:rPr>
-          <w:rStyle w:val="HTMLCode"/>
-        </w:rPr>
-        <w:t>user.getFirebaseUid</w:t>
-      </w:r>
-      <w:proofErr w:type="spellEnd"/>
-      <w:proofErr w:type="gramEnd"/>
-      <w:r>
-        <w:rPr>
-          <w:rStyle w:val="HTMLCode"/>
-        </w:rPr>
-        <w:t>(),</w:t>
-      </w:r>
-    </w:p>
-    <w:p>
-      <w:pPr>
-        <w:pStyle w:val="HTMLPreformatted"/>
-        <w:rPr>
-          <w:rStyle w:val="HTMLCode"/>
-        </w:rPr>
-      </w:pPr>
-      <w:r>
-        <w:rPr>
-          <w:rStyle w:val="HTMLCode"/>
-        </w:rPr>
-        <w:t xml:space="preserve">                                </w:t>
-      </w:r>
-      <w:proofErr w:type="spellStart"/>
-      <w:proofErr w:type="gramStart"/>
-      <w:r>
-        <w:rPr>
-          <w:rStyle w:val="HTMLCode"/>
-        </w:rPr>
-        <w:t>user.getPhoneNumber</w:t>
-      </w:r>
-      <w:proofErr w:type="spellEnd"/>
-      <w:proofErr w:type="gramEnd"/>
-      <w:r>
-        <w:rPr>
-          <w:rStyle w:val="HTMLCode"/>
-        </w:rPr>
-        <w:t>(),</w:t>
-      </w:r>
-    </w:p>
-    <w:p>
-      <w:pPr>
-        <w:pStyle w:val="HTMLPreformatted"/>
-        <w:rPr>
-          <w:rStyle w:val="HTMLCode"/>
-        </w:rPr>
-      </w:pPr>
-      <w:r>
-        <w:rPr>
-          <w:rStyle w:val="HTMLCode"/>
-        </w:rPr>
-        <w:t xml:space="preserve">                                </w:t>
-      </w:r>
-      <w:proofErr w:type="spellStart"/>
-      <w:proofErr w:type="gramStart"/>
-      <w:r>
-        <w:rPr>
-          <w:rStyle w:val="HTMLCode"/>
-        </w:rPr>
-        <w:t>user.getRole</w:t>
-      </w:r>
-      <w:proofErr w:type="spellEnd"/>
-      <w:proofErr w:type="gramEnd"/>
-      <w:r>
-        <w:rPr>
-          <w:rStyle w:val="HTMLCode"/>
-        </w:rPr>
-        <w:t>()</w:t>
-      </w:r>
-    </w:p>
-    <w:p>
-      <w:pPr>
-        <w:pStyle w:val="HTMLPreformatted"/>
-        <w:rPr>
-          <w:rStyle w:val="HTMLCode"/>
-        </w:rPr>
-      </w:pPr>
-      <w:r>
-        <w:rPr>
-          <w:rStyle w:val="HTMLCode"/>
-        </w:rPr>
-        <w:t xml:space="preserve">                        );</w:t>
-      </w:r>
-    </w:p>
-    <w:p>
-      <w:pPr>
-        <w:pStyle w:val="HTMLPreformatted"/>
-        <w:rPr>
-          <w:rStyle w:val="HTMLCode"/>
-        </w:rPr>
-      </w:pPr>
-    </w:p>
-    <w:p>
-      <w:pPr>
-        <w:pStyle w:val="HTMLPreformatted"/>
-        <w:rPr>
-          <w:rStyle w:val="HTMLCode"/>
-        </w:rPr>
-      </w:pPr>
-      <w:r>
-        <w:rPr>
-          <w:rStyle w:val="HTMLCode"/>
-        </w:rPr>
-        <w:t xml:space="preserve">                List&lt;</w:t>
-      </w:r>
-      <w:proofErr w:type="spellStart"/>
-      <w:r>
-        <w:rPr>
-          <w:rStyle w:val="HTMLCode"/>
-        </w:rPr>
-        <w:t>GrantedAuthority</w:t>
-      </w:r>
-      <w:proofErr w:type="spellEnd"/>
-      <w:r>
-        <w:rPr>
-          <w:rStyle w:val="HTMLCode"/>
-        </w:rPr>
-        <w:t>&gt; authorities =</w:t>
-      </w:r>
-    </w:p>
-    <w:p>
-      <w:pPr>
-        <w:pStyle w:val="HTMLPreformatted"/>
-        <w:rPr>
-          <w:rStyle w:val="HTMLCode"/>
-        </w:rPr>
-      </w:pPr>
-      <w:r>
-        <w:rPr>
-          <w:rStyle w:val="HTMLCode"/>
-        </w:rPr>
-        <w:t xml:space="preserve">                        </w:t>
-      </w:r>
-      <w:proofErr w:type="spellStart"/>
-      <w:r>
-        <w:rPr>
-          <w:rStyle w:val="HTMLCode"/>
-        </w:rPr>
-        <w:t>List.of</w:t>
-      </w:r>
-      <w:proofErr w:type="spellEnd"/>
-      <w:r>
-        <w:rPr>
-          <w:rStyle w:val="HTMLCode"/>
-        </w:rPr>
-        <w:t>(</w:t>
-      </w:r>
-    </w:p>
-    <w:p>
-      <w:pPr>
-        <w:pStyle w:val="HTMLPreformatted"/>
-        <w:rPr>
-          <w:rStyle w:val="HTMLCode"/>
-        </w:rPr>
-      </w:pPr>
-      <w:r>
-        <w:rPr>
-          <w:rStyle w:val="HTMLCode"/>
-        </w:rPr>
-        <w:t xml:space="preserve">                                new </w:t>
-      </w:r>
-      <w:proofErr w:type="spellStart"/>
-      <w:proofErr w:type="gramStart"/>
-      <w:r>
-        <w:rPr>
-          <w:rStyle w:val="HTMLCode"/>
-        </w:rPr>
-        <w:t>SimpleGrantedAuthority</w:t>
-      </w:r>
-      <w:proofErr w:type="spellEnd"/>
-      <w:r>
-        <w:rPr>
-          <w:rStyle w:val="HTMLCode"/>
-        </w:rPr>
-        <w:t>(</w:t>
-      </w:r>
-      <w:proofErr w:type="gramEnd"/>
-    </w:p>
-    <w:p>
-      <w:pPr>
-        <w:pStyle w:val="HTMLPreformatted"/>
-        <w:rPr>
-          <w:rStyle w:val="HTMLCode"/>
-        </w:rPr>
-      </w:pPr>
-      <w:r>
-        <w:rPr>
-          <w:rStyle w:val="HTMLCode"/>
-        </w:rPr>
-        <w:t xml:space="preserve">                                        "ROLE_" + </w:t>
-      </w:r>
-      <w:proofErr w:type="spellStart"/>
-      <w:proofErr w:type="gramStart"/>
-      <w:r>
-        <w:rPr>
-          <w:rStyle w:val="HTMLCode"/>
-        </w:rPr>
-        <w:t>user.getRole</w:t>
-      </w:r>
-      <w:proofErr w:type="spellEnd"/>
-      <w:proofErr w:type="gramEnd"/>
-      <w:r>
-        <w:rPr>
-          <w:rStyle w:val="HTMLCode"/>
-        </w:rPr>
-        <w:t>().name()</w:t>
-      </w:r>
-    </w:p>
-    <w:p>
-      <w:pPr>
-        <w:pStyle w:val="HTMLPreformatted"/>
-        <w:rPr>
-          <w:rStyle w:val="HTMLCode"/>
-        </w:rPr>
-      </w:pPr>
-      <w:r>
-        <w:rPr>
-          <w:rStyle w:val="HTMLCode"/>
-        </w:rPr>
-        <w:t xml:space="preserve">                                )</w:t>
-      </w:r>
-    </w:p>
-    <w:p>
-      <w:pPr>
-        <w:pStyle w:val="HTMLPreformatted"/>
-        <w:rPr>
-          <w:rStyle w:val="HTMLCode"/>
-        </w:rPr>
-      </w:pPr>
-      <w:r>
-        <w:rPr>
-          <w:rStyle w:val="HTMLCode"/>
-        </w:rPr>
-        <w:t xml:space="preserve">                        );</w:t>
-      </w:r>
-    </w:p>
-    <w:p>
-      <w:pPr>
-        <w:pStyle w:val="HTMLPreformatted"/>
-        <w:rPr>
-          <w:rStyle w:val="HTMLCode"/>
-        </w:rPr>
-      </w:pPr>
-    </w:p>
-    <w:p>
-      <w:pPr>
-        <w:pStyle w:val="HTMLPreformatted"/>
-        <w:rPr>
-          <w:rStyle w:val="HTMLCode"/>
-        </w:rPr>
-      </w:pPr>
-      <w:r>
-        <w:rPr>
-          <w:rStyle w:val="HTMLCode"/>
-        </w:rPr>
-        <w:t xml:space="preserve">                </w:t>
-      </w:r>
-      <w:proofErr w:type="spellStart"/>
-      <w:r>
-        <w:rPr>
-          <w:rStyle w:val="HTMLCode"/>
-        </w:rPr>
-        <w:t>UsernamePasswordAuthenticationToken</w:t>
-      </w:r>
-      <w:proofErr w:type="spellEnd"/>
-      <w:r>
-        <w:rPr>
-          <w:rStyle w:val="HTMLCode"/>
-        </w:rPr>
-        <w:t xml:space="preserve"> auth =</w:t>
-      </w:r>
-    </w:p>
-    <w:p>
-      <w:pPr>
-        <w:pStyle w:val="HTMLPreformatted"/>
-        <w:rPr>
-          <w:rStyle w:val="HTMLCode"/>
-        </w:rPr>
-      </w:pPr>
-      <w:r>
-        <w:rPr>
-          <w:rStyle w:val="HTMLCode"/>
-        </w:rPr>
-        <w:t xml:space="preserve">                        new </w:t>
-      </w:r>
-      <w:proofErr w:type="spellStart"/>
-      <w:proofErr w:type="gramStart"/>
-      <w:r>
-        <w:rPr>
-          <w:rStyle w:val="HTMLCode"/>
-        </w:rPr>
-        <w:t>UsernamePasswordAuthenticationToken</w:t>
-      </w:r>
-      <w:proofErr w:type="spellEnd"/>
-      <w:r>
-        <w:rPr>
-          <w:rStyle w:val="HTMLCode"/>
-        </w:rPr>
-        <w:t>(</w:t>
-      </w:r>
-      <w:proofErr w:type="gramEnd"/>
-    </w:p>
-    <w:p>
-      <w:pPr>
-        <w:pStyle w:val="HTMLPreformatted"/>
-        <w:rPr>
-          <w:rStyle w:val="HTMLCode"/>
-        </w:rPr>
-      </w:pPr>
-      <w:r>
-        <w:rPr>
-          <w:rStyle w:val="HTMLCode"/>
-        </w:rPr>
-        <w:t xml:space="preserve">                                principal,</w:t>
-      </w:r>
-    </w:p>
-    <w:p>
-      <w:pPr>
-        <w:pStyle w:val="HTMLPreformatted"/>
-        <w:rPr>
-          <w:rStyle w:val="HTMLCode"/>
-        </w:rPr>
-      </w:pPr>
-      <w:r>
-        <w:rPr>
-          <w:rStyle w:val="HTMLCode"/>
-        </w:rPr>
-        <w:t xml:space="preserve">                                null,</w:t>
-      </w:r>
-    </w:p>
-    <w:p>
-      <w:pPr>
-        <w:pStyle w:val="HTMLPreformatted"/>
-        <w:rPr>
-          <w:rStyle w:val="HTMLCode"/>
-        </w:rPr>
-      </w:pPr>
-      <w:r>
-        <w:rPr>
-          <w:rStyle w:val="HTMLCode"/>
-        </w:rPr>
-        <w:t xml:space="preserve">                                authorities</w:t>
-      </w:r>
-    </w:p>
-    <w:p>
-      <w:pPr>
-        <w:pStyle w:val="HTMLPreformatted"/>
-        <w:rPr>
-          <w:rStyle w:val="HTMLCode"/>
-        </w:rPr>
-      </w:pPr>
-      <w:r>
-        <w:rPr>
-          <w:rStyle w:val="HTMLCode"/>
-        </w:rPr>
-        <w:t xml:space="preserve">                        );</w:t>
-      </w:r>
-    </w:p>
-    <w:p>
-      <w:pPr>
-        <w:pStyle w:val="HTMLPreformatted"/>
-        <w:rPr>
-          <w:rStyle w:val="HTMLCode"/>
-        </w:rPr>
-      </w:pPr>
-    </w:p>
-    <w:p>
-      <w:pPr>
-        <w:pStyle w:val="HTMLPreformatted"/>
-        <w:rPr>
-          <w:rStyle w:val="HTMLCode"/>
-        </w:rPr>
-      </w:pPr>
-      <w:r>
-        <w:rPr>
-          <w:rStyle w:val="HTMLCode"/>
-        </w:rPr>
-        <w:t xml:space="preserve">                </w:t>
-      </w:r>
-      <w:proofErr w:type="spellStart"/>
-      <w:r>
-        <w:rPr>
-          <w:rStyle w:val="HTMLCode"/>
-        </w:rPr>
-        <w:t>SecurityContextHolder.getContext</w:t>
-      </w:r>
-      <w:proofErr w:type="spellEnd"/>
-      <w:r>
-        <w:rPr>
-          <w:rStyle w:val="HTMLCode"/>
-        </w:rPr>
-        <w:t>()</w:t>
-      </w:r>
-    </w:p>
-    <w:p>
-      <w:pPr>
-        <w:pStyle w:val="HTMLPreformatted"/>
-        <w:rPr>
-          <w:rStyle w:val="HTMLCode"/>
-        </w:rPr>
-      </w:pPr>
-      <w:r>
-        <w:rPr>
-          <w:rStyle w:val="HTMLCode"/>
-        </w:rPr>
-        <w:t xml:space="preserve">                        </w:t>
-      </w:r>
-      <w:proofErr w:type="gramStart"/>
-      <w:r>
-        <w:rPr>
-          <w:rStyle w:val="HTMLCode"/>
-        </w:rPr>
-        <w:t>.</w:t>
-      </w:r>
-      <w:proofErr w:type="spellStart"/>
-      <w:r>
-        <w:rPr>
-          <w:rStyle w:val="HTMLCode"/>
-        </w:rPr>
-        <w:t>setAuthentication</w:t>
-      </w:r>
-      <w:proofErr w:type="spellEnd"/>
-      <w:proofErr w:type="gramEnd"/>
-      <w:r>
-        <w:rPr>
-          <w:rStyle w:val="HTMLCode"/>
-        </w:rPr>
-        <w:t>(auth);</w:t>
-      </w:r>
-    </w:p>
-    <w:p>
-      <w:pPr>
-        <w:pStyle w:val="HTMLPreformatted"/>
-        <w:rPr>
-          <w:rStyle w:val="HTMLCode"/>
-        </w:rPr>
-      </w:pPr>
-    </w:p>
-    <w:p>
-      <w:pPr>
-        <w:pStyle w:val="HTMLPreformatted"/>
-        <w:rPr>
-          <w:rStyle w:val="HTMLCode"/>
-        </w:rPr>
-      </w:pPr>
-      <w:r>
-        <w:rPr>
-          <w:rStyle w:val="HTMLCode"/>
-        </w:rPr>
-        <w:t xml:space="preserve">            } catch (Exception ex) {</w:t>
-      </w:r>
-    </w:p>
-    <w:p>
-      <w:pPr>
-        <w:pStyle w:val="HTMLPreformatted"/>
-        <w:rPr>
-          <w:rStyle w:val="HTMLCode"/>
-        </w:rPr>
-      </w:pPr>
-    </w:p>
-    <w:p>
-      <w:pPr>
-        <w:pStyle w:val="HTMLPreformatted"/>
-        <w:rPr>
-          <w:rStyle w:val="HTMLCode"/>
-        </w:rPr>
-      </w:pPr>
-      <w:r>
-        <w:rPr>
-          <w:rStyle w:val="HTMLCode"/>
-        </w:rPr>
-        <w:t xml:space="preserve">                </w:t>
-      </w:r>
-      <w:proofErr w:type="spellStart"/>
-      <w:proofErr w:type="gramStart"/>
-      <w:r>
-        <w:rPr>
-          <w:rStyle w:val="HTMLCode"/>
-        </w:rPr>
-        <w:t>response.setStatus</w:t>
-      </w:r>
-      <w:proofErr w:type="spellEnd"/>
-      <w:proofErr w:type="gramEnd"/>
-      <w:r>
-        <w:rPr>
-          <w:rStyle w:val="HTMLCode"/>
-        </w:rPr>
-        <w:t>(401);</w:t>
-      </w:r>
-    </w:p>
-    <w:p>
-      <w:pPr>
-        <w:pStyle w:val="HTMLPreformatted"/>
-        <w:rPr>
-          <w:rStyle w:val="HTMLCode"/>
-        </w:rPr>
-      </w:pPr>
-      <w:r>
-        <w:rPr>
-          <w:rStyle w:val="HTMLCode"/>
-        </w:rPr>
-        <w:t xml:space="preserve">                </w:t>
-      </w:r>
-      <w:proofErr w:type="spellStart"/>
-      <w:proofErr w:type="gramStart"/>
-      <w:r>
-        <w:rPr>
-          <w:rStyle w:val="HTMLCode"/>
-        </w:rPr>
-        <w:t>response.getWriter</w:t>
-      </w:r>
-      <w:proofErr w:type="spellEnd"/>
-      <w:proofErr w:type="gramEnd"/>
-      <w:r>
-        <w:rPr>
-          <w:rStyle w:val="HTMLCode"/>
-        </w:rPr>
-        <w:t>().write("Unauthorized");</w:t>
-      </w:r>
-    </w:p>
-    <w:p>
-      <w:pPr>
-        <w:pStyle w:val="HTMLPreformatted"/>
-        <w:rPr>
-          <w:rStyle w:val="HTMLCode"/>
-        </w:rPr>
-      </w:pPr>
-      <w:r>
-        <w:rPr>
-          <w:rStyle w:val="HTMLCode"/>
-        </w:rPr>
-        <w:t xml:space="preserve">                return;</w:t>
-      </w:r>
-    </w:p>
-    <w:p>
-      <w:pPr>
-        <w:pStyle w:val="HTMLPreformatted"/>
-        <w:rPr>
-          <w:rStyle w:val="HTMLCode"/>
-        </w:rPr>
-      </w:pPr>
-      <w:r>
-        <w:rPr>
-          <w:rStyle w:val="HTMLCode"/>
-        </w:rPr>
-        <w:t xml:space="preserve">            }</w:t>
-      </w:r>
-    </w:p>
-    <w:p>
-      <w:pPr>
-        <w:pStyle w:val="HTMLPreformatted"/>
-        <w:rPr>
-          <w:rStyle w:val="HTMLCode"/>
-        </w:rPr>
-      </w:pPr>
-      <w:r>
-        <w:rPr>
-          <w:rStyle w:val="HTMLCode"/>
-        </w:rPr>
-        <w:t xml:space="preserve">        }</w:t>
-      </w:r>
-    </w:p>
-    <w:p>
-      <w:pPr>
-        <w:pStyle w:val="HTMLPreformatted"/>
-        <w:rPr>
-          <w:rStyle w:val="HTMLCode"/>
-        </w:rPr>
-      </w:pPr>
-    </w:p>
-    <w:p>
-      <w:pPr>
-        <w:pStyle w:val="HTMLPreformatted"/>
-        <w:rPr>
-          <w:rStyle w:val="HTMLCode"/>
-        </w:rPr>
-      </w:pPr>
-      <w:r>
-        <w:rPr>
-          <w:rStyle w:val="HTMLCode"/>
-        </w:rPr>
-        <w:t xml:space="preserve">        </w:t>
-      </w:r>
-      <w:proofErr w:type="spellStart"/>
-      <w:r>
-        <w:rPr>
-          <w:rStyle w:val="HTMLCode"/>
-        </w:rPr>
-        <w:t>filterChain.doFilter</w:t>
-      </w:r>
-      <w:proofErr w:type="spellEnd"/>
-      <w:r>
-        <w:rPr>
-          <w:rStyle w:val="HTMLCode"/>
-        </w:rPr>
-        <w:t>(request, response);</w:t>
-      </w:r>
-    </w:p>
-    <w:p>
-      <w:pPr>
-        <w:pStyle w:val="HTMLPreformatted"/>
-        <w:rPr>
-          <w:rStyle w:val="HTMLCode"/>
-        </w:rPr>
-      </w:pPr>
-      <w:r>
-        <w:rPr>
-          <w:rStyle w:val="HTMLCode"/>
-        </w:rPr>
-        <w:t xml:space="preserve">    }</w:t>
-      </w:r>
-    </w:p>
-    <w:p>
-      <w:pPr>
-        <w:pStyle w:val="HTMLPreformatted"/>
-        <w:rPr>
-          <w:rStyle w:val="HTMLCode"/>
-        </w:rPr>
-      </w:pPr>
-      <w:r>
-        <w:rPr>
-          <w:rStyle w:val="HTMLCode"/>
-        </w:rPr>
-        <w:t>}</w:t>
+        <w:t>firebaseUid</w:t>
+      </w:r>
+      <w:proofErr w:type="spellEnd"/>
+      <w:r>
+        <w:rPr>
+          <w:rStyle w:val="HTMLCode"/>
+        </w:rPr>
+        <w:t>,</w:t>
+      </w:r>
+    </w:p>
+    <w:p>
+      <w:pPr>
+        <w:pStyle w:val="HTMLPreformatted"/>
+        <w:rPr>
+          <w:rStyle w:val="HTMLCode"/>
+        </w:rPr>
+      </w:pPr>
+      <w:r>
+        <w:rPr>
+          <w:rStyle w:val="HTMLCode"/>
+        </w:rPr>
+        <w:t xml:space="preserve">        String </w:t>
+      </w:r>
+      <w:proofErr w:type="spellStart"/>
+      <w:r>
+        <w:rPr>
+          <w:rStyle w:val="HTMLCode"/>
+        </w:rPr>
+        <w:t>phoneNumber</w:t>
+      </w:r>
+      <w:proofErr w:type="spellEnd"/>
+      <w:r>
+        <w:rPr>
+          <w:rStyle w:val="HTMLCode"/>
+        </w:rPr>
+        <w:t>,</w:t>
+      </w:r>
+    </w:p>
+    <w:p>
+      <w:pPr>
+        <w:pStyle w:val="HTMLPreformatted"/>
+        <w:rPr>
+          <w:rStyle w:val="HTMLCode"/>
+        </w:rPr>
+      </w:pPr>
+      <w:r>
+        <w:rPr>
+          <w:rStyle w:val="HTMLCode"/>
+        </w:rPr>
+        <w:t xml:space="preserve">        Role </w:t>
+      </w:r>
+      <w:proofErr w:type="spellStart"/>
+      <w:r>
+        <w:rPr>
+          <w:rStyle w:val="HTMLCode"/>
+        </w:rPr>
+        <w:t>role</w:t>
+      </w:r>
+      <w:proofErr w:type="spellEnd"/>
+    </w:p>
+    <w:p>
+      <w:pPr>
+        <w:pStyle w:val="HTMLPreformatted"/>
+        <w:rPr>
+          <w:rStyle w:val="HTMLCode"/>
+        </w:rPr>
+      </w:pPr>
+      <w:r>
+        <w:rPr>
+          <w:rStyle w:val="HTMLCode"/>
+        </w:rPr>
+        <w:t>) {}</w:t>
       </w:r>
     </w:p>
     <w:p>
@@ -8966,173 +7316,575 @@
         <w:pStyle w:val="Heading1"/>
       </w:pPr>
       <w:r>
+        <w:t>4. Enhanced Firebase Filter</w:t>
+      </w:r>
+    </w:p>
+    <w:p>
+      <w:pPr>
+        <w:pStyle w:val="HTMLPreformatted"/>
+        <w:rPr>
+          <w:rStyle w:val="HTMLCode"/>
+        </w:rPr>
+      </w:pPr>
+      <w:r>
+        <w:rPr>
+          <w:rStyle w:val="HTMLCode"/>
+        </w:rPr>
+        <w:t>@Component</w:t>
+      </w:r>
+    </w:p>
+    <w:p>
+      <w:pPr>
+        <w:pStyle w:val="HTMLPreformatted"/>
+        <w:rPr>
+          <w:rStyle w:val="HTMLCode"/>
+        </w:rPr>
+      </w:pPr>
+      <w:r>
+        <w:rPr>
+          <w:rStyle w:val="HTMLCode"/>
+        </w:rPr>
+        <w:t>@</w:t>
+      </w:r>
+      <w:proofErr w:type="spellStart"/>
+      <w:r>
+        <w:rPr>
+          <w:rStyle w:val="HTMLCode"/>
+        </w:rPr>
+        <w:t>RequiredArgsConstructor</w:t>
+      </w:r>
+      <w:proofErr w:type="spellEnd"/>
+    </w:p>
+    <w:p>
+      <w:pPr>
+        <w:pStyle w:val="HTMLPreformatted"/>
+        <w:rPr>
+          <w:rStyle w:val="HTMLCode"/>
+        </w:rPr>
+      </w:pPr>
+      <w:r>
+        <w:rPr>
+          <w:rStyle w:val="HTMLCode"/>
+        </w:rPr>
+        <w:t xml:space="preserve">public class </w:t>
+      </w:r>
+      <w:proofErr w:type="spellStart"/>
+      <w:r>
+        <w:rPr>
+          <w:rStyle w:val="HTMLCode"/>
+        </w:rPr>
+        <w:t>FirebaseAuthenticationFilter</w:t>
+      </w:r>
+      <w:proofErr w:type="spellEnd"/>
+    </w:p>
+    <w:p>
+      <w:pPr>
+        <w:pStyle w:val="HTMLPreformatted"/>
+        <w:rPr>
+          <w:rStyle w:val="HTMLCode"/>
+        </w:rPr>
+      </w:pPr>
+      <w:r>
+        <w:rPr>
+          <w:rStyle w:val="HTMLCode"/>
+        </w:rPr>
+        <w:t xml:space="preserve">        extends </w:t>
+      </w:r>
+      <w:proofErr w:type="spellStart"/>
+      <w:r>
+        <w:rPr>
+          <w:rStyle w:val="HTMLCode"/>
+        </w:rPr>
+        <w:t>OncePerRequestFilter</w:t>
+      </w:r>
+      <w:proofErr w:type="spellEnd"/>
+      <w:r>
+        <w:rPr>
+          <w:rStyle w:val="HTMLCode"/>
+        </w:rPr>
+        <w:t xml:space="preserve"> {</w:t>
+      </w:r>
+    </w:p>
+    <w:p>
+      <w:pPr>
+        <w:pStyle w:val="HTMLPreformatted"/>
+        <w:rPr>
+          <w:rStyle w:val="HTMLCode"/>
+        </w:rPr>
+      </w:pPr>
+    </w:p>
+    <w:p>
+      <w:pPr>
+        <w:pStyle w:val="HTMLPreformatted"/>
+        <w:rPr>
+          <w:rStyle w:val="HTMLCode"/>
+        </w:rPr>
+      </w:pPr>
+      <w:r>
+        <w:rPr>
+          <w:rStyle w:val="HTMLCode"/>
+        </w:rPr>
+        <w:t xml:space="preserve">    private final </w:t>
+      </w:r>
+      <w:proofErr w:type="spellStart"/>
+      <w:r>
+        <w:rPr>
+          <w:rStyle w:val="HTMLCode"/>
+        </w:rPr>
+        <w:t>UserRepository</w:t>
+      </w:r>
+      <w:proofErr w:type="spellEnd"/>
+      <w:r>
+        <w:rPr>
+          <w:rStyle w:val="HTMLCode"/>
+        </w:rPr>
+        <w:t xml:space="preserve"> </w:t>
+      </w:r>
+      <w:proofErr w:type="spellStart"/>
+      <w:r>
+        <w:rPr>
+          <w:rStyle w:val="HTMLCode"/>
+        </w:rPr>
+        <w:t>userRepository</w:t>
+      </w:r>
+      <w:proofErr w:type="spellEnd"/>
+      <w:r>
+        <w:rPr>
+          <w:rStyle w:val="HTMLCode"/>
+        </w:rPr>
+        <w:t>;</w:t>
+      </w:r>
+    </w:p>
+    <w:p>
+      <w:pPr>
+        <w:pStyle w:val="HTMLPreformatted"/>
+        <w:rPr>
+          <w:rStyle w:val="HTMLCode"/>
+        </w:rPr>
+      </w:pPr>
+    </w:p>
+    <w:p>
+      <w:pPr>
+        <w:pStyle w:val="HTMLPreformatted"/>
+        <w:rPr>
+          <w:rStyle w:val="HTMLCode"/>
+        </w:rPr>
+      </w:pPr>
+      <w:r>
+        <w:rPr>
+          <w:rStyle w:val="HTMLCode"/>
+        </w:rPr>
+        <w:t xml:space="preserve">    @Override</w:t>
+      </w:r>
+    </w:p>
+    <w:p>
+      <w:pPr>
+        <w:pStyle w:val="HTMLPreformatted"/>
+        <w:rPr>
+          <w:rStyle w:val="HTMLCode"/>
+        </w:rPr>
+      </w:pPr>
+      <w:r>
+        <w:rPr>
+          <w:rStyle w:val="HTMLCode"/>
+        </w:rPr>
+        <w:t xml:space="preserve">    protected void </w:t>
+      </w:r>
+      <w:proofErr w:type="spellStart"/>
+      <w:proofErr w:type="gramStart"/>
+      <w:r>
+        <w:rPr>
+          <w:rStyle w:val="HTMLCode"/>
+        </w:rPr>
+        <w:t>doFilterInternal</w:t>
+      </w:r>
+      <w:proofErr w:type="spellEnd"/>
+      <w:r>
+        <w:rPr>
+          <w:rStyle w:val="HTMLCode"/>
+        </w:rPr>
+        <w:t>(</w:t>
+      </w:r>
+      <w:proofErr w:type="gramEnd"/>
+    </w:p>
+    <w:p>
+      <w:pPr>
+        <w:pStyle w:val="HTMLPreformatted"/>
+        <w:rPr>
+          <w:rStyle w:val="HTMLCode"/>
+        </w:rPr>
+      </w:pPr>
+      <w:r>
+        <w:rPr>
+          <w:rStyle w:val="HTMLCode"/>
+        </w:rPr>
+        <w:t xml:space="preserve">            </w:t>
+      </w:r>
+      <w:proofErr w:type="spellStart"/>
+      <w:r>
+        <w:rPr>
+          <w:rStyle w:val="HTMLCode"/>
+        </w:rPr>
+        <w:t>HttpServletRequest</w:t>
+      </w:r>
+      <w:proofErr w:type="spellEnd"/>
+      <w:r>
+        <w:rPr>
+          <w:rStyle w:val="HTMLCode"/>
+        </w:rPr>
+        <w:t xml:space="preserve"> request,</w:t>
+      </w:r>
+    </w:p>
+    <w:p>
+      <w:pPr>
+        <w:pStyle w:val="HTMLPreformatted"/>
+        <w:rPr>
+          <w:rStyle w:val="HTMLCode"/>
+        </w:rPr>
+      </w:pPr>
+      <w:r>
+        <w:rPr>
+          <w:rStyle w:val="HTMLCode"/>
+        </w:rPr>
+        <w:t xml:space="preserve">            </w:t>
+      </w:r>
+      <w:proofErr w:type="spellStart"/>
+      <w:r>
+        <w:rPr>
+          <w:rStyle w:val="HTMLCode"/>
+        </w:rPr>
+        <w:t>HttpServletResponse</w:t>
+      </w:r>
+      <w:proofErr w:type="spellEnd"/>
+      <w:r>
+        <w:rPr>
+          <w:rStyle w:val="HTMLCode"/>
+        </w:rPr>
+        <w:t xml:space="preserve"> response,</w:t>
+      </w:r>
+    </w:p>
+    <w:p>
+      <w:pPr>
+        <w:pStyle w:val="HTMLPreformatted"/>
+        <w:rPr>
+          <w:rStyle w:val="HTMLCode"/>
+        </w:rPr>
+      </w:pPr>
+      <w:r>
+        <w:rPr>
+          <w:rStyle w:val="HTMLCode"/>
+        </w:rPr>
+        <w:t xml:space="preserve">            </w:t>
+      </w:r>
+      <w:proofErr w:type="spellStart"/>
+      <w:r>
+        <w:rPr>
+          <w:rStyle w:val="HTMLCode"/>
+        </w:rPr>
+        <w:t>FilterChain</w:t>
+      </w:r>
+      <w:proofErr w:type="spellEnd"/>
+      <w:r>
+        <w:rPr>
+          <w:rStyle w:val="HTMLCode"/>
+        </w:rPr>
+        <w:t xml:space="preserve"> </w:t>
+      </w:r>
+      <w:proofErr w:type="spellStart"/>
+      <w:r>
+        <w:rPr>
+          <w:rStyle w:val="HTMLCode"/>
+        </w:rPr>
+        <w:t>filterChain</w:t>
+      </w:r>
+      <w:proofErr w:type="spellEnd"/>
+      <w:r>
+        <w:rPr>
+          <w:rStyle w:val="HTMLCode"/>
+        </w:rPr>
+        <w:t>)</w:t>
+      </w:r>
+    </w:p>
+    <w:p>
+      <w:pPr>
+        <w:pStyle w:val="HTMLPreformatted"/>
+        <w:rPr>
+          <w:rStyle w:val="HTMLCode"/>
+        </w:rPr>
+      </w:pPr>
+      <w:r>
+        <w:rPr>
+          <w:rStyle w:val="HTMLCode"/>
+        </w:rPr>
+        <w:t xml:space="preserve">            throws </w:t>
+      </w:r>
+      <w:proofErr w:type="spellStart"/>
+      <w:r>
+        <w:rPr>
+          <w:rStyle w:val="HTMLCode"/>
+        </w:rPr>
+        <w:t>ServletException</w:t>
+      </w:r>
+      <w:proofErr w:type="spellEnd"/>
+      <w:r>
+        <w:rPr>
+          <w:rStyle w:val="HTMLCode"/>
+        </w:rPr>
+        <w:t xml:space="preserve">, </w:t>
+      </w:r>
+      <w:proofErr w:type="spellStart"/>
+      <w:r>
+        <w:rPr>
+          <w:rStyle w:val="HTMLCode"/>
+        </w:rPr>
+        <w:t>IOException</w:t>
+      </w:r>
+      <w:proofErr w:type="spellEnd"/>
+      <w:r>
+        <w:rPr>
+          <w:rStyle w:val="HTMLCode"/>
+        </w:rPr>
+        <w:t xml:space="preserve"> {</w:t>
+      </w:r>
+    </w:p>
+    <w:p>
+      <w:pPr>
+        <w:pStyle w:val="HTMLPreformatted"/>
+        <w:rPr>
+          <w:rStyle w:val="HTMLCode"/>
+        </w:rPr>
+      </w:pPr>
+    </w:p>
+    <w:p>
+      <w:pPr>
+        <w:pStyle w:val="HTMLPreformatted"/>
+        <w:rPr>
+          <w:rStyle w:val="HTMLCode"/>
+        </w:rPr>
+      </w:pPr>
+      <w:r>
+        <w:rPr>
+          <w:rStyle w:val="HTMLCode"/>
+        </w:rPr>
         <w:lastRenderedPageBreak/>
-        <w:t>5. Security Configuration</w:t>
-      </w:r>
-    </w:p>
-    <w:p>
-      <w:pPr>
-        <w:pStyle w:val="HTMLPreformatted"/>
-        <w:rPr>
-          <w:rStyle w:val="HTMLCode"/>
-        </w:rPr>
-      </w:pPr>
-      <w:r>
-        <w:rPr>
-          <w:rStyle w:val="HTMLCode"/>
-        </w:rPr>
-        <w:t>@Configuration</w:t>
-      </w:r>
-    </w:p>
-    <w:p>
-      <w:pPr>
-        <w:pStyle w:val="HTMLPreformatted"/>
-        <w:rPr>
-          <w:rStyle w:val="HTMLCode"/>
-        </w:rPr>
-      </w:pPr>
-      <w:r>
-        <w:rPr>
-          <w:rStyle w:val="HTMLCode"/>
-        </w:rPr>
-        <w:t>@</w:t>
-      </w:r>
-      <w:proofErr w:type="spellStart"/>
-      <w:r>
-        <w:rPr>
-          <w:rStyle w:val="HTMLCode"/>
-        </w:rPr>
-        <w:t>EnableWebSecurity</w:t>
-      </w:r>
-      <w:proofErr w:type="spellEnd"/>
-    </w:p>
-    <w:p>
-      <w:pPr>
-        <w:pStyle w:val="HTMLPreformatted"/>
-        <w:rPr>
-          <w:rStyle w:val="HTMLCode"/>
-        </w:rPr>
-      </w:pPr>
-      <w:r>
-        <w:rPr>
-          <w:rStyle w:val="HTMLCode"/>
-        </w:rPr>
-        <w:t>@</w:t>
-      </w:r>
-      <w:proofErr w:type="spellStart"/>
-      <w:r>
-        <w:rPr>
-          <w:rStyle w:val="HTMLCode"/>
-        </w:rPr>
-        <w:t>RequiredArgsConstructor</w:t>
-      </w:r>
-      <w:proofErr w:type="spellEnd"/>
-    </w:p>
-    <w:p>
-      <w:pPr>
-        <w:pStyle w:val="HTMLPreformatted"/>
-        <w:rPr>
-          <w:rStyle w:val="HTMLCode"/>
-        </w:rPr>
-      </w:pPr>
-      <w:r>
-        <w:rPr>
-          <w:rStyle w:val="HTMLCode"/>
-        </w:rPr>
-        <w:t xml:space="preserve">public class </w:t>
-      </w:r>
-      <w:proofErr w:type="spellStart"/>
-      <w:r>
-        <w:rPr>
-          <w:rStyle w:val="HTMLCode"/>
-        </w:rPr>
-        <w:t>SecurityConfig</w:t>
-      </w:r>
-      <w:proofErr w:type="spellEnd"/>
-      <w:r>
-        <w:rPr>
-          <w:rStyle w:val="HTMLCode"/>
-        </w:rPr>
-        <w:t xml:space="preserve"> {</w:t>
-      </w:r>
-    </w:p>
-    <w:p>
-      <w:pPr>
-        <w:pStyle w:val="HTMLPreformatted"/>
-        <w:rPr>
-          <w:rStyle w:val="HTMLCode"/>
-        </w:rPr>
-      </w:pPr>
-    </w:p>
-    <w:p>
-      <w:pPr>
-        <w:pStyle w:val="HTMLPreformatted"/>
-        <w:rPr>
-          <w:rStyle w:val="HTMLCode"/>
-        </w:rPr>
-      </w:pPr>
-      <w:r>
-        <w:rPr>
-          <w:rStyle w:val="HTMLCode"/>
-        </w:rPr>
-        <w:t xml:space="preserve">    private final </w:t>
-      </w:r>
-      <w:proofErr w:type="spellStart"/>
-      <w:r>
-        <w:rPr>
-          <w:rStyle w:val="HTMLCode"/>
-        </w:rPr>
-        <w:t>FirebaseAuthenticationFilter</w:t>
-      </w:r>
-      <w:proofErr w:type="spellEnd"/>
-      <w:r>
-        <w:rPr>
-          <w:rStyle w:val="HTMLCode"/>
-        </w:rPr>
-        <w:t xml:space="preserve"> filter;</w:t>
-      </w:r>
-    </w:p>
-    <w:p>
-      <w:pPr>
-        <w:pStyle w:val="HTMLPreformatted"/>
-        <w:rPr>
-          <w:rStyle w:val="HTMLCode"/>
-        </w:rPr>
-      </w:pPr>
-    </w:p>
-    <w:p>
-      <w:pPr>
-        <w:pStyle w:val="HTMLPreformatted"/>
-        <w:rPr>
-          <w:rStyle w:val="HTMLCode"/>
-        </w:rPr>
-      </w:pPr>
-      <w:r>
-        <w:rPr>
-          <w:rStyle w:val="HTMLCode"/>
-        </w:rPr>
-        <w:t xml:space="preserve">    @Bean</w:t>
-      </w:r>
-    </w:p>
-    <w:p>
-      <w:pPr>
-        <w:pStyle w:val="HTMLPreformatted"/>
-        <w:rPr>
-          <w:rStyle w:val="HTMLCode"/>
-        </w:rPr>
-      </w:pPr>
-      <w:r>
-        <w:rPr>
-          <w:rStyle w:val="HTMLCode"/>
-        </w:rPr>
-        <w:t xml:space="preserve">    </w:t>
-      </w:r>
-      <w:proofErr w:type="spellStart"/>
-      <w:r>
-        <w:rPr>
-          <w:rStyle w:val="HTMLCode"/>
-        </w:rPr>
-        <w:t>SecurityFilterChain</w:t>
+        <w:t xml:space="preserve">        String </w:t>
+      </w:r>
+      <w:proofErr w:type="spellStart"/>
+      <w:r>
+        <w:rPr>
+          <w:rStyle w:val="HTMLCode"/>
+        </w:rPr>
+        <w:t>authHeader</w:t>
+      </w:r>
+      <w:proofErr w:type="spellEnd"/>
+      <w:r>
+        <w:rPr>
+          <w:rStyle w:val="HTMLCode"/>
+        </w:rPr>
+        <w:t xml:space="preserve"> =</w:t>
+      </w:r>
+    </w:p>
+    <w:p>
+      <w:pPr>
+        <w:pStyle w:val="HTMLPreformatted"/>
+        <w:rPr>
+          <w:rStyle w:val="HTMLCode"/>
+        </w:rPr>
+      </w:pPr>
+      <w:r>
+        <w:rPr>
+          <w:rStyle w:val="HTMLCode"/>
+        </w:rPr>
+        <w:t xml:space="preserve">                </w:t>
+      </w:r>
+      <w:proofErr w:type="spellStart"/>
+      <w:proofErr w:type="gramStart"/>
+      <w:r>
+        <w:rPr>
+          <w:rStyle w:val="HTMLCode"/>
+        </w:rPr>
+        <w:t>request.getHeader</w:t>
+      </w:r>
+      <w:proofErr w:type="spellEnd"/>
+      <w:proofErr w:type="gramEnd"/>
+      <w:r>
+        <w:rPr>
+          <w:rStyle w:val="HTMLCode"/>
+        </w:rPr>
+        <w:t>("Authorization");</w:t>
+      </w:r>
+    </w:p>
+    <w:p>
+      <w:pPr>
+        <w:pStyle w:val="HTMLPreformatted"/>
+        <w:rPr>
+          <w:rStyle w:val="HTMLCode"/>
+        </w:rPr>
+      </w:pPr>
+    </w:p>
+    <w:p>
+      <w:pPr>
+        <w:pStyle w:val="HTMLPreformatted"/>
+        <w:rPr>
+          <w:rStyle w:val="HTMLCode"/>
+        </w:rPr>
+      </w:pPr>
+      <w:r>
+        <w:rPr>
+          <w:rStyle w:val="HTMLCode"/>
+        </w:rPr>
+        <w:t xml:space="preserve">        if (</w:t>
+      </w:r>
+      <w:proofErr w:type="spellStart"/>
+      <w:proofErr w:type="gramStart"/>
+      <w:r>
+        <w:rPr>
+          <w:rStyle w:val="HTMLCode"/>
+        </w:rPr>
+        <w:t>authHeader</w:t>
+      </w:r>
+      <w:proofErr w:type="spellEnd"/>
+      <w:r>
+        <w:rPr>
+          <w:rStyle w:val="HTMLCode"/>
+        </w:rPr>
+        <w:t xml:space="preserve"> !</w:t>
+      </w:r>
+      <w:proofErr w:type="gramEnd"/>
+      <w:r>
+        <w:rPr>
+          <w:rStyle w:val="HTMLCode"/>
+        </w:rPr>
+        <w:t>= null &amp;&amp;</w:t>
+      </w:r>
+    </w:p>
+    <w:p>
+      <w:pPr>
+        <w:pStyle w:val="HTMLPreformatted"/>
+        <w:rPr>
+          <w:rStyle w:val="HTMLCode"/>
+        </w:rPr>
+      </w:pPr>
+      <w:r>
+        <w:rPr>
+          <w:rStyle w:val="HTMLCode"/>
+        </w:rPr>
+        <w:t xml:space="preserve">                </w:t>
+      </w:r>
+      <w:proofErr w:type="spellStart"/>
+      <w:r>
+        <w:rPr>
+          <w:rStyle w:val="HTMLCode"/>
+        </w:rPr>
+        <w:t>authHeader.startsWith</w:t>
+      </w:r>
+      <w:proofErr w:type="spellEnd"/>
+      <w:r>
+        <w:rPr>
+          <w:rStyle w:val="HTMLCode"/>
+        </w:rPr>
+        <w:t>("Bearer ")) {</w:t>
+      </w:r>
+    </w:p>
+    <w:p>
+      <w:pPr>
+        <w:pStyle w:val="HTMLPreformatted"/>
+        <w:rPr>
+          <w:rStyle w:val="HTMLCode"/>
+        </w:rPr>
+      </w:pPr>
+    </w:p>
+    <w:p>
+      <w:pPr>
+        <w:pStyle w:val="HTMLPreformatted"/>
+        <w:rPr>
+          <w:rStyle w:val="HTMLCode"/>
+        </w:rPr>
+      </w:pPr>
+      <w:r>
+        <w:rPr>
+          <w:rStyle w:val="HTMLCode"/>
+        </w:rPr>
+        <w:t xml:space="preserve">            String </w:t>
+      </w:r>
+      <w:proofErr w:type="spellStart"/>
+      <w:r>
+        <w:rPr>
+          <w:rStyle w:val="HTMLCode"/>
+        </w:rPr>
+        <w:t>idToken</w:t>
+      </w:r>
+      <w:proofErr w:type="spellEnd"/>
+      <w:r>
+        <w:rPr>
+          <w:rStyle w:val="HTMLCode"/>
+        </w:rPr>
+        <w:t xml:space="preserve"> = </w:t>
+      </w:r>
+      <w:proofErr w:type="spellStart"/>
+      <w:r>
+        <w:rPr>
+          <w:rStyle w:val="HTMLCode"/>
+        </w:rPr>
+        <w:t>authHeader.substring</w:t>
+      </w:r>
+      <w:proofErr w:type="spellEnd"/>
+      <w:r>
+        <w:rPr>
+          <w:rStyle w:val="HTMLCode"/>
+        </w:rPr>
+        <w:t>(7);</w:t>
+      </w:r>
+    </w:p>
+    <w:p>
+      <w:pPr>
+        <w:pStyle w:val="HTMLPreformatted"/>
+        <w:rPr>
+          <w:rStyle w:val="HTMLCode"/>
+        </w:rPr>
+      </w:pPr>
+    </w:p>
+    <w:p>
+      <w:pPr>
+        <w:pStyle w:val="HTMLPreformatted"/>
+        <w:rPr>
+          <w:rStyle w:val="HTMLCode"/>
+        </w:rPr>
+      </w:pPr>
+      <w:r>
+        <w:rPr>
+          <w:rStyle w:val="HTMLCode"/>
+        </w:rPr>
+        <w:t xml:space="preserve">            try {</w:t>
+      </w:r>
+    </w:p>
+    <w:p>
+      <w:pPr>
+        <w:pStyle w:val="HTMLPreformatted"/>
+        <w:rPr>
+          <w:rStyle w:val="HTMLCode"/>
+        </w:rPr>
+      </w:pPr>
+    </w:p>
+    <w:p>
+      <w:pPr>
+        <w:pStyle w:val="HTMLPreformatted"/>
+        <w:rPr>
+          <w:rStyle w:val="HTMLCode"/>
+        </w:rPr>
+      </w:pPr>
+      <w:r>
+        <w:rPr>
+          <w:rStyle w:val="HTMLCode"/>
+        </w:rPr>
+        <w:t xml:space="preserve">                </w:t>
+      </w:r>
+      <w:proofErr w:type="spellStart"/>
+      <w:r>
+        <w:rPr>
+          <w:rStyle w:val="HTMLCode"/>
+        </w:rPr>
+        <w:t>FirebaseToken</w:t>
       </w:r>
       <w:proofErr w:type="spellEnd"/>
       <w:r>
@@ -9142,71 +7894,329 @@
         <w:t xml:space="preserve"> </w:t>
       </w:r>
       <w:proofErr w:type="spellStart"/>
+      <w:r>
+        <w:rPr>
+          <w:rStyle w:val="HTMLCode"/>
+        </w:rPr>
+        <w:t>firebaseToken</w:t>
+      </w:r>
+      <w:proofErr w:type="spellEnd"/>
+      <w:r>
+        <w:rPr>
+          <w:rStyle w:val="HTMLCode"/>
+        </w:rPr>
+        <w:t xml:space="preserve"> =</w:t>
+      </w:r>
+    </w:p>
+    <w:p>
+      <w:pPr>
+        <w:pStyle w:val="HTMLPreformatted"/>
+        <w:rPr>
+          <w:rStyle w:val="HTMLCode"/>
+        </w:rPr>
+      </w:pPr>
+      <w:r>
+        <w:rPr>
+          <w:rStyle w:val="HTMLCode"/>
+        </w:rPr>
+        <w:t xml:space="preserve">                        </w:t>
+      </w:r>
+      <w:proofErr w:type="spellStart"/>
+      <w:r>
+        <w:rPr>
+          <w:rStyle w:val="HTMLCode"/>
+        </w:rPr>
+        <w:t>FirebaseAuth.getInstance</w:t>
+      </w:r>
+      <w:proofErr w:type="spellEnd"/>
+      <w:r>
+        <w:rPr>
+          <w:rStyle w:val="HTMLCode"/>
+        </w:rPr>
+        <w:t>()</w:t>
+      </w:r>
+    </w:p>
+    <w:p>
+      <w:pPr>
+        <w:pStyle w:val="HTMLPreformatted"/>
+        <w:rPr>
+          <w:rStyle w:val="HTMLCode"/>
+        </w:rPr>
+      </w:pPr>
+      <w:r>
+        <w:rPr>
+          <w:rStyle w:val="HTMLCode"/>
+        </w:rPr>
+        <w:t xml:space="preserve">                                </w:t>
+      </w:r>
       <w:proofErr w:type="gramStart"/>
       <w:r>
         <w:rPr>
           <w:rStyle w:val="HTMLCode"/>
         </w:rPr>
-        <w:t>securityFilterChain</w:t>
-      </w:r>
-      <w:proofErr w:type="spellEnd"/>
+        <w:t>.</w:t>
+      </w:r>
+      <w:proofErr w:type="spellStart"/>
+      <w:r>
+        <w:rPr>
+          <w:rStyle w:val="HTMLCode"/>
+        </w:rPr>
+        <w:t>verifyIdToken</w:t>
+      </w:r>
+      <w:proofErr w:type="spellEnd"/>
+      <w:proofErr w:type="gramEnd"/>
       <w:r>
         <w:rPr>
           <w:rStyle w:val="HTMLCode"/>
         </w:rPr>
         <w:t>(</w:t>
       </w:r>
+      <w:proofErr w:type="spellStart"/>
+      <w:r>
+        <w:rPr>
+          <w:rStyle w:val="HTMLCode"/>
+        </w:rPr>
+        <w:t>idToken</w:t>
+      </w:r>
+      <w:proofErr w:type="spellEnd"/>
+      <w:r>
+        <w:rPr>
+          <w:rStyle w:val="HTMLCode"/>
+        </w:rPr>
+        <w:t>);</w:t>
+      </w:r>
+    </w:p>
+    <w:p>
+      <w:pPr>
+        <w:pStyle w:val="HTMLPreformatted"/>
+        <w:rPr>
+          <w:rStyle w:val="HTMLCode"/>
+        </w:rPr>
+      </w:pPr>
+    </w:p>
+    <w:p>
+      <w:pPr>
+        <w:pStyle w:val="HTMLPreformatted"/>
+        <w:rPr>
+          <w:rStyle w:val="HTMLCode"/>
+        </w:rPr>
+      </w:pPr>
+      <w:r>
+        <w:rPr>
+          <w:rStyle w:val="HTMLCode"/>
+        </w:rPr>
+        <w:t xml:space="preserve">                String </w:t>
+      </w:r>
+      <w:proofErr w:type="spellStart"/>
+      <w:r>
+        <w:rPr>
+          <w:rStyle w:val="HTMLCode"/>
+        </w:rPr>
+        <w:t>uid</w:t>
+      </w:r>
+      <w:proofErr w:type="spellEnd"/>
+      <w:r>
+        <w:rPr>
+          <w:rStyle w:val="HTMLCode"/>
+        </w:rPr>
+        <w:t xml:space="preserve"> = </w:t>
+      </w:r>
+      <w:proofErr w:type="spellStart"/>
+      <w:r>
+        <w:rPr>
+          <w:rStyle w:val="HTMLCode"/>
+        </w:rPr>
+        <w:t>firebaseToken.getUid</w:t>
+      </w:r>
+      <w:proofErr w:type="spellEnd"/>
+      <w:r>
+        <w:rPr>
+          <w:rStyle w:val="HTMLCode"/>
+        </w:rPr>
+        <w:t>();</w:t>
+      </w:r>
+    </w:p>
+    <w:p>
+      <w:pPr>
+        <w:pStyle w:val="HTMLPreformatted"/>
+        <w:rPr>
+          <w:rStyle w:val="HTMLCode"/>
+        </w:rPr>
+      </w:pPr>
+    </w:p>
+    <w:p>
+      <w:pPr>
+        <w:pStyle w:val="HTMLPreformatted"/>
+        <w:rPr>
+          <w:rStyle w:val="HTMLCode"/>
+        </w:rPr>
+      </w:pPr>
+      <w:r>
+        <w:rPr>
+          <w:rStyle w:val="HTMLCode"/>
+        </w:rPr>
+        <w:t xml:space="preserve">                User </w:t>
+      </w:r>
+      <w:proofErr w:type="spellStart"/>
+      <w:r>
+        <w:rPr>
+          <w:rStyle w:val="HTMLCode"/>
+        </w:rPr>
+        <w:t>user</w:t>
+      </w:r>
+      <w:proofErr w:type="spellEnd"/>
+      <w:r>
+        <w:rPr>
+          <w:rStyle w:val="HTMLCode"/>
+        </w:rPr>
+        <w:t xml:space="preserve"> = </w:t>
+      </w:r>
+      <w:proofErr w:type="spellStart"/>
+      <w:r>
+        <w:rPr>
+          <w:rStyle w:val="HTMLCode"/>
+        </w:rPr>
+        <w:t>userRepository</w:t>
+      </w:r>
+      <w:proofErr w:type="spellEnd"/>
+    </w:p>
+    <w:p>
+      <w:pPr>
+        <w:pStyle w:val="HTMLPreformatted"/>
+        <w:rPr>
+          <w:rStyle w:val="HTMLCode"/>
+        </w:rPr>
+      </w:pPr>
+      <w:r>
+        <w:rPr>
+          <w:rStyle w:val="HTMLCode"/>
+        </w:rPr>
+        <w:t xml:space="preserve">                        </w:t>
+      </w:r>
+      <w:proofErr w:type="gramStart"/>
+      <w:r>
+        <w:rPr>
+          <w:rStyle w:val="HTMLCode"/>
+        </w:rPr>
+        <w:t>.</w:t>
+      </w:r>
+      <w:proofErr w:type="spellStart"/>
+      <w:r>
+        <w:rPr>
+          <w:rStyle w:val="HTMLCode"/>
+        </w:rPr>
+        <w:t>findByFirebaseUid</w:t>
+      </w:r>
+      <w:proofErr w:type="spellEnd"/>
       <w:proofErr w:type="gramEnd"/>
-    </w:p>
-    <w:p>
-      <w:pPr>
-        <w:pStyle w:val="HTMLPreformatted"/>
-        <w:rPr>
-          <w:rStyle w:val="HTMLCode"/>
-        </w:rPr>
-      </w:pPr>
-      <w:r>
-        <w:rPr>
-          <w:rStyle w:val="HTMLCode"/>
-        </w:rPr>
-        <w:t xml:space="preserve">            </w:t>
-      </w:r>
-      <w:proofErr w:type="spellStart"/>
-      <w:r>
-        <w:rPr>
-          <w:rStyle w:val="HTMLCode"/>
-        </w:rPr>
-        <w:t>HttpSecurity</w:t>
-      </w:r>
-      <w:proofErr w:type="spellEnd"/>
-      <w:r>
-        <w:rPr>
-          <w:rStyle w:val="HTMLCode"/>
-        </w:rPr>
-        <w:t xml:space="preserve"> http) throws Exception {</w:t>
-      </w:r>
-    </w:p>
-    <w:p>
-      <w:pPr>
-        <w:pStyle w:val="HTMLPreformatted"/>
-        <w:rPr>
-          <w:rStyle w:val="HTMLCode"/>
-        </w:rPr>
-      </w:pPr>
-    </w:p>
-    <w:p>
-      <w:pPr>
-        <w:pStyle w:val="HTMLPreformatted"/>
-        <w:rPr>
-          <w:rStyle w:val="HTMLCode"/>
-        </w:rPr>
-      </w:pPr>
-      <w:r>
-        <w:rPr>
-          <w:rStyle w:val="HTMLCode"/>
-        </w:rPr>
-        <w:t xml:space="preserve">        return http</w:t>
-      </w:r>
+      <w:r>
+        <w:rPr>
+          <w:rStyle w:val="HTMLCode"/>
+        </w:rPr>
+        <w:t>(</w:t>
+      </w:r>
+      <w:proofErr w:type="spellStart"/>
+      <w:r>
+        <w:rPr>
+          <w:rStyle w:val="HTMLCode"/>
+        </w:rPr>
+        <w:t>uid</w:t>
+      </w:r>
+      <w:proofErr w:type="spellEnd"/>
+      <w:r>
+        <w:rPr>
+          <w:rStyle w:val="HTMLCode"/>
+        </w:rPr>
+        <w:t>)</w:t>
+      </w:r>
+    </w:p>
+    <w:p>
+      <w:pPr>
+        <w:pStyle w:val="HTMLPreformatted"/>
+        <w:rPr>
+          <w:rStyle w:val="HTMLCode"/>
+        </w:rPr>
+      </w:pPr>
+      <w:r>
+        <w:rPr>
+          <w:rStyle w:val="HTMLCode"/>
+        </w:rPr>
+        <w:t xml:space="preserve">                        </w:t>
+      </w:r>
+      <w:proofErr w:type="gramStart"/>
+      <w:r>
+        <w:rPr>
+          <w:rStyle w:val="HTMLCode"/>
+        </w:rPr>
+        <w:t>.</w:t>
+      </w:r>
+      <w:proofErr w:type="spellStart"/>
+      <w:r>
+        <w:rPr>
+          <w:rStyle w:val="HTMLCode"/>
+        </w:rPr>
+        <w:t>orElseThrow</w:t>
+      </w:r>
+      <w:proofErr w:type="spellEnd"/>
+      <w:proofErr w:type="gramEnd"/>
+      <w:r>
+        <w:rPr>
+          <w:rStyle w:val="HTMLCode"/>
+        </w:rPr>
+        <w:t>(() -&gt;</w:t>
+      </w:r>
+    </w:p>
+    <w:p>
+      <w:pPr>
+        <w:pStyle w:val="HTMLPreformatted"/>
+        <w:rPr>
+          <w:rStyle w:val="HTMLCode"/>
+        </w:rPr>
+      </w:pPr>
+      <w:r>
+        <w:rPr>
+          <w:rStyle w:val="HTMLCode"/>
+        </w:rPr>
+        <w:t xml:space="preserve">                                new </w:t>
+      </w:r>
+      <w:proofErr w:type="spellStart"/>
+      <w:proofErr w:type="gramStart"/>
+      <w:r>
+        <w:rPr>
+          <w:rStyle w:val="HTMLCode"/>
+        </w:rPr>
+        <w:t>UsernameNotFoundException</w:t>
+      </w:r>
+      <w:proofErr w:type="spellEnd"/>
+      <w:r>
+        <w:rPr>
+          <w:rStyle w:val="HTMLCode"/>
+        </w:rPr>
+        <w:t>(</w:t>
+      </w:r>
+      <w:proofErr w:type="gramEnd"/>
+    </w:p>
+    <w:p>
+      <w:pPr>
+        <w:pStyle w:val="HTMLPreformatted"/>
+        <w:rPr>
+          <w:rStyle w:val="HTMLCode"/>
+        </w:rPr>
+      </w:pPr>
+      <w:r>
+        <w:rPr>
+          <w:rStyle w:val="HTMLCode"/>
+        </w:rPr>
+        <w:t xml:space="preserve">                                        "User not registered"));</w:t>
+      </w:r>
+    </w:p>
+    <w:p>
+      <w:pPr>
+        <w:pStyle w:val="HTMLPreformatted"/>
+        <w:rPr>
+          <w:rStyle w:val="HTMLCode"/>
+        </w:rPr>
+      </w:pPr>
     </w:p>
     <w:p>
       <w:pPr>
@@ -9221,11 +8231,513 @@
         </w:rPr>
         <w:t xml:space="preserve">                </w:t>
       </w:r>
+      <w:proofErr w:type="spellStart"/>
+      <w:r>
+        <w:rPr>
+          <w:rStyle w:val="HTMLCode"/>
+        </w:rPr>
+        <w:t>AppUserPrincipal</w:t>
+      </w:r>
+      <w:proofErr w:type="spellEnd"/>
+      <w:r>
+        <w:rPr>
+          <w:rStyle w:val="HTMLCode"/>
+        </w:rPr>
+        <w:t xml:space="preserve"> principal =</w:t>
+      </w:r>
+    </w:p>
+    <w:p>
+      <w:pPr>
+        <w:pStyle w:val="HTMLPreformatted"/>
+        <w:rPr>
+          <w:rStyle w:val="HTMLCode"/>
+        </w:rPr>
+      </w:pPr>
+      <w:r>
+        <w:rPr>
+          <w:rStyle w:val="HTMLCode"/>
+        </w:rPr>
+        <w:t xml:space="preserve">                        new </w:t>
+      </w:r>
+      <w:proofErr w:type="spellStart"/>
       <w:proofErr w:type="gramStart"/>
       <w:r>
         <w:rPr>
           <w:rStyle w:val="HTMLCode"/>
         </w:rPr>
+        <w:t>AppUserPrincipal</w:t>
+      </w:r>
+      <w:proofErr w:type="spellEnd"/>
+      <w:r>
+        <w:rPr>
+          <w:rStyle w:val="HTMLCode"/>
+        </w:rPr>
+        <w:t>(</w:t>
+      </w:r>
+      <w:proofErr w:type="gramEnd"/>
+    </w:p>
+    <w:p>
+      <w:pPr>
+        <w:pStyle w:val="HTMLPreformatted"/>
+        <w:rPr>
+          <w:rStyle w:val="HTMLCode"/>
+        </w:rPr>
+      </w:pPr>
+      <w:r>
+        <w:rPr>
+          <w:rStyle w:val="HTMLCode"/>
+        </w:rPr>
+        <w:t xml:space="preserve">                                </w:t>
+      </w:r>
+      <w:proofErr w:type="spellStart"/>
+      <w:proofErr w:type="gramStart"/>
+      <w:r>
+        <w:rPr>
+          <w:rStyle w:val="HTMLCode"/>
+        </w:rPr>
+        <w:t>user.getId</w:t>
+      </w:r>
+      <w:proofErr w:type="spellEnd"/>
+      <w:proofErr w:type="gramEnd"/>
+      <w:r>
+        <w:rPr>
+          <w:rStyle w:val="HTMLCode"/>
+        </w:rPr>
+        <w:t>(),</w:t>
+      </w:r>
+    </w:p>
+    <w:p>
+      <w:pPr>
+        <w:pStyle w:val="HTMLPreformatted"/>
+        <w:rPr>
+          <w:rStyle w:val="HTMLCode"/>
+        </w:rPr>
+      </w:pPr>
+      <w:r>
+        <w:rPr>
+          <w:rStyle w:val="HTMLCode"/>
+        </w:rPr>
+        <w:t xml:space="preserve">                                </w:t>
+      </w:r>
+      <w:proofErr w:type="spellStart"/>
+      <w:proofErr w:type="gramStart"/>
+      <w:r>
+        <w:rPr>
+          <w:rStyle w:val="HTMLCode"/>
+        </w:rPr>
+        <w:t>user.getFirebaseUid</w:t>
+      </w:r>
+      <w:proofErr w:type="spellEnd"/>
+      <w:proofErr w:type="gramEnd"/>
+      <w:r>
+        <w:rPr>
+          <w:rStyle w:val="HTMLCode"/>
+        </w:rPr>
+        <w:t>(),</w:t>
+      </w:r>
+    </w:p>
+    <w:p>
+      <w:pPr>
+        <w:pStyle w:val="HTMLPreformatted"/>
+        <w:rPr>
+          <w:rStyle w:val="HTMLCode"/>
+        </w:rPr>
+      </w:pPr>
+      <w:r>
+        <w:rPr>
+          <w:rStyle w:val="HTMLCode"/>
+        </w:rPr>
+        <w:t xml:space="preserve">                                </w:t>
+      </w:r>
+      <w:proofErr w:type="spellStart"/>
+      <w:proofErr w:type="gramStart"/>
+      <w:r>
+        <w:rPr>
+          <w:rStyle w:val="HTMLCode"/>
+        </w:rPr>
+        <w:t>user.getPhoneNumber</w:t>
+      </w:r>
+      <w:proofErr w:type="spellEnd"/>
+      <w:proofErr w:type="gramEnd"/>
+      <w:r>
+        <w:rPr>
+          <w:rStyle w:val="HTMLCode"/>
+        </w:rPr>
+        <w:t>(),</w:t>
+      </w:r>
+    </w:p>
+    <w:p>
+      <w:pPr>
+        <w:pStyle w:val="HTMLPreformatted"/>
+        <w:rPr>
+          <w:rStyle w:val="HTMLCode"/>
+        </w:rPr>
+      </w:pPr>
+      <w:r>
+        <w:rPr>
+          <w:rStyle w:val="HTMLCode"/>
+        </w:rPr>
+        <w:t xml:space="preserve">                                </w:t>
+      </w:r>
+      <w:proofErr w:type="spellStart"/>
+      <w:proofErr w:type="gramStart"/>
+      <w:r>
+        <w:rPr>
+          <w:rStyle w:val="HTMLCode"/>
+        </w:rPr>
+        <w:t>user.getRole</w:t>
+      </w:r>
+      <w:proofErr w:type="spellEnd"/>
+      <w:proofErr w:type="gramEnd"/>
+      <w:r>
+        <w:rPr>
+          <w:rStyle w:val="HTMLCode"/>
+        </w:rPr>
+        <w:t>()</w:t>
+      </w:r>
+    </w:p>
+    <w:p>
+      <w:pPr>
+        <w:pStyle w:val="HTMLPreformatted"/>
+        <w:rPr>
+          <w:rStyle w:val="HTMLCode"/>
+        </w:rPr>
+      </w:pPr>
+      <w:r>
+        <w:rPr>
+          <w:rStyle w:val="HTMLCode"/>
+        </w:rPr>
+        <w:t xml:space="preserve">                        );</w:t>
+      </w:r>
+    </w:p>
+    <w:p>
+      <w:pPr>
+        <w:pStyle w:val="HTMLPreformatted"/>
+        <w:rPr>
+          <w:rStyle w:val="HTMLCode"/>
+        </w:rPr>
+      </w:pPr>
+    </w:p>
+    <w:p>
+      <w:pPr>
+        <w:pStyle w:val="HTMLPreformatted"/>
+        <w:rPr>
+          <w:rStyle w:val="HTMLCode"/>
+        </w:rPr>
+      </w:pPr>
+      <w:r>
+        <w:rPr>
+          <w:rStyle w:val="HTMLCode"/>
+        </w:rPr>
+        <w:t xml:space="preserve">                List&lt;</w:t>
+      </w:r>
+      <w:proofErr w:type="spellStart"/>
+      <w:r>
+        <w:rPr>
+          <w:rStyle w:val="HTMLCode"/>
+        </w:rPr>
+        <w:t>GrantedAuthority</w:t>
+      </w:r>
+      <w:proofErr w:type="spellEnd"/>
+      <w:r>
+        <w:rPr>
+          <w:rStyle w:val="HTMLCode"/>
+        </w:rPr>
+        <w:t>&gt; authorities =</w:t>
+      </w:r>
+    </w:p>
+    <w:p>
+      <w:pPr>
+        <w:pStyle w:val="HTMLPreformatted"/>
+        <w:rPr>
+          <w:rStyle w:val="HTMLCode"/>
+        </w:rPr>
+      </w:pPr>
+      <w:r>
+        <w:rPr>
+          <w:rStyle w:val="HTMLCode"/>
+        </w:rPr>
+        <w:t xml:space="preserve">                        </w:t>
+      </w:r>
+      <w:proofErr w:type="spellStart"/>
+      <w:r>
+        <w:rPr>
+          <w:rStyle w:val="HTMLCode"/>
+        </w:rPr>
+        <w:t>List.of</w:t>
+      </w:r>
+      <w:proofErr w:type="spellEnd"/>
+      <w:r>
+        <w:rPr>
+          <w:rStyle w:val="HTMLCode"/>
+        </w:rPr>
+        <w:t>(</w:t>
+      </w:r>
+    </w:p>
+    <w:p>
+      <w:pPr>
+        <w:pStyle w:val="HTMLPreformatted"/>
+        <w:rPr>
+          <w:rStyle w:val="HTMLCode"/>
+        </w:rPr>
+      </w:pPr>
+      <w:r>
+        <w:rPr>
+          <w:rStyle w:val="HTMLCode"/>
+        </w:rPr>
+        <w:t xml:space="preserve">                                new </w:t>
+      </w:r>
+      <w:proofErr w:type="spellStart"/>
+      <w:proofErr w:type="gramStart"/>
+      <w:r>
+        <w:rPr>
+          <w:rStyle w:val="HTMLCode"/>
+        </w:rPr>
+        <w:t>SimpleGrantedAuthority</w:t>
+      </w:r>
+      <w:proofErr w:type="spellEnd"/>
+      <w:r>
+        <w:rPr>
+          <w:rStyle w:val="HTMLCode"/>
+        </w:rPr>
+        <w:t>(</w:t>
+      </w:r>
+      <w:proofErr w:type="gramEnd"/>
+    </w:p>
+    <w:p>
+      <w:pPr>
+        <w:pStyle w:val="HTMLPreformatted"/>
+        <w:rPr>
+          <w:rStyle w:val="HTMLCode"/>
+        </w:rPr>
+      </w:pPr>
+      <w:r>
+        <w:rPr>
+          <w:rStyle w:val="HTMLCode"/>
+        </w:rPr>
+        <w:t xml:space="preserve">                                        "ROLE_" + </w:t>
+      </w:r>
+      <w:proofErr w:type="spellStart"/>
+      <w:proofErr w:type="gramStart"/>
+      <w:r>
+        <w:rPr>
+          <w:rStyle w:val="HTMLCode"/>
+        </w:rPr>
+        <w:t>user.getRole</w:t>
+      </w:r>
+      <w:proofErr w:type="spellEnd"/>
+      <w:proofErr w:type="gramEnd"/>
+      <w:r>
+        <w:rPr>
+          <w:rStyle w:val="HTMLCode"/>
+        </w:rPr>
+        <w:t>().name()</w:t>
+      </w:r>
+    </w:p>
+    <w:p>
+      <w:pPr>
+        <w:pStyle w:val="HTMLPreformatted"/>
+        <w:rPr>
+          <w:rStyle w:val="HTMLCode"/>
+        </w:rPr>
+      </w:pPr>
+      <w:r>
+        <w:rPr>
+          <w:rStyle w:val="HTMLCode"/>
+        </w:rPr>
+        <w:t xml:space="preserve">                                )</w:t>
+      </w:r>
+    </w:p>
+    <w:p>
+      <w:pPr>
+        <w:pStyle w:val="HTMLPreformatted"/>
+        <w:rPr>
+          <w:rStyle w:val="HTMLCode"/>
+        </w:rPr>
+      </w:pPr>
+      <w:r>
+        <w:rPr>
+          <w:rStyle w:val="HTMLCode"/>
+        </w:rPr>
+        <w:t xml:space="preserve">                        );</w:t>
+      </w:r>
+    </w:p>
+    <w:p>
+      <w:pPr>
+        <w:pStyle w:val="HTMLPreformatted"/>
+        <w:rPr>
+          <w:rStyle w:val="HTMLCode"/>
+        </w:rPr>
+      </w:pPr>
+    </w:p>
+    <w:p>
+      <w:pPr>
+        <w:pStyle w:val="HTMLPreformatted"/>
+        <w:rPr>
+          <w:rStyle w:val="HTMLCode"/>
+        </w:rPr>
+      </w:pPr>
+      <w:r>
+        <w:rPr>
+          <w:rStyle w:val="HTMLCode"/>
+        </w:rPr>
+        <w:t xml:space="preserve">                </w:t>
+      </w:r>
+      <w:proofErr w:type="spellStart"/>
+      <w:r>
+        <w:rPr>
+          <w:rStyle w:val="HTMLCode"/>
+        </w:rPr>
+        <w:t>UsernamePasswordAuthenticationToken</w:t>
+      </w:r>
+      <w:proofErr w:type="spellEnd"/>
+      <w:r>
+        <w:rPr>
+          <w:rStyle w:val="HTMLCode"/>
+        </w:rPr>
+        <w:t xml:space="preserve"> auth =</w:t>
+      </w:r>
+    </w:p>
+    <w:p>
+      <w:pPr>
+        <w:pStyle w:val="HTMLPreformatted"/>
+        <w:rPr>
+          <w:rStyle w:val="HTMLCode"/>
+        </w:rPr>
+      </w:pPr>
+      <w:r>
+        <w:rPr>
+          <w:rStyle w:val="HTMLCode"/>
+        </w:rPr>
+        <w:t xml:space="preserve">                        new </w:t>
+      </w:r>
+      <w:proofErr w:type="spellStart"/>
+      <w:proofErr w:type="gramStart"/>
+      <w:r>
+        <w:rPr>
+          <w:rStyle w:val="HTMLCode"/>
+        </w:rPr>
+        <w:t>UsernamePasswordAuthenticationToken</w:t>
+      </w:r>
+      <w:proofErr w:type="spellEnd"/>
+      <w:r>
+        <w:rPr>
+          <w:rStyle w:val="HTMLCode"/>
+        </w:rPr>
+        <w:t>(</w:t>
+      </w:r>
+      <w:proofErr w:type="gramEnd"/>
+    </w:p>
+    <w:p>
+      <w:pPr>
+        <w:pStyle w:val="HTMLPreformatted"/>
+        <w:rPr>
+          <w:rStyle w:val="HTMLCode"/>
+        </w:rPr>
+      </w:pPr>
+      <w:r>
+        <w:rPr>
+          <w:rStyle w:val="HTMLCode"/>
+        </w:rPr>
+        <w:t xml:space="preserve">                                principal,</w:t>
+      </w:r>
+    </w:p>
+    <w:p>
+      <w:pPr>
+        <w:pStyle w:val="HTMLPreformatted"/>
+        <w:rPr>
+          <w:rStyle w:val="HTMLCode"/>
+        </w:rPr>
+      </w:pPr>
+      <w:r>
+        <w:rPr>
+          <w:rStyle w:val="HTMLCode"/>
+        </w:rPr>
+        <w:t xml:space="preserve">                                null,</w:t>
+      </w:r>
+    </w:p>
+    <w:p>
+      <w:pPr>
+        <w:pStyle w:val="HTMLPreformatted"/>
+        <w:rPr>
+          <w:rStyle w:val="HTMLCode"/>
+        </w:rPr>
+      </w:pPr>
+      <w:r>
+        <w:rPr>
+          <w:rStyle w:val="HTMLCode"/>
+        </w:rPr>
+        <w:t xml:space="preserve">                                authorities</w:t>
+      </w:r>
+    </w:p>
+    <w:p>
+      <w:pPr>
+        <w:pStyle w:val="HTMLPreformatted"/>
+        <w:rPr>
+          <w:rStyle w:val="HTMLCode"/>
+        </w:rPr>
+      </w:pPr>
+      <w:r>
+        <w:rPr>
+          <w:rStyle w:val="HTMLCode"/>
+        </w:rPr>
+        <w:t xml:space="preserve">                        );</w:t>
+      </w:r>
+    </w:p>
+    <w:p>
+      <w:pPr>
+        <w:pStyle w:val="HTMLPreformatted"/>
+        <w:rPr>
+          <w:rStyle w:val="HTMLCode"/>
+        </w:rPr>
+      </w:pPr>
+    </w:p>
+    <w:p>
+      <w:pPr>
+        <w:pStyle w:val="HTMLPreformatted"/>
+        <w:rPr>
+          <w:rStyle w:val="HTMLCode"/>
+        </w:rPr>
+      </w:pPr>
+      <w:r>
+        <w:rPr>
+          <w:rStyle w:val="HTMLCode"/>
+        </w:rPr>
+        <w:t xml:space="preserve">                </w:t>
+      </w:r>
+      <w:proofErr w:type="spellStart"/>
+      <w:r>
+        <w:rPr>
+          <w:rStyle w:val="HTMLCode"/>
+        </w:rPr>
+        <w:t>SecurityContextHolder.getContext</w:t>
+      </w:r>
+      <w:proofErr w:type="spellEnd"/>
+      <w:r>
+        <w:rPr>
+          <w:rStyle w:val="HTMLCode"/>
+        </w:rPr>
+        <w:t>()</w:t>
+      </w:r>
+    </w:p>
+    <w:p>
+      <w:pPr>
+        <w:pStyle w:val="HTMLPreformatted"/>
+        <w:rPr>
+          <w:rStyle w:val="HTMLCode"/>
+        </w:rPr>
+      </w:pPr>
+      <w:r>
+        <w:rPr>
+          <w:rStyle w:val="HTMLCode"/>
+        </w:rPr>
+        <w:t xml:space="preserve">                        </w:t>
+      </w:r>
+      <w:proofErr w:type="gramStart"/>
+      <w:r>
+        <w:rPr>
+          <w:rStyle w:val="HTMLCode"/>
+        </w:rPr>
         <w:t>.</w:t>
       </w:r>
       <w:proofErr w:type="spellStart"/>
@@ -9233,7 +8745,7 @@
         <w:rPr>
           <w:rStyle w:val="HTMLCode"/>
         </w:rPr>
-        <w:t>csrf</w:t>
+        <w:t>setAuthentication</w:t>
       </w:r>
       <w:proofErr w:type="spellEnd"/>
       <w:proofErr w:type="gramEnd"/>
@@ -9241,22 +8753,38 @@
         <w:rPr>
           <w:rStyle w:val="HTMLCode"/>
         </w:rPr>
-        <w:t>(</w:t>
-      </w:r>
-      <w:proofErr w:type="spellStart"/>
-      <w:r>
-        <w:rPr>
-          <w:rStyle w:val="HTMLCode"/>
-        </w:rPr>
-        <w:t>AbstractHttpConfigurer</w:t>
-      </w:r>
-      <w:proofErr w:type="spellEnd"/>
-      <w:r>
-        <w:rPr>
-          <w:rStyle w:val="HTMLCode"/>
-        </w:rPr>
-        <w:t>::disable)</w:t>
-      </w:r>
+        <w:t>(auth);</w:t>
+      </w:r>
+    </w:p>
+    <w:p>
+      <w:pPr>
+        <w:pStyle w:val="HTMLPreformatted"/>
+        <w:rPr>
+          <w:rStyle w:val="HTMLCode"/>
+        </w:rPr>
+      </w:pPr>
+    </w:p>
+    <w:p>
+      <w:pPr>
+        <w:pStyle w:val="HTMLPreformatted"/>
+        <w:rPr>
+          <w:rStyle w:val="HTMLCode"/>
+        </w:rPr>
+      </w:pPr>
+      <w:r>
+        <w:rPr>
+          <w:rStyle w:val="HTMLCode"/>
+        </w:rPr>
+        <w:t xml:space="preserve">            } catch (Exception ex) {</w:t>
+      </w:r>
+    </w:p>
+    <w:p>
+      <w:pPr>
+        <w:pStyle w:val="HTMLPreformatted"/>
+        <w:rPr>
+          <w:rStyle w:val="HTMLCode"/>
+        </w:rPr>
+      </w:pPr>
     </w:p>
     <w:p>
       <w:pPr>
@@ -9271,19 +8799,13 @@
         </w:rPr>
         <w:t xml:space="preserve">                </w:t>
       </w:r>
+      <w:proofErr w:type="spellStart"/>
       <w:proofErr w:type="gramStart"/>
       <w:r>
         <w:rPr>
           <w:rStyle w:val="HTMLCode"/>
         </w:rPr>
-        <w:t>.</w:t>
-      </w:r>
-      <w:proofErr w:type="spellStart"/>
-      <w:r>
-        <w:rPr>
-          <w:rStyle w:val="HTMLCode"/>
-        </w:rPr>
-        <w:t>sessionManagement</w:t>
+        <w:t>response.setStatus</w:t>
       </w:r>
       <w:proofErr w:type="spellEnd"/>
       <w:proofErr w:type="gramEnd"/>
@@ -9291,21 +8813,21 @@
         <w:rPr>
           <w:rStyle w:val="HTMLCode"/>
         </w:rPr>
-        <w:t>(session -&gt;</w:t>
-      </w:r>
-    </w:p>
-    <w:p>
-      <w:pPr>
-        <w:pStyle w:val="HTMLPreformatted"/>
-        <w:rPr>
-          <w:rStyle w:val="HTMLCode"/>
-        </w:rPr>
-      </w:pPr>
-      <w:r>
-        <w:rPr>
-          <w:rStyle w:val="HTMLCode"/>
-        </w:rPr>
-        <w:t xml:space="preserve">                        </w:t>
+        <w:t>(401);</w:t>
+      </w:r>
+    </w:p>
+    <w:p>
+      <w:pPr>
+        <w:pStyle w:val="HTMLPreformatted"/>
+        <w:rPr>
+          <w:rStyle w:val="HTMLCode"/>
+        </w:rPr>
+      </w:pPr>
+      <w:r>
+        <w:rPr>
+          <w:rStyle w:val="HTMLCode"/>
+        </w:rPr>
+        <w:t xml:space="preserve">                </w:t>
       </w:r>
       <w:proofErr w:type="spellStart"/>
       <w:proofErr w:type="gramStart"/>
@@ -9313,7 +8835,7 @@
         <w:rPr>
           <w:rStyle w:val="HTMLCode"/>
         </w:rPr>
-        <w:t>session.sessionCreationPolicy</w:t>
+        <w:t>response.getWriter</w:t>
       </w:r>
       <w:proofErr w:type="spellEnd"/>
       <w:proofErr w:type="gramEnd"/>
@@ -9321,569 +8843,85 @@
         <w:rPr>
           <w:rStyle w:val="HTMLCode"/>
         </w:rPr>
-        <w:t>(</w:t>
-      </w:r>
-    </w:p>
-    <w:p>
-      <w:pPr>
-        <w:pStyle w:val="HTMLPreformatted"/>
-        <w:rPr>
-          <w:rStyle w:val="HTMLCode"/>
-        </w:rPr>
-      </w:pPr>
-      <w:r>
-        <w:rPr>
-          <w:rStyle w:val="HTMLCode"/>
-        </w:rPr>
-        <w:t xml:space="preserve">                                </w:t>
-      </w:r>
-      <w:proofErr w:type="spellStart"/>
-      <w:r>
-        <w:rPr>
-          <w:rStyle w:val="HTMLCode"/>
-        </w:rPr>
-        <w:t>SessionCreationPolicy.STATELESS</w:t>
-      </w:r>
-      <w:proofErr w:type="spellEnd"/>
-      <w:r>
-        <w:rPr>
-          <w:rStyle w:val="HTMLCode"/>
-        </w:rPr>
-        <w:t>))</w:t>
-      </w:r>
-    </w:p>
-    <w:p>
-      <w:pPr>
-        <w:pStyle w:val="HTMLPreformatted"/>
-        <w:rPr>
-          <w:rStyle w:val="HTMLCode"/>
-        </w:rPr>
-      </w:pPr>
-      <w:r>
-        <w:rPr>
-          <w:rStyle w:val="HTMLCode"/>
-        </w:rPr>
-        <w:t xml:space="preserve">                </w:t>
-      </w:r>
-      <w:proofErr w:type="gramStart"/>
-      <w:r>
-        <w:rPr>
-          <w:rStyle w:val="HTMLCode"/>
-        </w:rPr>
-        <w:t>.</w:t>
-      </w:r>
-      <w:proofErr w:type="spellStart"/>
-      <w:r>
-        <w:rPr>
-          <w:rStyle w:val="HTMLCode"/>
-        </w:rPr>
-        <w:t>authorizeHttpRequests</w:t>
-      </w:r>
-      <w:proofErr w:type="spellEnd"/>
-      <w:proofErr w:type="gramEnd"/>
-      <w:r>
-        <w:rPr>
-          <w:rStyle w:val="HTMLCode"/>
-        </w:rPr>
-        <w:t>(auth -&gt; auth</w:t>
-      </w:r>
-    </w:p>
-    <w:p>
-      <w:pPr>
-        <w:pStyle w:val="HTMLPreformatted"/>
-        <w:rPr>
-          <w:rStyle w:val="HTMLCode"/>
-        </w:rPr>
-      </w:pPr>
-    </w:p>
-    <w:p>
-      <w:pPr>
-        <w:pStyle w:val="HTMLPreformatted"/>
-        <w:rPr>
-          <w:rStyle w:val="HTMLCode"/>
-        </w:rPr>
-      </w:pPr>
-      <w:r>
-        <w:rPr>
-          <w:rStyle w:val="HTMLCode"/>
-        </w:rPr>
-        <w:t xml:space="preserve">                        </w:t>
-      </w:r>
-      <w:proofErr w:type="gramStart"/>
-      <w:r>
-        <w:rPr>
-          <w:rStyle w:val="HTMLCode"/>
-        </w:rPr>
-        <w:t>.</w:t>
-      </w:r>
-      <w:proofErr w:type="spellStart"/>
-      <w:r>
-        <w:rPr>
-          <w:rStyle w:val="HTMLCode"/>
-        </w:rPr>
-        <w:t>requestMatchers</w:t>
-      </w:r>
-      <w:proofErr w:type="spellEnd"/>
-      <w:proofErr w:type="gramEnd"/>
-      <w:r>
-        <w:rPr>
-          <w:rStyle w:val="HTMLCode"/>
-        </w:rPr>
-        <w:t>("/public/**")</w:t>
-      </w:r>
-    </w:p>
-    <w:p>
-      <w:pPr>
-        <w:pStyle w:val="HTMLPreformatted"/>
-        <w:rPr>
-          <w:rStyle w:val="HTMLCode"/>
-        </w:rPr>
-      </w:pPr>
-      <w:r>
-        <w:rPr>
-          <w:rStyle w:val="HTMLCode"/>
-        </w:rPr>
-        <w:t xml:space="preserve">                        </w:t>
-      </w:r>
-      <w:proofErr w:type="gramStart"/>
-      <w:r>
-        <w:rPr>
-          <w:rStyle w:val="HTMLCode"/>
-        </w:rPr>
-        <w:t>.</w:t>
-      </w:r>
-      <w:proofErr w:type="spellStart"/>
-      <w:r>
-        <w:rPr>
-          <w:rStyle w:val="HTMLCode"/>
-        </w:rPr>
-        <w:t>permitAll</w:t>
-      </w:r>
-      <w:proofErr w:type="spellEnd"/>
-      <w:proofErr w:type="gramEnd"/>
-      <w:r>
-        <w:rPr>
-          <w:rStyle w:val="HTMLCode"/>
-        </w:rPr>
-        <w:t>()</w:t>
-      </w:r>
-    </w:p>
-    <w:p>
-      <w:pPr>
-        <w:pStyle w:val="HTMLPreformatted"/>
-        <w:rPr>
-          <w:rStyle w:val="HTMLCode"/>
-        </w:rPr>
-      </w:pPr>
-    </w:p>
-    <w:p>
-      <w:pPr>
-        <w:pStyle w:val="HTMLPreformatted"/>
-        <w:rPr>
-          <w:rStyle w:val="HTMLCode"/>
-        </w:rPr>
-      </w:pPr>
-      <w:r>
-        <w:rPr>
-          <w:rStyle w:val="HTMLCode"/>
-        </w:rPr>
-        <w:t xml:space="preserve">                        </w:t>
-      </w:r>
-      <w:proofErr w:type="gramStart"/>
-      <w:r>
-        <w:rPr>
-          <w:rStyle w:val="HTMLCode"/>
-        </w:rPr>
-        <w:t>.</w:t>
-      </w:r>
-      <w:proofErr w:type="spellStart"/>
-      <w:r>
-        <w:rPr>
-          <w:rStyle w:val="HTMLCode"/>
-        </w:rPr>
-        <w:t>requestMatchers</w:t>
-      </w:r>
-      <w:proofErr w:type="spellEnd"/>
-      <w:proofErr w:type="gramEnd"/>
-      <w:r>
-        <w:rPr>
-          <w:rStyle w:val="HTMLCode"/>
-        </w:rPr>
-        <w:t>("/user/**")</w:t>
-      </w:r>
-    </w:p>
-    <w:p>
-      <w:pPr>
-        <w:pStyle w:val="HTMLPreformatted"/>
-        <w:rPr>
-          <w:rStyle w:val="HTMLCode"/>
-        </w:rPr>
-      </w:pPr>
-      <w:r>
-        <w:rPr>
-          <w:rStyle w:val="HTMLCode"/>
-        </w:rPr>
-        <w:t xml:space="preserve">                        </w:t>
-      </w:r>
-      <w:proofErr w:type="gramStart"/>
-      <w:r>
-        <w:rPr>
-          <w:rStyle w:val="HTMLCode"/>
-        </w:rPr>
-        <w:t>.</w:t>
-      </w:r>
-      <w:proofErr w:type="spellStart"/>
-      <w:r>
-        <w:rPr>
-          <w:rStyle w:val="HTMLCode"/>
-        </w:rPr>
-        <w:t>hasAnyRole</w:t>
-      </w:r>
-      <w:proofErr w:type="spellEnd"/>
-      <w:proofErr w:type="gramEnd"/>
-      <w:r>
-        <w:rPr>
-          <w:rStyle w:val="HTMLCode"/>
-        </w:rPr>
-        <w:t>("USER", "OPERATOR", "ADMIN")</w:t>
-      </w:r>
-    </w:p>
-    <w:p>
-      <w:pPr>
-        <w:pStyle w:val="HTMLPreformatted"/>
-        <w:rPr>
-          <w:rStyle w:val="HTMLCode"/>
-        </w:rPr>
-      </w:pPr>
-    </w:p>
-    <w:p>
-      <w:pPr>
-        <w:pStyle w:val="HTMLPreformatted"/>
-        <w:rPr>
-          <w:rStyle w:val="HTMLCode"/>
-        </w:rPr>
-      </w:pPr>
-      <w:r>
-        <w:rPr>
-          <w:rStyle w:val="HTMLCode"/>
-        </w:rPr>
-        <w:t xml:space="preserve">                        </w:t>
-      </w:r>
-      <w:proofErr w:type="gramStart"/>
-      <w:r>
-        <w:rPr>
-          <w:rStyle w:val="HTMLCode"/>
-        </w:rPr>
-        <w:t>.</w:t>
-      </w:r>
-      <w:proofErr w:type="spellStart"/>
-      <w:r>
-        <w:rPr>
-          <w:rStyle w:val="HTMLCode"/>
-        </w:rPr>
-        <w:t>requestMatchers</w:t>
-      </w:r>
-      <w:proofErr w:type="spellEnd"/>
-      <w:proofErr w:type="gramEnd"/>
-      <w:r>
-        <w:rPr>
-          <w:rStyle w:val="HTMLCode"/>
-        </w:rPr>
-        <w:t>("/operator/**")</w:t>
-      </w:r>
-    </w:p>
-    <w:p>
-      <w:pPr>
-        <w:pStyle w:val="HTMLPreformatted"/>
-        <w:rPr>
-          <w:rStyle w:val="HTMLCode"/>
-        </w:rPr>
-      </w:pPr>
-      <w:r>
-        <w:rPr>
-          <w:rStyle w:val="HTMLCode"/>
-        </w:rPr>
-        <w:t xml:space="preserve">                        </w:t>
-      </w:r>
-      <w:proofErr w:type="gramStart"/>
-      <w:r>
-        <w:rPr>
-          <w:rStyle w:val="HTMLCode"/>
-        </w:rPr>
-        <w:t>.</w:t>
-      </w:r>
-      <w:proofErr w:type="spellStart"/>
-      <w:r>
-        <w:rPr>
-          <w:rStyle w:val="HTMLCode"/>
-        </w:rPr>
-        <w:t>hasAnyRole</w:t>
-      </w:r>
-      <w:proofErr w:type="spellEnd"/>
-      <w:proofErr w:type="gramEnd"/>
-      <w:r>
-        <w:rPr>
-          <w:rStyle w:val="HTMLCode"/>
-        </w:rPr>
-        <w:t>("OPERATOR", "ADMIN")</w:t>
-      </w:r>
-    </w:p>
-    <w:p>
-      <w:pPr>
-        <w:pStyle w:val="HTMLPreformatted"/>
-        <w:rPr>
-          <w:rStyle w:val="HTMLCode"/>
-        </w:rPr>
-      </w:pPr>
-    </w:p>
-    <w:p>
-      <w:pPr>
-        <w:pStyle w:val="HTMLPreformatted"/>
-        <w:rPr>
-          <w:rStyle w:val="HTMLCode"/>
-        </w:rPr>
-      </w:pPr>
-      <w:r>
-        <w:rPr>
-          <w:rStyle w:val="HTMLCode"/>
-        </w:rPr>
-        <w:t xml:space="preserve">                        </w:t>
-      </w:r>
-      <w:proofErr w:type="gramStart"/>
-      <w:r>
-        <w:rPr>
-          <w:rStyle w:val="HTMLCode"/>
-        </w:rPr>
-        <w:t>.</w:t>
-      </w:r>
-      <w:proofErr w:type="spellStart"/>
-      <w:r>
-        <w:rPr>
-          <w:rStyle w:val="HTMLCode"/>
-        </w:rPr>
-        <w:t>requestMatchers</w:t>
-      </w:r>
-      <w:proofErr w:type="spellEnd"/>
-      <w:proofErr w:type="gramEnd"/>
-      <w:r>
-        <w:rPr>
-          <w:rStyle w:val="HTMLCode"/>
-        </w:rPr>
-        <w:t>("/admin/**")</w:t>
-      </w:r>
-    </w:p>
-    <w:p>
-      <w:pPr>
-        <w:pStyle w:val="HTMLPreformatted"/>
-        <w:rPr>
-          <w:rStyle w:val="HTMLCode"/>
-        </w:rPr>
-      </w:pPr>
-      <w:r>
-        <w:rPr>
-          <w:rStyle w:val="HTMLCode"/>
-        </w:rPr>
-        <w:t xml:space="preserve">                        </w:t>
-      </w:r>
-      <w:proofErr w:type="gramStart"/>
-      <w:r>
-        <w:rPr>
-          <w:rStyle w:val="HTMLCode"/>
-        </w:rPr>
-        <w:t>.</w:t>
-      </w:r>
-      <w:proofErr w:type="spellStart"/>
-      <w:r>
-        <w:rPr>
-          <w:rStyle w:val="HTMLCode"/>
-        </w:rPr>
-        <w:t>hasRole</w:t>
-      </w:r>
-      <w:proofErr w:type="spellEnd"/>
-      <w:proofErr w:type="gramEnd"/>
-      <w:r>
-        <w:rPr>
-          <w:rStyle w:val="HTMLCode"/>
-        </w:rPr>
-        <w:t>("ADMIN")</w:t>
-      </w:r>
-    </w:p>
-    <w:p>
-      <w:pPr>
-        <w:pStyle w:val="HTMLPreformatted"/>
-        <w:rPr>
-          <w:rStyle w:val="HTMLCode"/>
-        </w:rPr>
-      </w:pPr>
-    </w:p>
-    <w:p>
-      <w:pPr>
-        <w:pStyle w:val="HTMLPreformatted"/>
-        <w:rPr>
-          <w:rStyle w:val="HTMLCode"/>
-        </w:rPr>
-      </w:pPr>
-      <w:r>
-        <w:rPr>
-          <w:rStyle w:val="HTMLCode"/>
-        </w:rPr>
-        <w:t xml:space="preserve">                        </w:t>
-      </w:r>
-      <w:proofErr w:type="gramStart"/>
-      <w:r>
-        <w:rPr>
-          <w:rStyle w:val="HTMLCode"/>
-        </w:rPr>
-        <w:t>.</w:t>
-      </w:r>
-      <w:proofErr w:type="spellStart"/>
-      <w:r>
-        <w:rPr>
-          <w:rStyle w:val="HTMLCode"/>
-        </w:rPr>
-        <w:t>anyRequest</w:t>
-      </w:r>
-      <w:proofErr w:type="spellEnd"/>
-      <w:proofErr w:type="gramEnd"/>
-      <w:r>
-        <w:rPr>
-          <w:rStyle w:val="HTMLCode"/>
-        </w:rPr>
-        <w:t>()</w:t>
-      </w:r>
-    </w:p>
-    <w:p>
-      <w:pPr>
-        <w:pStyle w:val="HTMLPreformatted"/>
-        <w:rPr>
-          <w:rStyle w:val="HTMLCode"/>
-        </w:rPr>
-      </w:pPr>
-      <w:r>
-        <w:rPr>
-          <w:rStyle w:val="HTMLCode"/>
-        </w:rPr>
-        <w:t xml:space="preserve">                        </w:t>
-      </w:r>
-      <w:proofErr w:type="gramStart"/>
-      <w:r>
-        <w:rPr>
-          <w:rStyle w:val="HTMLCode"/>
-        </w:rPr>
-        <w:t>.authenticated</w:t>
-      </w:r>
-      <w:proofErr w:type="gramEnd"/>
-      <w:r>
-        <w:rPr>
-          <w:rStyle w:val="HTMLCode"/>
-        </w:rPr>
-        <w:t>())</w:t>
-      </w:r>
-    </w:p>
-    <w:p>
-      <w:pPr>
-        <w:pStyle w:val="HTMLPreformatted"/>
-        <w:rPr>
-          <w:rStyle w:val="HTMLCode"/>
-        </w:rPr>
-      </w:pPr>
-      <w:r>
-        <w:rPr>
-          <w:rStyle w:val="HTMLCode"/>
-        </w:rPr>
-        <w:t xml:space="preserve">                </w:t>
-      </w:r>
-      <w:proofErr w:type="gramStart"/>
-      <w:r>
-        <w:rPr>
-          <w:rStyle w:val="HTMLCode"/>
-        </w:rPr>
-        <w:t>.</w:t>
-      </w:r>
-      <w:proofErr w:type="spellStart"/>
-      <w:r>
-        <w:rPr>
-          <w:rStyle w:val="HTMLCode"/>
-        </w:rPr>
-        <w:t>addFilterBefore</w:t>
-      </w:r>
-      <w:proofErr w:type="spellEnd"/>
-      <w:proofErr w:type="gramEnd"/>
-      <w:r>
-        <w:rPr>
-          <w:rStyle w:val="HTMLCode"/>
-        </w:rPr>
-        <w:t>(</w:t>
-      </w:r>
-    </w:p>
-    <w:p>
-      <w:pPr>
-        <w:pStyle w:val="HTMLPreformatted"/>
-        <w:rPr>
-          <w:rStyle w:val="HTMLCode"/>
-        </w:rPr>
-      </w:pPr>
-      <w:r>
-        <w:rPr>
-          <w:rStyle w:val="HTMLCode"/>
-        </w:rPr>
-        <w:t xml:space="preserve">                        filter,</w:t>
-      </w:r>
-    </w:p>
-    <w:p>
-      <w:pPr>
-        <w:pStyle w:val="HTMLPreformatted"/>
-        <w:rPr>
-          <w:rStyle w:val="HTMLCode"/>
-        </w:rPr>
-      </w:pPr>
-      <w:r>
-        <w:rPr>
-          <w:rStyle w:val="HTMLCode"/>
-        </w:rPr>
-        <w:t xml:space="preserve">                        </w:t>
-      </w:r>
-      <w:proofErr w:type="spellStart"/>
-      <w:r>
-        <w:rPr>
-          <w:rStyle w:val="HTMLCode"/>
-        </w:rPr>
-        <w:t>UsernamePasswordAuthenticationFilter.class</w:t>
-      </w:r>
-      <w:proofErr w:type="spellEnd"/>
-      <w:r>
-        <w:rPr>
-          <w:rStyle w:val="HTMLCode"/>
-        </w:rPr>
-        <w:t>)</w:t>
-      </w:r>
-    </w:p>
-    <w:p>
-      <w:pPr>
-        <w:pStyle w:val="HTMLPreformatted"/>
-        <w:rPr>
-          <w:rStyle w:val="HTMLCode"/>
-        </w:rPr>
-      </w:pPr>
-      <w:r>
-        <w:rPr>
-          <w:rStyle w:val="HTMLCode"/>
-        </w:rPr>
-        <w:t xml:space="preserve">                </w:t>
-      </w:r>
-      <w:proofErr w:type="gramStart"/>
-      <w:r>
-        <w:rPr>
-          <w:rStyle w:val="HTMLCode"/>
-        </w:rPr>
-        <w:t>.build</w:t>
-      </w:r>
-      <w:proofErr w:type="gramEnd"/>
-      <w:r>
-        <w:rPr>
-          <w:rStyle w:val="HTMLCode"/>
-        </w:rPr>
-        <w:t>();</w:t>
+        <w:t>().write("Unauthorized");</w:t>
+      </w:r>
+    </w:p>
+    <w:p>
+      <w:pPr>
+        <w:pStyle w:val="HTMLPreformatted"/>
+        <w:rPr>
+          <w:rStyle w:val="HTMLCode"/>
+        </w:rPr>
+      </w:pPr>
+      <w:r>
+        <w:rPr>
+          <w:rStyle w:val="HTMLCode"/>
+        </w:rPr>
+        <w:t xml:space="preserve">                return;</w:t>
+      </w:r>
+    </w:p>
+    <w:p>
+      <w:pPr>
+        <w:pStyle w:val="HTMLPreformatted"/>
+        <w:rPr>
+          <w:rStyle w:val="HTMLCode"/>
+        </w:rPr>
+      </w:pPr>
+      <w:r>
+        <w:rPr>
+          <w:rStyle w:val="HTMLCode"/>
+        </w:rPr>
+        <w:t xml:space="preserve">            }</w:t>
+      </w:r>
+    </w:p>
+    <w:p>
+      <w:pPr>
+        <w:pStyle w:val="HTMLPreformatted"/>
+        <w:rPr>
+          <w:rStyle w:val="HTMLCode"/>
+        </w:rPr>
+      </w:pPr>
+      <w:r>
+        <w:rPr>
+          <w:rStyle w:val="HTMLCode"/>
+        </w:rPr>
+        <w:t xml:space="preserve">        }</w:t>
+      </w:r>
+    </w:p>
+    <w:p>
+      <w:pPr>
+        <w:pStyle w:val="HTMLPreformatted"/>
+        <w:rPr>
+          <w:rStyle w:val="HTMLCode"/>
+        </w:rPr>
+      </w:pPr>
+    </w:p>
+    <w:p>
+      <w:pPr>
+        <w:pStyle w:val="HTMLPreformatted"/>
+        <w:rPr>
+          <w:rStyle w:val="HTMLCode"/>
+        </w:rPr>
+      </w:pPr>
+      <w:r>
+        <w:rPr>
+          <w:rStyle w:val="HTMLCode"/>
+        </w:rPr>
+        <w:t xml:space="preserve">        </w:t>
+      </w:r>
+      <w:proofErr w:type="spellStart"/>
+      <w:r>
+        <w:rPr>
+          <w:rStyle w:val="HTMLCode"/>
+        </w:rPr>
+        <w:t>filterChain.doFilter</w:t>
+      </w:r>
+      <w:proofErr w:type="spellEnd"/>
+      <w:r>
+        <w:rPr>
+          <w:rStyle w:val="HTMLCode"/>
+        </w:rPr>
+        <w:t>(request, response);</w:t>
       </w:r>
     </w:p>
     <w:p>
@@ -9926,15 +8964,22 @@
         <w:pStyle w:val="Heading1"/>
       </w:pPr>
       <w:r>
-        <w:t>6. Example Controllers</w:t>
-      </w:r>
-    </w:p>
-    <w:p>
-      <w:pPr>
-        <w:pStyle w:val="Heading2"/>
-      </w:pPr>
-      <w:r>
-        <w:t>User APIs</w:t>
+        <w:lastRenderedPageBreak/>
+        <w:t>5. Security Configuration</w:t>
+      </w:r>
+    </w:p>
+    <w:p>
+      <w:pPr>
+        <w:pStyle w:val="HTMLPreformatted"/>
+        <w:rPr>
+          <w:rStyle w:val="HTMLCode"/>
+        </w:rPr>
+      </w:pPr>
+      <w:r>
+        <w:rPr>
+          <w:rStyle w:val="HTMLCode"/>
+        </w:rPr>
+        <w:t>@Configuration</w:t>
       </w:r>
     </w:p>
     <w:p>
@@ -9955,7 +9000,7 @@
         <w:rPr>
           <w:rStyle w:val="HTMLCode"/>
         </w:rPr>
-        <w:t>RestController</w:t>
+        <w:t>EnableWebSecurity</w:t>
       </w:r>
       <w:proofErr w:type="spellEnd"/>
     </w:p>
@@ -9977,15 +9022,9 @@
         <w:rPr>
           <w:rStyle w:val="HTMLCode"/>
         </w:rPr>
-        <w:t>RequestMapping</w:t>
-      </w:r>
-      <w:proofErr w:type="spellEnd"/>
-      <w:r>
-        <w:rPr>
-          <w:rStyle w:val="HTMLCode"/>
-        </w:rPr>
-        <w:t>("/user")</w:t>
-      </w:r>
+        <w:t>RequiredArgsConstructor</w:t>
+      </w:r>
+      <w:proofErr w:type="spellEnd"/>
     </w:p>
     <w:p>
       <w:pPr>
@@ -10005,7 +9044,7 @@
         <w:rPr>
           <w:rStyle w:val="HTMLCode"/>
         </w:rPr>
-        <w:t>UserController</w:t>
+        <w:t>SecurityConfig</w:t>
       </w:r>
       <w:proofErr w:type="spellEnd"/>
       <w:r>
@@ -10034,63 +9073,815 @@
         <w:rPr>
           <w:rStyle w:val="HTMLCode"/>
         </w:rPr>
-        <w:t xml:space="preserve">    @</w:t>
-      </w:r>
-      <w:proofErr w:type="spellStart"/>
-      <w:r>
-        <w:rPr>
-          <w:rStyle w:val="HTMLCode"/>
-        </w:rPr>
-        <w:t>GetMapping</w:t>
-      </w:r>
-      <w:proofErr w:type="spellEnd"/>
-      <w:r>
-        <w:rPr>
-          <w:rStyle w:val="HTMLCode"/>
-        </w:rPr>
-        <w:t>("/profile")</w:t>
-      </w:r>
-    </w:p>
-    <w:p>
-      <w:pPr>
-        <w:pStyle w:val="HTMLPreformatted"/>
-        <w:rPr>
-          <w:rStyle w:val="HTMLCode"/>
-        </w:rPr>
-      </w:pPr>
-      <w:r>
-        <w:rPr>
-          <w:rStyle w:val="HTMLCode"/>
-        </w:rPr>
-        <w:t xml:space="preserve">    public String </w:t>
-      </w:r>
+        <w:t xml:space="preserve">    private final </w:t>
+      </w:r>
+      <w:proofErr w:type="spellStart"/>
+      <w:r>
+        <w:rPr>
+          <w:rStyle w:val="HTMLCode"/>
+        </w:rPr>
+        <w:t>FirebaseAuthenticationFilter</w:t>
+      </w:r>
+      <w:proofErr w:type="spellEnd"/>
+      <w:r>
+        <w:rPr>
+          <w:rStyle w:val="HTMLCode"/>
+        </w:rPr>
+        <w:t xml:space="preserve"> filter;</w:t>
+      </w:r>
+    </w:p>
+    <w:p>
+      <w:pPr>
+        <w:pStyle w:val="HTMLPreformatted"/>
+        <w:rPr>
+          <w:rStyle w:val="HTMLCode"/>
+        </w:rPr>
+      </w:pPr>
+    </w:p>
+    <w:p>
+      <w:pPr>
+        <w:pStyle w:val="HTMLPreformatted"/>
+        <w:rPr>
+          <w:rStyle w:val="HTMLCode"/>
+        </w:rPr>
+      </w:pPr>
+      <w:r>
+        <w:rPr>
+          <w:rStyle w:val="HTMLCode"/>
+        </w:rPr>
+        <w:t xml:space="preserve">    @Bean</w:t>
+      </w:r>
+    </w:p>
+    <w:p>
+      <w:pPr>
+        <w:pStyle w:val="HTMLPreformatted"/>
+        <w:rPr>
+          <w:rStyle w:val="HTMLCode"/>
+        </w:rPr>
+      </w:pPr>
+      <w:r>
+        <w:rPr>
+          <w:rStyle w:val="HTMLCode"/>
+        </w:rPr>
+        <w:t xml:space="preserve">    </w:t>
+      </w:r>
+      <w:proofErr w:type="spellStart"/>
+      <w:r>
+        <w:rPr>
+          <w:rStyle w:val="HTMLCode"/>
+        </w:rPr>
+        <w:t>SecurityFilterChain</w:t>
+      </w:r>
+      <w:proofErr w:type="spellEnd"/>
+      <w:r>
+        <w:rPr>
+          <w:rStyle w:val="HTMLCode"/>
+        </w:rPr>
+        <w:t xml:space="preserve"> </w:t>
+      </w:r>
+      <w:proofErr w:type="spellStart"/>
       <w:proofErr w:type="gramStart"/>
       <w:r>
         <w:rPr>
           <w:rStyle w:val="HTMLCode"/>
         </w:rPr>
-        <w:t>profile(</w:t>
+        <w:t>securityFilterChain</w:t>
+      </w:r>
+      <w:proofErr w:type="spellEnd"/>
+      <w:r>
+        <w:rPr>
+          <w:rStyle w:val="HTMLCode"/>
+        </w:rPr>
+        <w:t>(</w:t>
       </w:r>
       <w:proofErr w:type="gramEnd"/>
-      <w:r>
-        <w:rPr>
-          <w:rStyle w:val="HTMLCode"/>
-        </w:rPr>
-        <w:t>) {</w:t>
-      </w:r>
-    </w:p>
-    <w:p>
-      <w:pPr>
-        <w:pStyle w:val="HTMLPreformatted"/>
-        <w:rPr>
-          <w:rStyle w:val="HTMLCode"/>
-        </w:rPr>
-      </w:pPr>
-      <w:r>
-        <w:rPr>
-          <w:rStyle w:val="HTMLCode"/>
-        </w:rPr>
-        <w:t xml:space="preserve">        return "Accessible by USER, OPERATOR, ADMIN";</w:t>
+    </w:p>
+    <w:p>
+      <w:pPr>
+        <w:pStyle w:val="HTMLPreformatted"/>
+        <w:rPr>
+          <w:rStyle w:val="HTMLCode"/>
+        </w:rPr>
+      </w:pPr>
+      <w:r>
+        <w:rPr>
+          <w:rStyle w:val="HTMLCode"/>
+        </w:rPr>
+        <w:t xml:space="preserve">            </w:t>
+      </w:r>
+      <w:proofErr w:type="spellStart"/>
+      <w:r>
+        <w:rPr>
+          <w:rStyle w:val="HTMLCode"/>
+        </w:rPr>
+        <w:t>HttpSecurity</w:t>
+      </w:r>
+      <w:proofErr w:type="spellEnd"/>
+      <w:r>
+        <w:rPr>
+          <w:rStyle w:val="HTMLCode"/>
+        </w:rPr>
+        <w:t xml:space="preserve"> http) throws Exception {</w:t>
+      </w:r>
+    </w:p>
+    <w:p>
+      <w:pPr>
+        <w:pStyle w:val="HTMLPreformatted"/>
+        <w:rPr>
+          <w:rStyle w:val="HTMLCode"/>
+        </w:rPr>
+      </w:pPr>
+    </w:p>
+    <w:p>
+      <w:pPr>
+        <w:pStyle w:val="HTMLPreformatted"/>
+        <w:rPr>
+          <w:rStyle w:val="HTMLCode"/>
+        </w:rPr>
+      </w:pPr>
+      <w:r>
+        <w:rPr>
+          <w:rStyle w:val="HTMLCode"/>
+        </w:rPr>
+        <w:t xml:space="preserve">        return http</w:t>
+      </w:r>
+    </w:p>
+    <w:p>
+      <w:pPr>
+        <w:pStyle w:val="HTMLPreformatted"/>
+        <w:rPr>
+          <w:rStyle w:val="HTMLCode"/>
+        </w:rPr>
+      </w:pPr>
+      <w:r>
+        <w:rPr>
+          <w:rStyle w:val="HTMLCode"/>
+        </w:rPr>
+        <w:t xml:space="preserve">                </w:t>
+      </w:r>
+      <w:proofErr w:type="gramStart"/>
+      <w:r>
+        <w:rPr>
+          <w:rStyle w:val="HTMLCode"/>
+        </w:rPr>
+        <w:t>.</w:t>
+      </w:r>
+      <w:proofErr w:type="spellStart"/>
+      <w:r>
+        <w:rPr>
+          <w:rStyle w:val="HTMLCode"/>
+        </w:rPr>
+        <w:t>csrf</w:t>
+      </w:r>
+      <w:proofErr w:type="spellEnd"/>
+      <w:proofErr w:type="gramEnd"/>
+      <w:r>
+        <w:rPr>
+          <w:rStyle w:val="HTMLCode"/>
+        </w:rPr>
+        <w:t>(</w:t>
+      </w:r>
+      <w:proofErr w:type="spellStart"/>
+      <w:r>
+        <w:rPr>
+          <w:rStyle w:val="HTMLCode"/>
+        </w:rPr>
+        <w:t>AbstractHttpConfigurer</w:t>
+      </w:r>
+      <w:proofErr w:type="spellEnd"/>
+      <w:r>
+        <w:rPr>
+          <w:rStyle w:val="HTMLCode"/>
+        </w:rPr>
+        <w:t>::disable)</w:t>
+      </w:r>
+    </w:p>
+    <w:p>
+      <w:pPr>
+        <w:pStyle w:val="HTMLPreformatted"/>
+        <w:rPr>
+          <w:rStyle w:val="HTMLCode"/>
+        </w:rPr>
+      </w:pPr>
+      <w:r>
+        <w:rPr>
+          <w:rStyle w:val="HTMLCode"/>
+        </w:rPr>
+        <w:t xml:space="preserve">                </w:t>
+      </w:r>
+      <w:proofErr w:type="gramStart"/>
+      <w:r>
+        <w:rPr>
+          <w:rStyle w:val="HTMLCode"/>
+        </w:rPr>
+        <w:t>.</w:t>
+      </w:r>
+      <w:proofErr w:type="spellStart"/>
+      <w:r>
+        <w:rPr>
+          <w:rStyle w:val="HTMLCode"/>
+        </w:rPr>
+        <w:t>sessionManagement</w:t>
+      </w:r>
+      <w:proofErr w:type="spellEnd"/>
+      <w:proofErr w:type="gramEnd"/>
+      <w:r>
+        <w:rPr>
+          <w:rStyle w:val="HTMLCode"/>
+        </w:rPr>
+        <w:t>(session -&gt;</w:t>
+      </w:r>
+    </w:p>
+    <w:p>
+      <w:pPr>
+        <w:pStyle w:val="HTMLPreformatted"/>
+        <w:rPr>
+          <w:rStyle w:val="HTMLCode"/>
+        </w:rPr>
+      </w:pPr>
+      <w:r>
+        <w:rPr>
+          <w:rStyle w:val="HTMLCode"/>
+        </w:rPr>
+        <w:t xml:space="preserve">                        </w:t>
+      </w:r>
+      <w:proofErr w:type="spellStart"/>
+      <w:proofErr w:type="gramStart"/>
+      <w:r>
+        <w:rPr>
+          <w:rStyle w:val="HTMLCode"/>
+        </w:rPr>
+        <w:t>session.sessionCreationPolicy</w:t>
+      </w:r>
+      <w:proofErr w:type="spellEnd"/>
+      <w:proofErr w:type="gramEnd"/>
+      <w:r>
+        <w:rPr>
+          <w:rStyle w:val="HTMLCode"/>
+        </w:rPr>
+        <w:t>(</w:t>
+      </w:r>
+    </w:p>
+    <w:p>
+      <w:pPr>
+        <w:pStyle w:val="HTMLPreformatted"/>
+        <w:rPr>
+          <w:rStyle w:val="HTMLCode"/>
+        </w:rPr>
+      </w:pPr>
+      <w:r>
+        <w:rPr>
+          <w:rStyle w:val="HTMLCode"/>
+        </w:rPr>
+        <w:t xml:space="preserve">                                </w:t>
+      </w:r>
+      <w:proofErr w:type="spellStart"/>
+      <w:r>
+        <w:rPr>
+          <w:rStyle w:val="HTMLCode"/>
+        </w:rPr>
+        <w:t>SessionCreationPolicy.STATELESS</w:t>
+      </w:r>
+      <w:proofErr w:type="spellEnd"/>
+      <w:r>
+        <w:rPr>
+          <w:rStyle w:val="HTMLCode"/>
+        </w:rPr>
+        <w:t>))</w:t>
+      </w:r>
+    </w:p>
+    <w:p>
+      <w:pPr>
+        <w:pStyle w:val="HTMLPreformatted"/>
+        <w:rPr>
+          <w:rStyle w:val="HTMLCode"/>
+        </w:rPr>
+      </w:pPr>
+      <w:r>
+        <w:rPr>
+          <w:rStyle w:val="HTMLCode"/>
+        </w:rPr>
+        <w:t xml:space="preserve">                </w:t>
+      </w:r>
+      <w:proofErr w:type="gramStart"/>
+      <w:r>
+        <w:rPr>
+          <w:rStyle w:val="HTMLCode"/>
+        </w:rPr>
+        <w:t>.</w:t>
+      </w:r>
+      <w:proofErr w:type="spellStart"/>
+      <w:r>
+        <w:rPr>
+          <w:rStyle w:val="HTMLCode"/>
+        </w:rPr>
+        <w:t>authorizeHttpRequests</w:t>
+      </w:r>
+      <w:proofErr w:type="spellEnd"/>
+      <w:proofErr w:type="gramEnd"/>
+      <w:r>
+        <w:rPr>
+          <w:rStyle w:val="HTMLCode"/>
+        </w:rPr>
+        <w:t>(auth -&gt; auth</w:t>
+      </w:r>
+    </w:p>
+    <w:p>
+      <w:pPr>
+        <w:pStyle w:val="HTMLPreformatted"/>
+        <w:rPr>
+          <w:rStyle w:val="HTMLCode"/>
+        </w:rPr>
+      </w:pPr>
+    </w:p>
+    <w:p>
+      <w:pPr>
+        <w:pStyle w:val="HTMLPreformatted"/>
+        <w:rPr>
+          <w:rStyle w:val="HTMLCode"/>
+        </w:rPr>
+      </w:pPr>
+      <w:r>
+        <w:rPr>
+          <w:rStyle w:val="HTMLCode"/>
+        </w:rPr>
+        <w:t xml:space="preserve">                        </w:t>
+      </w:r>
+      <w:proofErr w:type="gramStart"/>
+      <w:r>
+        <w:rPr>
+          <w:rStyle w:val="HTMLCode"/>
+        </w:rPr>
+        <w:t>.</w:t>
+      </w:r>
+      <w:proofErr w:type="spellStart"/>
+      <w:r>
+        <w:rPr>
+          <w:rStyle w:val="HTMLCode"/>
+        </w:rPr>
+        <w:t>requestMatchers</w:t>
+      </w:r>
+      <w:proofErr w:type="spellEnd"/>
+      <w:proofErr w:type="gramEnd"/>
+      <w:r>
+        <w:rPr>
+          <w:rStyle w:val="HTMLCode"/>
+        </w:rPr>
+        <w:t>("/public/**")</w:t>
+      </w:r>
+    </w:p>
+    <w:p>
+      <w:pPr>
+        <w:pStyle w:val="HTMLPreformatted"/>
+        <w:rPr>
+          <w:rStyle w:val="HTMLCode"/>
+        </w:rPr>
+      </w:pPr>
+      <w:r>
+        <w:rPr>
+          <w:rStyle w:val="HTMLCode"/>
+        </w:rPr>
+        <w:t xml:space="preserve">                        </w:t>
+      </w:r>
+      <w:proofErr w:type="gramStart"/>
+      <w:r>
+        <w:rPr>
+          <w:rStyle w:val="HTMLCode"/>
+        </w:rPr>
+        <w:t>.</w:t>
+      </w:r>
+      <w:proofErr w:type="spellStart"/>
+      <w:r>
+        <w:rPr>
+          <w:rStyle w:val="HTMLCode"/>
+        </w:rPr>
+        <w:t>permitAll</w:t>
+      </w:r>
+      <w:proofErr w:type="spellEnd"/>
+      <w:proofErr w:type="gramEnd"/>
+      <w:r>
+        <w:rPr>
+          <w:rStyle w:val="HTMLCode"/>
+        </w:rPr>
+        <w:t>()</w:t>
+      </w:r>
+    </w:p>
+    <w:p>
+      <w:pPr>
+        <w:pStyle w:val="HTMLPreformatted"/>
+        <w:rPr>
+          <w:rStyle w:val="HTMLCode"/>
+        </w:rPr>
+      </w:pPr>
+    </w:p>
+    <w:p>
+      <w:pPr>
+        <w:pStyle w:val="HTMLPreformatted"/>
+        <w:rPr>
+          <w:rStyle w:val="HTMLCode"/>
+        </w:rPr>
+      </w:pPr>
+      <w:r>
+        <w:rPr>
+          <w:rStyle w:val="HTMLCode"/>
+        </w:rPr>
+        <w:t xml:space="preserve">                        </w:t>
+      </w:r>
+      <w:proofErr w:type="gramStart"/>
+      <w:r>
+        <w:rPr>
+          <w:rStyle w:val="HTMLCode"/>
+        </w:rPr>
+        <w:t>.</w:t>
+      </w:r>
+      <w:proofErr w:type="spellStart"/>
+      <w:r>
+        <w:rPr>
+          <w:rStyle w:val="HTMLCode"/>
+        </w:rPr>
+        <w:t>requestMatchers</w:t>
+      </w:r>
+      <w:proofErr w:type="spellEnd"/>
+      <w:proofErr w:type="gramEnd"/>
+      <w:r>
+        <w:rPr>
+          <w:rStyle w:val="HTMLCode"/>
+        </w:rPr>
+        <w:t>("/user/**")</w:t>
+      </w:r>
+    </w:p>
+    <w:p>
+      <w:pPr>
+        <w:pStyle w:val="HTMLPreformatted"/>
+        <w:rPr>
+          <w:rStyle w:val="HTMLCode"/>
+        </w:rPr>
+      </w:pPr>
+      <w:r>
+        <w:rPr>
+          <w:rStyle w:val="HTMLCode"/>
+        </w:rPr>
+        <w:t xml:space="preserve">                        </w:t>
+      </w:r>
+      <w:proofErr w:type="gramStart"/>
+      <w:r>
+        <w:rPr>
+          <w:rStyle w:val="HTMLCode"/>
+        </w:rPr>
+        <w:t>.</w:t>
+      </w:r>
+      <w:proofErr w:type="spellStart"/>
+      <w:r>
+        <w:rPr>
+          <w:rStyle w:val="HTMLCode"/>
+        </w:rPr>
+        <w:t>hasAnyRole</w:t>
+      </w:r>
+      <w:proofErr w:type="spellEnd"/>
+      <w:proofErr w:type="gramEnd"/>
+      <w:r>
+        <w:rPr>
+          <w:rStyle w:val="HTMLCode"/>
+        </w:rPr>
+        <w:t>("USER", "OPERATOR", "ADMIN")</w:t>
+      </w:r>
+    </w:p>
+    <w:p>
+      <w:pPr>
+        <w:pStyle w:val="HTMLPreformatted"/>
+        <w:rPr>
+          <w:rStyle w:val="HTMLCode"/>
+        </w:rPr>
+      </w:pPr>
+    </w:p>
+    <w:p>
+      <w:pPr>
+        <w:pStyle w:val="HTMLPreformatted"/>
+        <w:rPr>
+          <w:rStyle w:val="HTMLCode"/>
+        </w:rPr>
+      </w:pPr>
+      <w:r>
+        <w:rPr>
+          <w:rStyle w:val="HTMLCode"/>
+        </w:rPr>
+        <w:t xml:space="preserve">                        </w:t>
+      </w:r>
+      <w:proofErr w:type="gramStart"/>
+      <w:r>
+        <w:rPr>
+          <w:rStyle w:val="HTMLCode"/>
+        </w:rPr>
+        <w:t>.</w:t>
+      </w:r>
+      <w:proofErr w:type="spellStart"/>
+      <w:r>
+        <w:rPr>
+          <w:rStyle w:val="HTMLCode"/>
+        </w:rPr>
+        <w:t>requestMatchers</w:t>
+      </w:r>
+      <w:proofErr w:type="spellEnd"/>
+      <w:proofErr w:type="gramEnd"/>
+      <w:r>
+        <w:rPr>
+          <w:rStyle w:val="HTMLCode"/>
+        </w:rPr>
+        <w:t>("/operator/**")</w:t>
+      </w:r>
+    </w:p>
+    <w:p>
+      <w:pPr>
+        <w:pStyle w:val="HTMLPreformatted"/>
+        <w:rPr>
+          <w:rStyle w:val="HTMLCode"/>
+        </w:rPr>
+      </w:pPr>
+      <w:r>
+        <w:rPr>
+          <w:rStyle w:val="HTMLCode"/>
+        </w:rPr>
+        <w:t xml:space="preserve">                        </w:t>
+      </w:r>
+      <w:proofErr w:type="gramStart"/>
+      <w:r>
+        <w:rPr>
+          <w:rStyle w:val="HTMLCode"/>
+        </w:rPr>
+        <w:t>.</w:t>
+      </w:r>
+      <w:proofErr w:type="spellStart"/>
+      <w:r>
+        <w:rPr>
+          <w:rStyle w:val="HTMLCode"/>
+        </w:rPr>
+        <w:t>hasAnyRole</w:t>
+      </w:r>
+      <w:proofErr w:type="spellEnd"/>
+      <w:proofErr w:type="gramEnd"/>
+      <w:r>
+        <w:rPr>
+          <w:rStyle w:val="HTMLCode"/>
+        </w:rPr>
+        <w:t>("OPERATOR", "ADMIN")</w:t>
+      </w:r>
+    </w:p>
+    <w:p>
+      <w:pPr>
+        <w:pStyle w:val="HTMLPreformatted"/>
+        <w:rPr>
+          <w:rStyle w:val="HTMLCode"/>
+        </w:rPr>
+      </w:pPr>
+    </w:p>
+    <w:p>
+      <w:pPr>
+        <w:pStyle w:val="HTMLPreformatted"/>
+        <w:rPr>
+          <w:rStyle w:val="HTMLCode"/>
+        </w:rPr>
+      </w:pPr>
+      <w:r>
+        <w:rPr>
+          <w:rStyle w:val="HTMLCode"/>
+        </w:rPr>
+        <w:t xml:space="preserve">                        </w:t>
+      </w:r>
+      <w:proofErr w:type="gramStart"/>
+      <w:r>
+        <w:rPr>
+          <w:rStyle w:val="HTMLCode"/>
+        </w:rPr>
+        <w:t>.</w:t>
+      </w:r>
+      <w:proofErr w:type="spellStart"/>
+      <w:r>
+        <w:rPr>
+          <w:rStyle w:val="HTMLCode"/>
+        </w:rPr>
+        <w:t>requestMatchers</w:t>
+      </w:r>
+      <w:proofErr w:type="spellEnd"/>
+      <w:proofErr w:type="gramEnd"/>
+      <w:r>
+        <w:rPr>
+          <w:rStyle w:val="HTMLCode"/>
+        </w:rPr>
+        <w:t>("/admin/**")</w:t>
+      </w:r>
+    </w:p>
+    <w:p>
+      <w:pPr>
+        <w:pStyle w:val="HTMLPreformatted"/>
+        <w:rPr>
+          <w:rStyle w:val="HTMLCode"/>
+        </w:rPr>
+      </w:pPr>
+      <w:r>
+        <w:rPr>
+          <w:rStyle w:val="HTMLCode"/>
+        </w:rPr>
+        <w:t xml:space="preserve">                        </w:t>
+      </w:r>
+      <w:proofErr w:type="gramStart"/>
+      <w:r>
+        <w:rPr>
+          <w:rStyle w:val="HTMLCode"/>
+        </w:rPr>
+        <w:t>.</w:t>
+      </w:r>
+      <w:proofErr w:type="spellStart"/>
+      <w:r>
+        <w:rPr>
+          <w:rStyle w:val="HTMLCode"/>
+        </w:rPr>
+        <w:t>hasRole</w:t>
+      </w:r>
+      <w:proofErr w:type="spellEnd"/>
+      <w:proofErr w:type="gramEnd"/>
+      <w:r>
+        <w:rPr>
+          <w:rStyle w:val="HTMLCode"/>
+        </w:rPr>
+        <w:t>("ADMIN")</w:t>
+      </w:r>
+    </w:p>
+    <w:p>
+      <w:pPr>
+        <w:pStyle w:val="HTMLPreformatted"/>
+        <w:rPr>
+          <w:rStyle w:val="HTMLCode"/>
+        </w:rPr>
+      </w:pPr>
+    </w:p>
+    <w:p>
+      <w:pPr>
+        <w:pStyle w:val="HTMLPreformatted"/>
+        <w:rPr>
+          <w:rStyle w:val="HTMLCode"/>
+        </w:rPr>
+      </w:pPr>
+      <w:r>
+        <w:rPr>
+          <w:rStyle w:val="HTMLCode"/>
+        </w:rPr>
+        <w:t xml:space="preserve">                        </w:t>
+      </w:r>
+      <w:proofErr w:type="gramStart"/>
+      <w:r>
+        <w:rPr>
+          <w:rStyle w:val="HTMLCode"/>
+        </w:rPr>
+        <w:t>.</w:t>
+      </w:r>
+      <w:proofErr w:type="spellStart"/>
+      <w:r>
+        <w:rPr>
+          <w:rStyle w:val="HTMLCode"/>
+        </w:rPr>
+        <w:t>anyRequest</w:t>
+      </w:r>
+      <w:proofErr w:type="spellEnd"/>
+      <w:proofErr w:type="gramEnd"/>
+      <w:r>
+        <w:rPr>
+          <w:rStyle w:val="HTMLCode"/>
+        </w:rPr>
+        <w:t>()</w:t>
+      </w:r>
+    </w:p>
+    <w:p>
+      <w:pPr>
+        <w:pStyle w:val="HTMLPreformatted"/>
+        <w:rPr>
+          <w:rStyle w:val="HTMLCode"/>
+        </w:rPr>
+      </w:pPr>
+      <w:r>
+        <w:rPr>
+          <w:rStyle w:val="HTMLCode"/>
+        </w:rPr>
+        <w:t xml:space="preserve">                        </w:t>
+      </w:r>
+      <w:proofErr w:type="gramStart"/>
+      <w:r>
+        <w:rPr>
+          <w:rStyle w:val="HTMLCode"/>
+        </w:rPr>
+        <w:t>.authenticated</w:t>
+      </w:r>
+      <w:proofErr w:type="gramEnd"/>
+      <w:r>
+        <w:rPr>
+          <w:rStyle w:val="HTMLCode"/>
+        </w:rPr>
+        <w:t>())</w:t>
+      </w:r>
+    </w:p>
+    <w:p>
+      <w:pPr>
+        <w:pStyle w:val="HTMLPreformatted"/>
+        <w:rPr>
+          <w:rStyle w:val="HTMLCode"/>
+        </w:rPr>
+      </w:pPr>
+      <w:r>
+        <w:rPr>
+          <w:rStyle w:val="HTMLCode"/>
+        </w:rPr>
+        <w:t xml:space="preserve">                </w:t>
+      </w:r>
+      <w:proofErr w:type="gramStart"/>
+      <w:r>
+        <w:rPr>
+          <w:rStyle w:val="HTMLCode"/>
+        </w:rPr>
+        <w:t>.</w:t>
+      </w:r>
+      <w:proofErr w:type="spellStart"/>
+      <w:r>
+        <w:rPr>
+          <w:rStyle w:val="HTMLCode"/>
+        </w:rPr>
+        <w:t>addFilterBefore</w:t>
+      </w:r>
+      <w:proofErr w:type="spellEnd"/>
+      <w:proofErr w:type="gramEnd"/>
+      <w:r>
+        <w:rPr>
+          <w:rStyle w:val="HTMLCode"/>
+        </w:rPr>
+        <w:t>(</w:t>
+      </w:r>
+    </w:p>
+    <w:p>
+      <w:pPr>
+        <w:pStyle w:val="HTMLPreformatted"/>
+        <w:rPr>
+          <w:rStyle w:val="HTMLCode"/>
+        </w:rPr>
+      </w:pPr>
+      <w:r>
+        <w:rPr>
+          <w:rStyle w:val="HTMLCode"/>
+        </w:rPr>
+        <w:t xml:space="preserve">                        filter,</w:t>
+      </w:r>
+    </w:p>
+    <w:p>
+      <w:pPr>
+        <w:pStyle w:val="HTMLPreformatted"/>
+        <w:rPr>
+          <w:rStyle w:val="HTMLCode"/>
+        </w:rPr>
+      </w:pPr>
+      <w:r>
+        <w:rPr>
+          <w:rStyle w:val="HTMLCode"/>
+        </w:rPr>
+        <w:t xml:space="preserve">                        </w:t>
+      </w:r>
+      <w:proofErr w:type="spellStart"/>
+      <w:r>
+        <w:rPr>
+          <w:rStyle w:val="HTMLCode"/>
+        </w:rPr>
+        <w:t>UsernamePasswordAuthenticationFilter.class</w:t>
+      </w:r>
+      <w:proofErr w:type="spellEnd"/>
+      <w:r>
+        <w:rPr>
+          <w:rStyle w:val="HTMLCode"/>
+        </w:rPr>
+        <w:t>)</w:t>
+      </w:r>
+    </w:p>
+    <w:p>
+      <w:pPr>
+        <w:pStyle w:val="HTMLPreformatted"/>
+        <w:rPr>
+          <w:rStyle w:val="HTMLCode"/>
+        </w:rPr>
+      </w:pPr>
+      <w:r>
+        <w:rPr>
+          <w:rStyle w:val="HTMLCode"/>
+        </w:rPr>
+        <w:t xml:space="preserve">                </w:t>
+      </w:r>
+      <w:proofErr w:type="gramStart"/>
+      <w:r>
+        <w:rPr>
+          <w:rStyle w:val="HTMLCode"/>
+        </w:rPr>
+        <w:t>.build</w:t>
+      </w:r>
+      <w:proofErr w:type="gramEnd"/>
+      <w:r>
+        <w:rPr>
+          <w:rStyle w:val="HTMLCode"/>
+        </w:rPr>
+        <w:t>();</w:t>
       </w:r>
     </w:p>
     <w:p>
@@ -10130,11 +9921,18 @@
     </w:p>
     <w:p>
       <w:pPr>
+        <w:pStyle w:val="Heading1"/>
+      </w:pPr>
+      <w:r>
+        <w:t>6. Example Controllers</w:t>
+      </w:r>
+    </w:p>
+    <w:p>
+      <w:pPr>
         <w:pStyle w:val="Heading2"/>
       </w:pPr>
       <w:r>
-        <w:lastRenderedPageBreak/>
-        <w:t>Operator APIs</w:t>
+        <w:t>User APIs</w:t>
       </w:r>
     </w:p>
     <w:p>
@@ -10184,7 +9982,7 @@
         <w:rPr>
           <w:rStyle w:val="HTMLCode"/>
         </w:rPr>
-        <w:t>("/operator")</w:t>
+        <w:t>("/user")</w:t>
       </w:r>
     </w:p>
     <w:p>
@@ -10205,7 +10003,7 @@
         <w:rPr>
           <w:rStyle w:val="HTMLCode"/>
         </w:rPr>
-        <w:t>OperatorController</w:t>
+        <w:t>UserController</w:t>
       </w:r>
       <w:proofErr w:type="spellEnd"/>
       <w:r>
@@ -10248,7 +10046,7 @@
         <w:rPr>
           <w:rStyle w:val="HTMLCode"/>
         </w:rPr>
-        <w:t>("/tasks")</w:t>
+        <w:t>("/profile")</w:t>
       </w:r>
     </w:p>
     <w:p>
@@ -10269,7 +10067,7 @@
         <w:rPr>
           <w:rStyle w:val="HTMLCode"/>
         </w:rPr>
-        <w:t>tasks(</w:t>
+        <w:t>profile(</w:t>
       </w:r>
       <w:proofErr w:type="gramEnd"/>
       <w:r>
@@ -10290,7 +10088,7 @@
         <w:rPr>
           <w:rStyle w:val="HTMLCode"/>
         </w:rPr>
-        <w:t xml:space="preserve">        return "Accessible by OPERATOR and ADMIN";</w:t>
+        <w:t xml:space="preserve">        return "Accessible by USER, OPERATOR, ADMIN";</w:t>
       </w:r>
     </w:p>
     <w:p>
@@ -10333,7 +10131,8 @@
         <w:pStyle w:val="Heading2"/>
       </w:pPr>
       <w:r>
-        <w:t>Admin APIs</w:t>
+        <w:lastRenderedPageBreak/>
+        <w:t>Operator APIs</w:t>
       </w:r>
     </w:p>
     <w:p>
@@ -10383,7 +10182,7 @@
         <w:rPr>
           <w:rStyle w:val="HTMLCode"/>
         </w:rPr>
-        <w:t>("/admin")</w:t>
+        <w:t>("/operator")</w:t>
       </w:r>
     </w:p>
     <w:p>
@@ -10404,7 +10203,7 @@
         <w:rPr>
           <w:rStyle w:val="HTMLCode"/>
         </w:rPr>
-        <w:t>AdminController</w:t>
+        <w:t>OperatorController</w:t>
       </w:r>
       <w:proofErr w:type="spellEnd"/>
       <w:r>
@@ -10447,7 +10246,7 @@
         <w:rPr>
           <w:rStyle w:val="HTMLCode"/>
         </w:rPr>
-        <w:t>("/dashboard")</w:t>
+        <w:t>("/tasks")</w:t>
       </w:r>
     </w:p>
     <w:p>
@@ -10468,7 +10267,7 @@
         <w:rPr>
           <w:rStyle w:val="HTMLCode"/>
         </w:rPr>
-        <w:t>dashboard(</w:t>
+        <w:t>tasks(</w:t>
       </w:r>
       <w:proofErr w:type="gramEnd"/>
       <w:r>
@@ -10489,7 +10288,7 @@
         <w:rPr>
           <w:rStyle w:val="HTMLCode"/>
         </w:rPr>
-        <w:t xml:space="preserve">        return "Accessible only by ADMIN";</w:t>
+        <w:t xml:space="preserve">        return "Accessible by OPERATOR and ADMIN";</w:t>
       </w:r>
     </w:p>
     <w:p>
@@ -10529,10 +10328,10 @@
     </w:p>
     <w:p>
       <w:pPr>
-        <w:pStyle w:val="Heading1"/>
-      </w:pPr>
-      <w:r>
-        <w:t>7. Access Logged-In User</w:t>
+        <w:pStyle w:val="Heading2"/>
+      </w:pPr>
+      <w:r>
+        <w:t>Admin APIs</w:t>
       </w:r>
     </w:p>
     <w:p>
@@ -10553,6 +10352,92 @@
         <w:rPr>
           <w:rStyle w:val="HTMLCode"/>
         </w:rPr>
+        <w:t>RestController</w:t>
+      </w:r>
+      <w:proofErr w:type="spellEnd"/>
+    </w:p>
+    <w:p>
+      <w:pPr>
+        <w:pStyle w:val="HTMLPreformatted"/>
+        <w:rPr>
+          <w:rStyle w:val="HTMLCode"/>
+        </w:rPr>
+      </w:pPr>
+      <w:r>
+        <w:rPr>
+          <w:rStyle w:val="HTMLCode"/>
+        </w:rPr>
+        <w:t>@</w:t>
+      </w:r>
+      <w:proofErr w:type="spellStart"/>
+      <w:r>
+        <w:rPr>
+          <w:rStyle w:val="HTMLCode"/>
+        </w:rPr>
+        <w:t>RequestMapping</w:t>
+      </w:r>
+      <w:proofErr w:type="spellEnd"/>
+      <w:r>
+        <w:rPr>
+          <w:rStyle w:val="HTMLCode"/>
+        </w:rPr>
+        <w:t>("/admin")</w:t>
+      </w:r>
+    </w:p>
+    <w:p>
+      <w:pPr>
+        <w:pStyle w:val="HTMLPreformatted"/>
+        <w:rPr>
+          <w:rStyle w:val="HTMLCode"/>
+        </w:rPr>
+      </w:pPr>
+      <w:r>
+        <w:rPr>
+          <w:rStyle w:val="HTMLCode"/>
+        </w:rPr>
+        <w:t xml:space="preserve">public class </w:t>
+      </w:r>
+      <w:proofErr w:type="spellStart"/>
+      <w:r>
+        <w:rPr>
+          <w:rStyle w:val="HTMLCode"/>
+        </w:rPr>
+        <w:t>AdminController</w:t>
+      </w:r>
+      <w:proofErr w:type="spellEnd"/>
+      <w:r>
+        <w:rPr>
+          <w:rStyle w:val="HTMLCode"/>
+        </w:rPr>
+        <w:t xml:space="preserve"> {</w:t>
+      </w:r>
+    </w:p>
+    <w:p>
+      <w:pPr>
+        <w:pStyle w:val="HTMLPreformatted"/>
+        <w:rPr>
+          <w:rStyle w:val="HTMLCode"/>
+        </w:rPr>
+      </w:pPr>
+    </w:p>
+    <w:p>
+      <w:pPr>
+        <w:pStyle w:val="HTMLPreformatted"/>
+        <w:rPr>
+          <w:rStyle w:val="HTMLCode"/>
+        </w:rPr>
+      </w:pPr>
+      <w:r>
+        <w:rPr>
+          <w:rStyle w:val="HTMLCode"/>
+        </w:rPr>
+        <w:t xml:space="preserve">    @</w:t>
+      </w:r>
+      <w:proofErr w:type="spellStart"/>
+      <w:r>
+        <w:rPr>
+          <w:rStyle w:val="HTMLCode"/>
+        </w:rPr>
         <w:t>GetMapping</w:t>
       </w:r>
       <w:proofErr w:type="spellEnd"/>
@@ -10560,257 +10445,63 @@
         <w:rPr>
           <w:rStyle w:val="HTMLCode"/>
         </w:rPr>
-        <w:t>("/me")</w:t>
-      </w:r>
-    </w:p>
-    <w:p>
-      <w:pPr>
-        <w:pStyle w:val="HTMLPreformatted"/>
-        <w:rPr>
-          <w:rStyle w:val="HTMLCode"/>
-        </w:rPr>
-      </w:pPr>
-      <w:r>
-        <w:rPr>
-          <w:rStyle w:val="HTMLCode"/>
-        </w:rPr>
-        <w:t xml:space="preserve">public </w:t>
-      </w:r>
-      <w:proofErr w:type="spellStart"/>
-      <w:r>
-        <w:rPr>
-          <w:rStyle w:val="HTMLCode"/>
-        </w:rPr>
-        <w:t>AppUserPrincipal</w:t>
-      </w:r>
-      <w:proofErr w:type="spellEnd"/>
-      <w:r>
-        <w:rPr>
-          <w:rStyle w:val="HTMLCode"/>
-        </w:rPr>
-        <w:t xml:space="preserve"> </w:t>
+        <w:t>("/dashboard")</w:t>
+      </w:r>
+    </w:p>
+    <w:p>
+      <w:pPr>
+        <w:pStyle w:val="HTMLPreformatted"/>
+        <w:rPr>
+          <w:rStyle w:val="HTMLCode"/>
+        </w:rPr>
+      </w:pPr>
+      <w:r>
+        <w:rPr>
+          <w:rStyle w:val="HTMLCode"/>
+        </w:rPr>
+        <w:t xml:space="preserve">    public String </w:t>
       </w:r>
       <w:proofErr w:type="gramStart"/>
       <w:r>
         <w:rPr>
           <w:rStyle w:val="HTMLCode"/>
         </w:rPr>
-        <w:t>me(</w:t>
+        <w:t>dashboard(</w:t>
       </w:r>
       <w:proofErr w:type="gramEnd"/>
-    </w:p>
-    <w:p>
-      <w:pPr>
-        <w:pStyle w:val="HTMLPreformatted"/>
-        <w:rPr>
-          <w:rStyle w:val="HTMLCode"/>
-        </w:rPr>
-      </w:pPr>
-      <w:r>
-        <w:rPr>
-          <w:rStyle w:val="HTMLCode"/>
-        </w:rPr>
-        <w:t xml:space="preserve">        Authentication authentication) {</w:t>
-      </w:r>
-    </w:p>
-    <w:p>
-      <w:pPr>
-        <w:pStyle w:val="HTMLPreformatted"/>
-        <w:rPr>
-          <w:rStyle w:val="HTMLCode"/>
-        </w:rPr>
-      </w:pPr>
-    </w:p>
-    <w:p>
-      <w:pPr>
-        <w:pStyle w:val="HTMLPreformatted"/>
-        <w:rPr>
-          <w:rStyle w:val="HTMLCode"/>
-        </w:rPr>
-      </w:pPr>
-      <w:r>
-        <w:rPr>
-          <w:rStyle w:val="HTMLCode"/>
-        </w:rPr>
-        <w:t xml:space="preserve">    return (</w:t>
-      </w:r>
-      <w:proofErr w:type="spellStart"/>
-      <w:r>
-        <w:rPr>
-          <w:rStyle w:val="HTMLCode"/>
-        </w:rPr>
-        <w:t>AppUserPrincipal</w:t>
-      </w:r>
-      <w:proofErr w:type="spellEnd"/>
-      <w:r>
-        <w:rPr>
-          <w:rStyle w:val="HTMLCode"/>
-        </w:rPr>
-        <w:t>)</w:t>
-      </w:r>
-    </w:p>
-    <w:p>
-      <w:pPr>
-        <w:pStyle w:val="HTMLPreformatted"/>
-        <w:rPr>
-          <w:rStyle w:val="HTMLCode"/>
-        </w:rPr>
-      </w:pPr>
-      <w:r>
-        <w:rPr>
-          <w:rStyle w:val="HTMLCode"/>
-        </w:rPr>
-        <w:t xml:space="preserve">            </w:t>
-      </w:r>
-      <w:proofErr w:type="spellStart"/>
-      <w:proofErr w:type="gramStart"/>
-      <w:r>
-        <w:rPr>
-          <w:rStyle w:val="HTMLCode"/>
-        </w:rPr>
-        <w:t>authentication.getPrincipal</w:t>
-      </w:r>
-      <w:proofErr w:type="spellEnd"/>
-      <w:proofErr w:type="gramEnd"/>
-      <w:r>
-        <w:rPr>
-          <w:rStyle w:val="HTMLCode"/>
-        </w:rPr>
-        <w:t>();</w:t>
-      </w:r>
-    </w:p>
-    <w:p>
-      <w:pPr>
-        <w:pStyle w:val="HTMLPreformatted"/>
-        <w:rPr>
-          <w:rStyle w:val="HTMLCode"/>
-        </w:rPr>
-      </w:pPr>
-      <w:r>
-        <w:rPr>
-          <w:rStyle w:val="HTMLCode"/>
-        </w:rPr>
-        <w:t>}</w:t>
-      </w:r>
-    </w:p>
-    <w:p>
-      <w:pPr>
-        <w:pStyle w:val="NormalWeb"/>
-      </w:pPr>
-      <w:r>
-        <w:t>Example response:</w:t>
-      </w:r>
-    </w:p>
-    <w:p>
-      <w:pPr>
-        <w:pStyle w:val="HTMLPreformatted"/>
-        <w:rPr>
-          <w:rStyle w:val="HTMLCode"/>
-        </w:rPr>
-      </w:pPr>
-      <w:r>
-        <w:rPr>
-          <w:rStyle w:val="HTMLCode"/>
-        </w:rPr>
-        <w:t>{</w:t>
-      </w:r>
-    </w:p>
-    <w:p>
-      <w:pPr>
-        <w:pStyle w:val="HTMLPreformatted"/>
-        <w:rPr>
-          <w:rStyle w:val="HTMLCode"/>
-        </w:rPr>
-      </w:pPr>
-      <w:r>
-        <w:rPr>
-          <w:rStyle w:val="HTMLCode"/>
-        </w:rPr>
-        <w:t xml:space="preserve">  "</w:t>
-      </w:r>
-      <w:proofErr w:type="spellStart"/>
-      <w:r>
-        <w:rPr>
-          <w:rStyle w:val="HTMLCode"/>
-        </w:rPr>
-        <w:t>userId</w:t>
-      </w:r>
-      <w:proofErr w:type="spellEnd"/>
-      <w:r>
-        <w:rPr>
-          <w:rStyle w:val="HTMLCode"/>
-        </w:rPr>
-        <w:t>": 10,</w:t>
-      </w:r>
-    </w:p>
-    <w:p>
-      <w:pPr>
-        <w:pStyle w:val="HTMLPreformatted"/>
-        <w:rPr>
-          <w:rStyle w:val="HTMLCode"/>
-        </w:rPr>
-      </w:pPr>
-      <w:r>
-        <w:rPr>
-          <w:rStyle w:val="HTMLCode"/>
-        </w:rPr>
-        <w:t xml:space="preserve">  "</w:t>
-      </w:r>
-      <w:proofErr w:type="spellStart"/>
-      <w:r>
-        <w:rPr>
-          <w:rStyle w:val="HTMLCode"/>
-        </w:rPr>
-        <w:t>firebaseUid</w:t>
-      </w:r>
-      <w:proofErr w:type="spellEnd"/>
-      <w:r>
-        <w:rPr>
-          <w:rStyle w:val="HTMLCode"/>
-        </w:rPr>
-        <w:t>": "abc123",</w:t>
-      </w:r>
-    </w:p>
-    <w:p>
-      <w:pPr>
-        <w:pStyle w:val="HTMLPreformatted"/>
-        <w:rPr>
-          <w:rStyle w:val="HTMLCode"/>
-        </w:rPr>
-      </w:pPr>
-      <w:r>
-        <w:rPr>
-          <w:rStyle w:val="HTMLCode"/>
-        </w:rPr>
-        <w:t xml:space="preserve">  "</w:t>
-      </w:r>
-      <w:proofErr w:type="spellStart"/>
-      <w:r>
-        <w:rPr>
-          <w:rStyle w:val="HTMLCode"/>
-        </w:rPr>
-        <w:t>phoneNumber</w:t>
-      </w:r>
-      <w:proofErr w:type="spellEnd"/>
-      <w:r>
-        <w:rPr>
-          <w:rStyle w:val="HTMLCode"/>
-        </w:rPr>
-        <w:t>": "+919876543210",</w:t>
-      </w:r>
-    </w:p>
-    <w:p>
-      <w:pPr>
-        <w:pStyle w:val="HTMLPreformatted"/>
-        <w:rPr>
-          <w:rStyle w:val="HTMLCode"/>
-        </w:rPr>
-      </w:pPr>
-      <w:r>
-        <w:rPr>
-          <w:rStyle w:val="HTMLCode"/>
-        </w:rPr>
-        <w:t xml:space="preserve">  "role": "OPERATOR"</w:t>
+      <w:r>
+        <w:rPr>
+          <w:rStyle w:val="HTMLCode"/>
+        </w:rPr>
+        <w:t>) {</w:t>
+      </w:r>
+    </w:p>
+    <w:p>
+      <w:pPr>
+        <w:pStyle w:val="HTMLPreformatted"/>
+        <w:rPr>
+          <w:rStyle w:val="HTMLCode"/>
+        </w:rPr>
+      </w:pPr>
+      <w:r>
+        <w:rPr>
+          <w:rStyle w:val="HTMLCode"/>
+        </w:rPr>
+        <w:t xml:space="preserve">        return "Accessible only by ADMIN";</w:t>
+      </w:r>
+    </w:p>
+    <w:p>
+      <w:pPr>
+        <w:pStyle w:val="HTMLPreformatted"/>
+        <w:rPr>
+          <w:rStyle w:val="HTMLCode"/>
+        </w:rPr>
+      </w:pPr>
+      <w:r>
+        <w:rPr>
+          <w:rStyle w:val="HTMLCode"/>
+        </w:rPr>
+        <w:t xml:space="preserve">    }</w:t>
       </w:r>
     </w:p>
     <w:p>
@@ -10839,6 +10530,313 @@
         <w:pStyle w:val="Heading1"/>
       </w:pPr>
       <w:r>
+        <w:t>7. Access Logged-In User</w:t>
+      </w:r>
+    </w:p>
+    <w:p>
+      <w:pPr>
+        <w:pStyle w:val="HTMLPreformatted"/>
+        <w:rPr>
+          <w:rStyle w:val="HTMLCode"/>
+        </w:rPr>
+      </w:pPr>
+      <w:r>
+        <w:rPr>
+          <w:rStyle w:val="HTMLCode"/>
+        </w:rPr>
+        <w:t>@</w:t>
+      </w:r>
+      <w:proofErr w:type="spellStart"/>
+      <w:r>
+        <w:rPr>
+          <w:rStyle w:val="HTMLCode"/>
+        </w:rPr>
+        <w:t>GetMapping</w:t>
+      </w:r>
+      <w:proofErr w:type="spellEnd"/>
+      <w:r>
+        <w:rPr>
+          <w:rStyle w:val="HTMLCode"/>
+        </w:rPr>
+        <w:t>("/me")</w:t>
+      </w:r>
+    </w:p>
+    <w:p>
+      <w:pPr>
+        <w:pStyle w:val="HTMLPreformatted"/>
+        <w:rPr>
+          <w:rStyle w:val="HTMLCode"/>
+        </w:rPr>
+      </w:pPr>
+      <w:r>
+        <w:rPr>
+          <w:rStyle w:val="HTMLCode"/>
+        </w:rPr>
+        <w:t xml:space="preserve">public </w:t>
+      </w:r>
+      <w:proofErr w:type="spellStart"/>
+      <w:r>
+        <w:rPr>
+          <w:rStyle w:val="HTMLCode"/>
+        </w:rPr>
+        <w:t>AppUserPrincipal</w:t>
+      </w:r>
+      <w:proofErr w:type="spellEnd"/>
+      <w:r>
+        <w:rPr>
+          <w:rStyle w:val="HTMLCode"/>
+        </w:rPr>
+        <w:t xml:space="preserve"> </w:t>
+      </w:r>
+      <w:proofErr w:type="gramStart"/>
+      <w:r>
+        <w:rPr>
+          <w:rStyle w:val="HTMLCode"/>
+        </w:rPr>
+        <w:t>me(</w:t>
+      </w:r>
+      <w:proofErr w:type="gramEnd"/>
+    </w:p>
+    <w:p>
+      <w:pPr>
+        <w:pStyle w:val="HTMLPreformatted"/>
+        <w:rPr>
+          <w:rStyle w:val="HTMLCode"/>
+        </w:rPr>
+      </w:pPr>
+      <w:r>
+        <w:rPr>
+          <w:rStyle w:val="HTMLCode"/>
+        </w:rPr>
+        <w:t xml:space="preserve">        Authentication authentication) {</w:t>
+      </w:r>
+    </w:p>
+    <w:p>
+      <w:pPr>
+        <w:pStyle w:val="HTMLPreformatted"/>
+        <w:rPr>
+          <w:rStyle w:val="HTMLCode"/>
+        </w:rPr>
+      </w:pPr>
+    </w:p>
+    <w:p>
+      <w:pPr>
+        <w:pStyle w:val="HTMLPreformatted"/>
+        <w:rPr>
+          <w:rStyle w:val="HTMLCode"/>
+        </w:rPr>
+      </w:pPr>
+      <w:r>
+        <w:rPr>
+          <w:rStyle w:val="HTMLCode"/>
+        </w:rPr>
+        <w:t xml:space="preserve">    return (</w:t>
+      </w:r>
+      <w:proofErr w:type="spellStart"/>
+      <w:r>
+        <w:rPr>
+          <w:rStyle w:val="HTMLCode"/>
+        </w:rPr>
+        <w:t>AppUserPrincipal</w:t>
+      </w:r>
+      <w:proofErr w:type="spellEnd"/>
+      <w:r>
+        <w:rPr>
+          <w:rStyle w:val="HTMLCode"/>
+        </w:rPr>
+        <w:t>)</w:t>
+      </w:r>
+    </w:p>
+    <w:p>
+      <w:pPr>
+        <w:pStyle w:val="HTMLPreformatted"/>
+        <w:rPr>
+          <w:rStyle w:val="HTMLCode"/>
+        </w:rPr>
+      </w:pPr>
+      <w:r>
+        <w:rPr>
+          <w:rStyle w:val="HTMLCode"/>
+        </w:rPr>
+        <w:t xml:space="preserve">            </w:t>
+      </w:r>
+      <w:proofErr w:type="spellStart"/>
+      <w:proofErr w:type="gramStart"/>
+      <w:r>
+        <w:rPr>
+          <w:rStyle w:val="HTMLCode"/>
+        </w:rPr>
+        <w:t>authentication.getPrincipal</w:t>
+      </w:r>
+      <w:proofErr w:type="spellEnd"/>
+      <w:proofErr w:type="gramEnd"/>
+      <w:r>
+        <w:rPr>
+          <w:rStyle w:val="HTMLCode"/>
+        </w:rPr>
+        <w:t>();</w:t>
+      </w:r>
+    </w:p>
+    <w:p>
+      <w:pPr>
+        <w:pStyle w:val="HTMLPreformatted"/>
+        <w:rPr>
+          <w:rStyle w:val="HTMLCode"/>
+        </w:rPr>
+      </w:pPr>
+      <w:r>
+        <w:rPr>
+          <w:rStyle w:val="HTMLCode"/>
+        </w:rPr>
+        <w:t>}</w:t>
+      </w:r>
+    </w:p>
+    <w:p>
+      <w:pPr>
+        <w:pStyle w:val="NormalWeb"/>
+      </w:pPr>
+      <w:r>
+        <w:t>Example response:</w:t>
+      </w:r>
+    </w:p>
+    <w:p>
+      <w:pPr>
+        <w:pStyle w:val="HTMLPreformatted"/>
+        <w:rPr>
+          <w:rStyle w:val="HTMLCode"/>
+        </w:rPr>
+      </w:pPr>
+      <w:r>
+        <w:rPr>
+          <w:rStyle w:val="HTMLCode"/>
+        </w:rPr>
+        <w:t>{</w:t>
+      </w:r>
+    </w:p>
+    <w:p>
+      <w:pPr>
+        <w:pStyle w:val="HTMLPreformatted"/>
+        <w:rPr>
+          <w:rStyle w:val="HTMLCode"/>
+        </w:rPr>
+      </w:pPr>
+      <w:r>
+        <w:rPr>
+          <w:rStyle w:val="HTMLCode"/>
+        </w:rPr>
+        <w:t xml:space="preserve">  "</w:t>
+      </w:r>
+      <w:proofErr w:type="spellStart"/>
+      <w:r>
+        <w:rPr>
+          <w:rStyle w:val="HTMLCode"/>
+        </w:rPr>
+        <w:t>userId</w:t>
+      </w:r>
+      <w:proofErr w:type="spellEnd"/>
+      <w:r>
+        <w:rPr>
+          <w:rStyle w:val="HTMLCode"/>
+        </w:rPr>
+        <w:t>": 10,</w:t>
+      </w:r>
+    </w:p>
+    <w:p>
+      <w:pPr>
+        <w:pStyle w:val="HTMLPreformatted"/>
+        <w:rPr>
+          <w:rStyle w:val="HTMLCode"/>
+        </w:rPr>
+      </w:pPr>
+      <w:r>
+        <w:rPr>
+          <w:rStyle w:val="HTMLCode"/>
+        </w:rPr>
+        <w:t xml:space="preserve">  "</w:t>
+      </w:r>
+      <w:proofErr w:type="spellStart"/>
+      <w:r>
+        <w:rPr>
+          <w:rStyle w:val="HTMLCode"/>
+        </w:rPr>
+        <w:t>firebaseUid</w:t>
+      </w:r>
+      <w:proofErr w:type="spellEnd"/>
+      <w:r>
+        <w:rPr>
+          <w:rStyle w:val="HTMLCode"/>
+        </w:rPr>
+        <w:t>": "abc123",</w:t>
+      </w:r>
+    </w:p>
+    <w:p>
+      <w:pPr>
+        <w:pStyle w:val="HTMLPreformatted"/>
+        <w:rPr>
+          <w:rStyle w:val="HTMLCode"/>
+        </w:rPr>
+      </w:pPr>
+      <w:r>
+        <w:rPr>
+          <w:rStyle w:val="HTMLCode"/>
+        </w:rPr>
+        <w:t xml:space="preserve">  "</w:t>
+      </w:r>
+      <w:proofErr w:type="spellStart"/>
+      <w:r>
+        <w:rPr>
+          <w:rStyle w:val="HTMLCode"/>
+        </w:rPr>
+        <w:t>phoneNumber</w:t>
+      </w:r>
+      <w:proofErr w:type="spellEnd"/>
+      <w:r>
+        <w:rPr>
+          <w:rStyle w:val="HTMLCode"/>
+        </w:rPr>
+        <w:t>": "+919876543210",</w:t>
+      </w:r>
+    </w:p>
+    <w:p>
+      <w:pPr>
+        <w:pStyle w:val="HTMLPreformatted"/>
+        <w:rPr>
+          <w:rStyle w:val="HTMLCode"/>
+        </w:rPr>
+      </w:pPr>
+      <w:r>
+        <w:rPr>
+          <w:rStyle w:val="HTMLCode"/>
+        </w:rPr>
+        <w:t xml:space="preserve">  "role": "OPERATOR"</w:t>
+      </w:r>
+    </w:p>
+    <w:p>
+      <w:pPr>
+        <w:pStyle w:val="HTMLPreformatted"/>
+        <w:rPr>
+          <w:rStyle w:val="HTMLCode"/>
+        </w:rPr>
+      </w:pPr>
+      <w:r>
+        <w:rPr>
+          <w:rStyle w:val="HTMLCode"/>
+        </w:rPr>
+        <w:t>}</w:t>
+      </w:r>
+    </w:p>
+    <w:p>
+      <w:r>
+        <w:pict>
+          <v:rect id="_x0000_i1049" style="width:0;height:1.5pt" o:hralign="center" o:hrstd="t" o:hr="t" fillcolor="#a0a0a0" stroked="f"/>
+        </w:pict>
+      </w:r>
+    </w:p>
+    <w:p>
+      <w:pPr>
+        <w:pStyle w:val="Heading1"/>
+      </w:pPr>
+      <w:r>
         <w:t>8. Method-Level Security (Recommended)</w:t>
       </w:r>
     </w:p>
@@ -11236,7 +11234,7 @@
     <w:p>
       <w:r>
         <w:pict>
-          <v:rect id="_x0000_i1049" style="width:0;height:1.5pt" o:hralign="center" o:hrstd="t" o:hr="t" fillcolor="#a0a0a0" stroked="f"/>
+          <v:rect id="_x0000_i1050" style="width:0;height:1.5pt" o:hralign="center" o:hrstd="t" o:hr="t" fillcolor="#a0a0a0" stroked="f"/>
         </w:pict>
       </w:r>
     </w:p>
@@ -11633,6 +11631,2601 @@
       <w:r>
         <w:t xml:space="preserve"> alone.</w:t>
       </w:r>
+      <w:r>
+        <w:br/>
+      </w:r>
+      <w:r>
+        <w:br/>
+      </w:r>
+    </w:p>
+    <w:p>
+      <w:pPr>
+        <w:pStyle w:val="NormalWeb"/>
+      </w:pPr>
+    </w:p>
+    <w:p>
+      <w:pPr>
+        <w:pStyle w:val="NormalWeb"/>
+      </w:pPr>
+    </w:p>
+    <w:p>
+      <w:pPr>
+        <w:pStyle w:val="NormalWeb"/>
+      </w:pPr>
+    </w:p>
+    <w:p>
+      <w:pPr>
+        <w:pStyle w:val="NormalWeb"/>
+      </w:pPr>
+    </w:p>
+    <w:p>
+      <w:pPr>
+        <w:pStyle w:val="NormalWeb"/>
+      </w:pPr>
+    </w:p>
+    <w:p>
+      <w:pPr>
+        <w:pStyle w:val="NormalWeb"/>
+      </w:pPr>
+    </w:p>
+    <w:p>
+      <w:pPr>
+        <w:pStyle w:val="NormalWeb"/>
+      </w:pPr>
+    </w:p>
+    <w:p>
+      <w:pPr>
+        <w:pStyle w:val="NormalWeb"/>
+      </w:pPr>
+    </w:p>
+    <w:p>
+      <w:pPr>
+        <w:pStyle w:val="NormalWeb"/>
+      </w:pPr>
+      <w:bookmarkStart w:id="0" w:name="_GoBack"/>
+      <w:bookmarkEnd w:id="0"/>
+      <w:r>
+        <w:lastRenderedPageBreak/>
+        <w:t xml:space="preserve">Here's a production-ready architecture diagram for the </w:t>
+      </w:r>
+      <w:r>
+        <w:rPr>
+          <w:rStyle w:val="Strong"/>
+        </w:rPr>
+        <w:t>Firebase Phone Auth → Spring Boot JWT → RBAC</w:t>
+      </w:r>
+      <w:r>
+        <w:t xml:space="preserve"> pattern:</w:t>
+      </w:r>
+    </w:p>
+    <w:p>
+      <w:pPr>
+        <w:pStyle w:val="HTMLPreformatted"/>
+        <w:rPr>
+          <w:rStyle w:val="HTMLCode"/>
+        </w:rPr>
+      </w:pPr>
+      <w:r>
+        <w:rPr>
+          <w:rStyle w:val="HTMLCode"/>
+        </w:rPr>
+        <w:t>┌─────────────────────────────────────────────────────────────┐</w:t>
+      </w:r>
+    </w:p>
+    <w:p>
+      <w:pPr>
+        <w:pStyle w:val="HTMLPreformatted"/>
+        <w:rPr>
+          <w:rStyle w:val="HTMLCode"/>
+        </w:rPr>
+      </w:pPr>
+      <w:r>
+        <w:rPr>
+          <w:rStyle w:val="HTMLCode"/>
+        </w:rPr>
+        <w:t>│                     Mobile / Web Client                    │</w:t>
+      </w:r>
+    </w:p>
+    <w:p>
+      <w:pPr>
+        <w:pStyle w:val="HTMLPreformatted"/>
+        <w:rPr>
+          <w:rStyle w:val="HTMLCode"/>
+        </w:rPr>
+      </w:pPr>
+      <w:r>
+        <w:rPr>
+          <w:rStyle w:val="HTMLCode"/>
+        </w:rPr>
+        <w:t>└───────────────────────┬─────────────────────────────────────┘</w:t>
+      </w:r>
+    </w:p>
+    <w:p>
+      <w:pPr>
+        <w:pStyle w:val="HTMLPreformatted"/>
+        <w:rPr>
+          <w:rStyle w:val="HTMLCode"/>
+        </w:rPr>
+      </w:pPr>
+      <w:r>
+        <w:rPr>
+          <w:rStyle w:val="HTMLCode"/>
+        </w:rPr>
+        <w:t xml:space="preserve">                        │</w:t>
+      </w:r>
+    </w:p>
+    <w:p>
+      <w:pPr>
+        <w:pStyle w:val="HTMLPreformatted"/>
+        <w:rPr>
+          <w:rStyle w:val="HTMLCode"/>
+        </w:rPr>
+      </w:pPr>
+      <w:r>
+        <w:rPr>
+          <w:rStyle w:val="HTMLCode"/>
+        </w:rPr>
+        <w:t xml:space="preserve">                        │ 1. Phone Number</w:t>
+      </w:r>
+    </w:p>
+    <w:p>
+      <w:pPr>
+        <w:pStyle w:val="HTMLPreformatted"/>
+        <w:rPr>
+          <w:rStyle w:val="HTMLCode"/>
+        </w:rPr>
+      </w:pPr>
+      <w:r>
+        <w:rPr>
+          <w:rStyle w:val="HTMLCode"/>
+        </w:rPr>
+        <w:t xml:space="preserve">                        ▼</w:t>
+      </w:r>
+    </w:p>
+    <w:p>
+      <w:pPr>
+        <w:pStyle w:val="HTMLPreformatted"/>
+        <w:rPr>
+          <w:rStyle w:val="HTMLCode"/>
+        </w:rPr>
+      </w:pPr>
+      <w:r>
+        <w:rPr>
+          <w:rStyle w:val="HTMLCode"/>
+        </w:rPr>
+        <w:t>┌─────────────────────────────────────────────────────────────┐</w:t>
+      </w:r>
+    </w:p>
+    <w:p>
+      <w:pPr>
+        <w:pStyle w:val="HTMLPreformatted"/>
+        <w:rPr>
+          <w:rStyle w:val="HTMLCode"/>
+        </w:rPr>
+      </w:pPr>
+      <w:r>
+        <w:rPr>
+          <w:rStyle w:val="HTMLCode"/>
+        </w:rPr>
+        <w:t>│                 Firebase Authentication                     │</w:t>
+      </w:r>
+    </w:p>
+    <w:p>
+      <w:pPr>
+        <w:pStyle w:val="HTMLPreformatted"/>
+        <w:rPr>
+          <w:rStyle w:val="HTMLCode"/>
+        </w:rPr>
+      </w:pPr>
+      <w:r>
+        <w:rPr>
+          <w:rStyle w:val="HTMLCode"/>
+        </w:rPr>
+        <w:t>│                                                             │</w:t>
+      </w:r>
+    </w:p>
+    <w:p>
+      <w:pPr>
+        <w:pStyle w:val="HTMLPreformatted"/>
+        <w:rPr>
+          <w:rStyle w:val="HTMLCode"/>
+        </w:rPr>
+      </w:pPr>
+      <w:proofErr w:type="gramStart"/>
+      <w:r>
+        <w:rPr>
+          <w:rStyle w:val="HTMLCode"/>
+        </w:rPr>
+        <w:t>│  •</w:t>
+      </w:r>
+      <w:proofErr w:type="gramEnd"/>
+      <w:r>
+        <w:rPr>
+          <w:rStyle w:val="HTMLCode"/>
+        </w:rPr>
+        <w:t xml:space="preserve"> Send OTP                                                 │</w:t>
+      </w:r>
+    </w:p>
+    <w:p>
+      <w:pPr>
+        <w:pStyle w:val="HTMLPreformatted"/>
+        <w:rPr>
+          <w:rStyle w:val="HTMLCode"/>
+        </w:rPr>
+      </w:pPr>
+      <w:proofErr w:type="gramStart"/>
+      <w:r>
+        <w:rPr>
+          <w:rStyle w:val="HTMLCode"/>
+        </w:rPr>
+        <w:t>│  •</w:t>
+      </w:r>
+      <w:proofErr w:type="gramEnd"/>
+      <w:r>
+        <w:rPr>
+          <w:rStyle w:val="HTMLCode"/>
+        </w:rPr>
+        <w:t xml:space="preserve"> Verify OTP                                               │</w:t>
+      </w:r>
+    </w:p>
+    <w:p>
+      <w:pPr>
+        <w:pStyle w:val="HTMLPreformatted"/>
+        <w:rPr>
+          <w:rStyle w:val="HTMLCode"/>
+        </w:rPr>
+      </w:pPr>
+      <w:proofErr w:type="gramStart"/>
+      <w:r>
+        <w:rPr>
+          <w:rStyle w:val="HTMLCode"/>
+        </w:rPr>
+        <w:t>│  •</w:t>
+      </w:r>
+      <w:proofErr w:type="gramEnd"/>
+      <w:r>
+        <w:rPr>
+          <w:rStyle w:val="HTMLCode"/>
+        </w:rPr>
+        <w:t xml:space="preserve"> Generate Firebase ID Token                              │</w:t>
+      </w:r>
+    </w:p>
+    <w:p>
+      <w:pPr>
+        <w:pStyle w:val="HTMLPreformatted"/>
+        <w:rPr>
+          <w:rStyle w:val="HTMLCode"/>
+        </w:rPr>
+      </w:pPr>
+      <w:r>
+        <w:rPr>
+          <w:rStyle w:val="HTMLCode"/>
+        </w:rPr>
+        <w:t>└───────────────────────┬─────────────────────────────────────┘</w:t>
+      </w:r>
+    </w:p>
+    <w:p>
+      <w:pPr>
+        <w:pStyle w:val="HTMLPreformatted"/>
+        <w:rPr>
+          <w:rStyle w:val="HTMLCode"/>
+        </w:rPr>
+      </w:pPr>
+      <w:r>
+        <w:rPr>
+          <w:rStyle w:val="HTMLCode"/>
+        </w:rPr>
+        <w:t xml:space="preserve">                        │</w:t>
+      </w:r>
+    </w:p>
+    <w:p>
+      <w:pPr>
+        <w:pStyle w:val="HTMLPreformatted"/>
+        <w:rPr>
+          <w:rStyle w:val="HTMLCode"/>
+        </w:rPr>
+      </w:pPr>
+      <w:r>
+        <w:rPr>
+          <w:rStyle w:val="HTMLCode"/>
+        </w:rPr>
+        <w:t xml:space="preserve">                        │ 2. Firebase ID Token</w:t>
+      </w:r>
+    </w:p>
+    <w:p>
+      <w:pPr>
+        <w:pStyle w:val="HTMLPreformatted"/>
+        <w:rPr>
+          <w:rStyle w:val="HTMLCode"/>
+        </w:rPr>
+      </w:pPr>
+      <w:r>
+        <w:rPr>
+          <w:rStyle w:val="HTMLCode"/>
+        </w:rPr>
+        <w:t xml:space="preserve">                        ▼</w:t>
+      </w:r>
+    </w:p>
+    <w:p>
+      <w:pPr>
+        <w:pStyle w:val="HTMLPreformatted"/>
+        <w:rPr>
+          <w:rStyle w:val="HTMLCode"/>
+        </w:rPr>
+      </w:pPr>
+      <w:r>
+        <w:rPr>
+          <w:rStyle w:val="HTMLCode"/>
+        </w:rPr>
+        <w:t>┌─────────────────────────────────────────────────────────────┐</w:t>
+      </w:r>
+    </w:p>
+    <w:p>
+      <w:pPr>
+        <w:pStyle w:val="HTMLPreformatted"/>
+        <w:rPr>
+          <w:rStyle w:val="HTMLCode"/>
+        </w:rPr>
+      </w:pPr>
+      <w:r>
+        <w:rPr>
+          <w:rStyle w:val="HTMLCode"/>
+        </w:rPr>
+        <w:t>│               Spring Boot Auth Service                      │</w:t>
+      </w:r>
+    </w:p>
+    <w:p>
+      <w:pPr>
+        <w:pStyle w:val="HTMLPreformatted"/>
+        <w:rPr>
+          <w:rStyle w:val="HTMLCode"/>
+        </w:rPr>
+      </w:pPr>
+      <w:r>
+        <w:rPr>
+          <w:rStyle w:val="HTMLCode"/>
+        </w:rPr>
+        <w:t>│                                                             │</w:t>
+      </w:r>
+    </w:p>
+    <w:p>
+      <w:pPr>
+        <w:pStyle w:val="HTMLPreformatted"/>
+        <w:rPr>
+          <w:rStyle w:val="HTMLCode"/>
+        </w:rPr>
+      </w:pPr>
+      <w:proofErr w:type="gramStart"/>
+      <w:r>
+        <w:rPr>
+          <w:rStyle w:val="HTMLCode"/>
+        </w:rPr>
+        <w:t>│  POST</w:t>
+      </w:r>
+      <w:proofErr w:type="gramEnd"/>
+      <w:r>
+        <w:rPr>
+          <w:rStyle w:val="HTMLCode"/>
+        </w:rPr>
+        <w:t xml:space="preserve"> /auth/login                                           │</w:t>
+      </w:r>
+    </w:p>
+    <w:p>
+      <w:pPr>
+        <w:pStyle w:val="HTMLPreformatted"/>
+        <w:rPr>
+          <w:rStyle w:val="HTMLCode"/>
+        </w:rPr>
+      </w:pPr>
+      <w:r>
+        <w:rPr>
+          <w:rStyle w:val="HTMLCode"/>
+        </w:rPr>
+        <w:t>│                                                             │</w:t>
+      </w:r>
+    </w:p>
+    <w:p>
+      <w:pPr>
+        <w:pStyle w:val="HTMLPreformatted"/>
+        <w:rPr>
+          <w:rStyle w:val="HTMLCode"/>
+        </w:rPr>
+      </w:pPr>
+      <w:proofErr w:type="gramStart"/>
+      <w:r>
+        <w:rPr>
+          <w:rStyle w:val="HTMLCode"/>
+        </w:rPr>
+        <w:t>│  •</w:t>
+      </w:r>
+      <w:proofErr w:type="gramEnd"/>
+      <w:r>
+        <w:rPr>
+          <w:rStyle w:val="HTMLCode"/>
+        </w:rPr>
+        <w:t xml:space="preserve"> Verify Firebase Token                                    │</w:t>
+      </w:r>
+    </w:p>
+    <w:p>
+      <w:pPr>
+        <w:pStyle w:val="HTMLPreformatted"/>
+        <w:rPr>
+          <w:rStyle w:val="HTMLCode"/>
+        </w:rPr>
+      </w:pPr>
+      <w:proofErr w:type="gramStart"/>
+      <w:r>
+        <w:rPr>
+          <w:rStyle w:val="HTMLCode"/>
+        </w:rPr>
+        <w:t>│  •</w:t>
+      </w:r>
+      <w:proofErr w:type="gramEnd"/>
+      <w:r>
+        <w:rPr>
+          <w:rStyle w:val="HTMLCode"/>
+        </w:rPr>
+        <w:t xml:space="preserve"> Create/Load User                                         │</w:t>
+      </w:r>
+    </w:p>
+    <w:p>
+      <w:pPr>
+        <w:pStyle w:val="HTMLPreformatted"/>
+        <w:rPr>
+          <w:rStyle w:val="HTMLCode"/>
+        </w:rPr>
+      </w:pPr>
+      <w:proofErr w:type="gramStart"/>
+      <w:r>
+        <w:rPr>
+          <w:rStyle w:val="HTMLCode"/>
+        </w:rPr>
+        <w:t>│  •</w:t>
+      </w:r>
+      <w:proofErr w:type="gramEnd"/>
+      <w:r>
+        <w:rPr>
+          <w:rStyle w:val="HTMLCode"/>
+        </w:rPr>
+        <w:t xml:space="preserve"> Load Roles                                               │</w:t>
+      </w:r>
+    </w:p>
+    <w:p>
+      <w:pPr>
+        <w:pStyle w:val="HTMLPreformatted"/>
+        <w:rPr>
+          <w:rStyle w:val="HTMLCode"/>
+        </w:rPr>
+      </w:pPr>
+      <w:proofErr w:type="gramStart"/>
+      <w:r>
+        <w:rPr>
+          <w:rStyle w:val="HTMLCode"/>
+        </w:rPr>
+        <w:t>│  •</w:t>
+      </w:r>
+      <w:proofErr w:type="gramEnd"/>
+      <w:r>
+        <w:rPr>
+          <w:rStyle w:val="HTMLCode"/>
+        </w:rPr>
+        <w:t xml:space="preserve"> Generate Access JWT                                      │</w:t>
+      </w:r>
+    </w:p>
+    <w:p>
+      <w:pPr>
+        <w:pStyle w:val="HTMLPreformatted"/>
+        <w:rPr>
+          <w:rStyle w:val="HTMLCode"/>
+        </w:rPr>
+      </w:pPr>
+      <w:proofErr w:type="gramStart"/>
+      <w:r>
+        <w:rPr>
+          <w:rStyle w:val="HTMLCode"/>
+        </w:rPr>
+        <w:t>│  •</w:t>
+      </w:r>
+      <w:proofErr w:type="gramEnd"/>
+      <w:r>
+        <w:rPr>
+          <w:rStyle w:val="HTMLCode"/>
+        </w:rPr>
+        <w:t xml:space="preserve"> Generate Refresh Token                                   │</w:t>
+      </w:r>
+    </w:p>
+    <w:p>
+      <w:pPr>
+        <w:pStyle w:val="HTMLPreformatted"/>
+        <w:rPr>
+          <w:rStyle w:val="HTMLCode"/>
+        </w:rPr>
+      </w:pPr>
+      <w:r>
+        <w:rPr>
+          <w:rStyle w:val="HTMLCode"/>
+        </w:rPr>
+        <w:t>└───────────────┬───────────────────────┬─────────────────────┘</w:t>
+      </w:r>
+    </w:p>
+    <w:p>
+      <w:pPr>
+        <w:pStyle w:val="HTMLPreformatted"/>
+        <w:rPr>
+          <w:rStyle w:val="HTMLCode"/>
+        </w:rPr>
+      </w:pPr>
+      <w:r>
+        <w:rPr>
+          <w:rStyle w:val="HTMLCode"/>
+        </w:rPr>
+        <w:t xml:space="preserve">                │                       │</w:t>
+      </w:r>
+    </w:p>
+    <w:p>
+      <w:pPr>
+        <w:pStyle w:val="HTMLPreformatted"/>
+        <w:rPr>
+          <w:rStyle w:val="HTMLCode"/>
+        </w:rPr>
+      </w:pPr>
+      <w:r>
+        <w:rPr>
+          <w:rStyle w:val="HTMLCode"/>
+        </w:rPr>
+        <w:t xml:space="preserve">                │                       │</w:t>
+      </w:r>
+    </w:p>
+    <w:p>
+      <w:pPr>
+        <w:pStyle w:val="HTMLPreformatted"/>
+        <w:rPr>
+          <w:rStyle w:val="HTMLCode"/>
+        </w:rPr>
+      </w:pPr>
+      <w:r>
+        <w:rPr>
+          <w:rStyle w:val="HTMLCode"/>
+        </w:rPr>
+        <w:t xml:space="preserve">                ▼                       ▼</w:t>
+      </w:r>
+    </w:p>
+    <w:p>
+      <w:pPr>
+        <w:pStyle w:val="HTMLPreformatted"/>
+        <w:rPr>
+          <w:rStyle w:val="HTMLCode"/>
+        </w:rPr>
+      </w:pPr>
+      <w:r>
+        <w:rPr>
+          <w:rStyle w:val="HTMLCode"/>
+        </w:rPr>
+        <w:t>┌─────────────────────┐    ┌──────────────────────────┐</w:t>
+      </w:r>
+    </w:p>
+    <w:p>
+      <w:pPr>
+        <w:pStyle w:val="HTMLPreformatted"/>
+        <w:rPr>
+          <w:rStyle w:val="HTMLCode"/>
+        </w:rPr>
+      </w:pPr>
+      <w:r>
+        <w:rPr>
+          <w:rStyle w:val="HTMLCode"/>
+        </w:rPr>
+        <w:t>│      User DB        │    │    Refresh Token DB      │</w:t>
+      </w:r>
+    </w:p>
+    <w:p>
+      <w:pPr>
+        <w:pStyle w:val="HTMLPreformatted"/>
+        <w:rPr>
+          <w:rStyle w:val="HTMLCode"/>
+        </w:rPr>
+      </w:pPr>
+      <w:r>
+        <w:rPr>
+          <w:rStyle w:val="HTMLCode"/>
+        </w:rPr>
+        <w:t>│                     │    │                          │</w:t>
+      </w:r>
+    </w:p>
+    <w:p>
+      <w:pPr>
+        <w:pStyle w:val="HTMLPreformatted"/>
+        <w:rPr>
+          <w:rStyle w:val="HTMLCode"/>
+        </w:rPr>
+      </w:pPr>
+      <w:r>
+        <w:rPr>
+          <w:rStyle w:val="HTMLCode"/>
+        </w:rPr>
+        <w:t>│ id                  │    │ token                    │</w:t>
+      </w:r>
+    </w:p>
+    <w:p>
+      <w:pPr>
+        <w:pStyle w:val="HTMLPreformatted"/>
+        <w:rPr>
+          <w:rStyle w:val="HTMLCode"/>
+        </w:rPr>
+      </w:pPr>
+      <w:r>
+        <w:rPr>
+          <w:rStyle w:val="HTMLCode"/>
+        </w:rPr>
+        <w:t xml:space="preserve">│ </w:t>
+      </w:r>
+      <w:proofErr w:type="spellStart"/>
+      <w:r>
+        <w:rPr>
+          <w:rStyle w:val="HTMLCode"/>
+        </w:rPr>
+        <w:t>firebase_uid</w:t>
+      </w:r>
+      <w:proofErr w:type="spellEnd"/>
+      <w:r>
+        <w:rPr>
+          <w:rStyle w:val="HTMLCode"/>
+        </w:rPr>
+        <w:t xml:space="preserve">        │    │ </w:t>
+      </w:r>
+      <w:proofErr w:type="spellStart"/>
+      <w:r>
+        <w:rPr>
+          <w:rStyle w:val="HTMLCode"/>
+        </w:rPr>
+        <w:t>expiry_date</w:t>
+      </w:r>
+      <w:proofErr w:type="spellEnd"/>
+      <w:r>
+        <w:rPr>
+          <w:rStyle w:val="HTMLCode"/>
+        </w:rPr>
+        <w:t xml:space="preserve">              │</w:t>
+      </w:r>
+    </w:p>
+    <w:p>
+      <w:pPr>
+        <w:pStyle w:val="HTMLPreformatted"/>
+        <w:rPr>
+          <w:rStyle w:val="HTMLCode"/>
+        </w:rPr>
+      </w:pPr>
+      <w:r>
+        <w:rPr>
+          <w:rStyle w:val="HTMLCode"/>
+        </w:rPr>
+        <w:t xml:space="preserve">│ </w:t>
+      </w:r>
+      <w:proofErr w:type="spellStart"/>
+      <w:r>
+        <w:rPr>
+          <w:rStyle w:val="HTMLCode"/>
+        </w:rPr>
+        <w:t>phone_number</w:t>
+      </w:r>
+      <w:proofErr w:type="spellEnd"/>
+      <w:r>
+        <w:rPr>
+          <w:rStyle w:val="HTMLCode"/>
+        </w:rPr>
+        <w:t xml:space="preserve">        │    │ revoked                  │</w:t>
+      </w:r>
+    </w:p>
+    <w:p>
+      <w:pPr>
+        <w:pStyle w:val="HTMLPreformatted"/>
+        <w:rPr>
+          <w:rStyle w:val="HTMLCode"/>
+        </w:rPr>
+      </w:pPr>
+      <w:r>
+        <w:rPr>
+          <w:rStyle w:val="HTMLCode"/>
+        </w:rPr>
+        <w:t xml:space="preserve">│ role                │    │ </w:t>
+      </w:r>
+      <w:proofErr w:type="spellStart"/>
+      <w:r>
+        <w:rPr>
+          <w:rStyle w:val="HTMLCode"/>
+        </w:rPr>
+        <w:t>device_id</w:t>
+      </w:r>
+      <w:proofErr w:type="spellEnd"/>
+      <w:r>
+        <w:rPr>
+          <w:rStyle w:val="HTMLCode"/>
+        </w:rPr>
+        <w:t xml:space="preserve">               │</w:t>
+      </w:r>
+    </w:p>
+    <w:p>
+      <w:pPr>
+        <w:pStyle w:val="HTMLPreformatted"/>
+        <w:rPr>
+          <w:rStyle w:val="HTMLCode"/>
+        </w:rPr>
+      </w:pPr>
+      <w:r>
+        <w:rPr>
+          <w:rStyle w:val="HTMLCode"/>
+        </w:rPr>
+        <w:t xml:space="preserve">│ active              │    │ </w:t>
+      </w:r>
+      <w:proofErr w:type="spellStart"/>
+      <w:r>
+        <w:rPr>
+          <w:rStyle w:val="HTMLCode"/>
+        </w:rPr>
+        <w:t>user_id</w:t>
+      </w:r>
+      <w:proofErr w:type="spellEnd"/>
+      <w:r>
+        <w:rPr>
+          <w:rStyle w:val="HTMLCode"/>
+        </w:rPr>
+        <w:t xml:space="preserve">                 │</w:t>
+      </w:r>
+    </w:p>
+    <w:p>
+      <w:pPr>
+        <w:pStyle w:val="HTMLPreformatted"/>
+        <w:rPr>
+          <w:rStyle w:val="HTMLCode"/>
+        </w:rPr>
+      </w:pPr>
+      <w:r>
+        <w:rPr>
+          <w:rStyle w:val="HTMLCode"/>
+        </w:rPr>
+        <w:t>└─────────────────────┘    └──────────────────────────┘</w:t>
+      </w:r>
+    </w:p>
+    <w:p>
+      <w:pPr>
+        <w:pStyle w:val="HTMLPreformatted"/>
+        <w:rPr>
+          <w:rStyle w:val="HTMLCode"/>
+        </w:rPr>
+      </w:pPr>
+      <w:r>
+        <w:rPr>
+          <w:rStyle w:val="HTMLCode"/>
+        </w:rPr>
+        <w:t xml:space="preserve">                ▲</w:t>
+      </w:r>
+    </w:p>
+    <w:p>
+      <w:pPr>
+        <w:pStyle w:val="HTMLPreformatted"/>
+        <w:rPr>
+          <w:rStyle w:val="HTMLCode"/>
+        </w:rPr>
+      </w:pPr>
+      <w:r>
+        <w:rPr>
+          <w:rStyle w:val="HTMLCode"/>
+        </w:rPr>
+        <w:t xml:space="preserve">                │</w:t>
+      </w:r>
+    </w:p>
+    <w:p>
+      <w:pPr>
+        <w:pStyle w:val="HTMLPreformatted"/>
+        <w:rPr>
+          <w:rStyle w:val="HTMLCode"/>
+        </w:rPr>
+      </w:pPr>
+      <w:r>
+        <w:rPr>
+          <w:rStyle w:val="HTMLCode"/>
+        </w:rPr>
+        <w:t xml:space="preserve">                │ Access JWT</w:t>
+      </w:r>
+    </w:p>
+    <w:p>
+      <w:pPr>
+        <w:pStyle w:val="HTMLPreformatted"/>
+        <w:rPr>
+          <w:rStyle w:val="HTMLCode"/>
+        </w:rPr>
+      </w:pPr>
+      <w:r>
+        <w:rPr>
+          <w:rStyle w:val="HTMLCode"/>
+        </w:rPr>
+        <w:t xml:space="preserve">                │</w:t>
+      </w:r>
+    </w:p>
+    <w:p>
+      <w:pPr>
+        <w:pStyle w:val="HTMLPreformatted"/>
+        <w:rPr>
+          <w:rStyle w:val="HTMLCode"/>
+        </w:rPr>
+      </w:pPr>
+      <w:r>
+        <w:rPr>
+          <w:rStyle w:val="HTMLCode"/>
+        </w:rPr>
+        <w:t>┌───────────────┴─────────────────────────────────────────────┐</w:t>
+      </w:r>
+    </w:p>
+    <w:p>
+      <w:pPr>
+        <w:pStyle w:val="HTMLPreformatted"/>
+        <w:rPr>
+          <w:rStyle w:val="HTMLCode"/>
+        </w:rPr>
+      </w:pPr>
+      <w:r>
+        <w:rPr>
+          <w:rStyle w:val="HTMLCode"/>
+        </w:rPr>
+        <w:t>│                    API Gateway Layer                        │</w:t>
+      </w:r>
+    </w:p>
+    <w:p>
+      <w:pPr>
+        <w:pStyle w:val="HTMLPreformatted"/>
+        <w:rPr>
+          <w:rStyle w:val="HTMLCode"/>
+        </w:rPr>
+      </w:pPr>
+      <w:r>
+        <w:rPr>
+          <w:rStyle w:val="HTMLCode"/>
+        </w:rPr>
+        <w:t>│                                                             │</w:t>
+      </w:r>
+    </w:p>
+    <w:p>
+      <w:pPr>
+        <w:pStyle w:val="HTMLPreformatted"/>
+        <w:rPr>
+          <w:rStyle w:val="HTMLCode"/>
+        </w:rPr>
+      </w:pPr>
+      <w:r>
+        <w:rPr>
+          <w:rStyle w:val="HTMLCode"/>
+        </w:rPr>
+        <w:t xml:space="preserve">│ </w:t>
+      </w:r>
+      <w:proofErr w:type="spellStart"/>
+      <w:r>
+        <w:rPr>
+          <w:rStyle w:val="HTMLCode"/>
+        </w:rPr>
+        <w:t>JwtAuthenticationFilter</w:t>
+      </w:r>
+      <w:proofErr w:type="spellEnd"/>
+      <w:r>
+        <w:rPr>
+          <w:rStyle w:val="HTMLCode"/>
+        </w:rPr>
+        <w:t xml:space="preserve">                                     │</w:t>
+      </w:r>
+    </w:p>
+    <w:p>
+      <w:pPr>
+        <w:pStyle w:val="HTMLPreformatted"/>
+        <w:rPr>
+          <w:rStyle w:val="HTMLCode"/>
+        </w:rPr>
+      </w:pPr>
+      <w:r>
+        <w:rPr>
+          <w:rStyle w:val="HTMLCode"/>
+        </w:rPr>
+        <w:t>│                                                             │</w:t>
+      </w:r>
+    </w:p>
+    <w:p>
+      <w:pPr>
+        <w:pStyle w:val="HTMLPreformatted"/>
+        <w:rPr>
+          <w:rStyle w:val="HTMLCode"/>
+        </w:rPr>
+      </w:pPr>
+      <w:r>
+        <w:rPr>
+          <w:rStyle w:val="HTMLCode"/>
+        </w:rPr>
+        <w:t>│ • Validate JWT                                              │</w:t>
+      </w:r>
+    </w:p>
+    <w:p>
+      <w:pPr>
+        <w:pStyle w:val="HTMLPreformatted"/>
+        <w:rPr>
+          <w:rStyle w:val="HTMLCode"/>
+        </w:rPr>
+      </w:pPr>
+      <w:r>
+        <w:rPr>
+          <w:rStyle w:val="HTMLCode"/>
+        </w:rPr>
+        <w:t xml:space="preserve">│ • Extract </w:t>
+      </w:r>
+      <w:proofErr w:type="spellStart"/>
+      <w:r>
+        <w:rPr>
+          <w:rStyle w:val="HTMLCode"/>
+        </w:rPr>
+        <w:t>UserId</w:t>
+      </w:r>
+      <w:proofErr w:type="spellEnd"/>
+      <w:r>
+        <w:rPr>
+          <w:rStyle w:val="HTMLCode"/>
+        </w:rPr>
+        <w:t xml:space="preserve">                                            │</w:t>
+      </w:r>
+    </w:p>
+    <w:p>
+      <w:pPr>
+        <w:pStyle w:val="HTMLPreformatted"/>
+        <w:rPr>
+          <w:rStyle w:val="HTMLCode"/>
+        </w:rPr>
+      </w:pPr>
+      <w:r>
+        <w:rPr>
+          <w:rStyle w:val="HTMLCode"/>
+        </w:rPr>
+        <w:t>│ • Extract Role                                              │</w:t>
+      </w:r>
+    </w:p>
+    <w:p>
+      <w:pPr>
+        <w:pStyle w:val="HTMLPreformatted"/>
+        <w:rPr>
+          <w:rStyle w:val="HTMLCode"/>
+        </w:rPr>
+      </w:pPr>
+      <w:r>
+        <w:rPr>
+          <w:rStyle w:val="HTMLCode"/>
+        </w:rPr>
+        <w:t xml:space="preserve">│ • Populate </w:t>
+      </w:r>
+      <w:proofErr w:type="spellStart"/>
+      <w:r>
+        <w:rPr>
+          <w:rStyle w:val="HTMLCode"/>
+        </w:rPr>
+        <w:t>SecurityContext</w:t>
+      </w:r>
+      <w:proofErr w:type="spellEnd"/>
+      <w:r>
+        <w:rPr>
+          <w:rStyle w:val="HTMLCode"/>
+        </w:rPr>
+        <w:t xml:space="preserve">                                 │</w:t>
+      </w:r>
+    </w:p>
+    <w:p>
+      <w:pPr>
+        <w:pStyle w:val="HTMLPreformatted"/>
+        <w:rPr>
+          <w:rStyle w:val="HTMLCode"/>
+        </w:rPr>
+      </w:pPr>
+      <w:r>
+        <w:rPr>
+          <w:rStyle w:val="HTMLCode"/>
+        </w:rPr>
+        <w:t>└───────────────┬─────────────────────────────────────────────┘</w:t>
+      </w:r>
+    </w:p>
+    <w:p>
+      <w:pPr>
+        <w:pStyle w:val="HTMLPreformatted"/>
+        <w:rPr>
+          <w:rStyle w:val="HTMLCode"/>
+        </w:rPr>
+      </w:pPr>
+      <w:r>
+        <w:rPr>
+          <w:rStyle w:val="HTMLCode"/>
+        </w:rPr>
+        <w:t xml:space="preserve">                │</w:t>
+      </w:r>
+    </w:p>
+    <w:p>
+      <w:pPr>
+        <w:pStyle w:val="HTMLPreformatted"/>
+        <w:rPr>
+          <w:rStyle w:val="HTMLCode"/>
+        </w:rPr>
+      </w:pPr>
+      <w:r>
+        <w:rPr>
+          <w:rStyle w:val="HTMLCode"/>
+        </w:rPr>
+        <w:t xml:space="preserve">                ▼</w:t>
+      </w:r>
+    </w:p>
+    <w:p>
+      <w:pPr>
+        <w:pStyle w:val="HTMLPreformatted"/>
+        <w:rPr>
+          <w:rStyle w:val="HTMLCode"/>
+        </w:rPr>
+      </w:pPr>
+      <w:r>
+        <w:rPr>
+          <w:rStyle w:val="HTMLCode"/>
+        </w:rPr>
+        <w:t>┌─────────────────────────────────────────────────────────────┐</w:t>
+      </w:r>
+    </w:p>
+    <w:p>
+      <w:pPr>
+        <w:pStyle w:val="HTMLPreformatted"/>
+        <w:rPr>
+          <w:rStyle w:val="HTMLCode"/>
+        </w:rPr>
+      </w:pPr>
+      <w:r>
+        <w:rPr>
+          <w:rStyle w:val="HTMLCode"/>
+        </w:rPr>
+        <w:t>│                  Spring Security RBAC                       │</w:t>
+      </w:r>
+    </w:p>
+    <w:p>
+      <w:pPr>
+        <w:pStyle w:val="HTMLPreformatted"/>
+        <w:rPr>
+          <w:rStyle w:val="HTMLCode"/>
+        </w:rPr>
+      </w:pPr>
+      <w:r>
+        <w:rPr>
+          <w:rStyle w:val="HTMLCode"/>
+        </w:rPr>
+        <w:lastRenderedPageBreak/>
+        <w:t>│                                                             │</w:t>
+      </w:r>
+    </w:p>
+    <w:p>
+      <w:pPr>
+        <w:pStyle w:val="HTMLPreformatted"/>
+        <w:rPr>
+          <w:rStyle w:val="HTMLCode"/>
+        </w:rPr>
+      </w:pPr>
+      <w:r>
+        <w:rPr>
+          <w:rStyle w:val="HTMLCode"/>
+        </w:rPr>
+        <w:t>│ /user/**      -&gt; USER | OPERATOR | ADMIN                    │</w:t>
+      </w:r>
+    </w:p>
+    <w:p>
+      <w:pPr>
+        <w:pStyle w:val="HTMLPreformatted"/>
+        <w:rPr>
+          <w:rStyle w:val="HTMLCode"/>
+        </w:rPr>
+      </w:pPr>
+      <w:r>
+        <w:rPr>
+          <w:rStyle w:val="HTMLCode"/>
+        </w:rPr>
+        <w:t>│ /operator/*</w:t>
+      </w:r>
+      <w:proofErr w:type="gramStart"/>
+      <w:r>
+        <w:rPr>
+          <w:rStyle w:val="HTMLCode"/>
+        </w:rPr>
+        <w:t>*  -</w:t>
+      </w:r>
+      <w:proofErr w:type="gramEnd"/>
+      <w:r>
+        <w:rPr>
+          <w:rStyle w:val="HTMLCode"/>
+        </w:rPr>
+        <w:t>&gt; OPERATOR | ADMIN                           │</w:t>
+      </w:r>
+    </w:p>
+    <w:p>
+      <w:pPr>
+        <w:pStyle w:val="HTMLPreformatted"/>
+        <w:rPr>
+          <w:rStyle w:val="HTMLCode"/>
+        </w:rPr>
+      </w:pPr>
+      <w:r>
+        <w:rPr>
+          <w:rStyle w:val="HTMLCode"/>
+        </w:rPr>
+        <w:t>│ /admin/**     -&gt; ADMIN                                      │</w:t>
+      </w:r>
+    </w:p>
+    <w:p>
+      <w:pPr>
+        <w:pStyle w:val="HTMLPreformatted"/>
+        <w:rPr>
+          <w:rStyle w:val="HTMLCode"/>
+        </w:rPr>
+      </w:pPr>
+      <w:r>
+        <w:rPr>
+          <w:rStyle w:val="HTMLCode"/>
+        </w:rPr>
+        <w:t>└───────────────┬─────────────────────────────────────────────┘</w:t>
+      </w:r>
+    </w:p>
+    <w:p>
+      <w:pPr>
+        <w:pStyle w:val="HTMLPreformatted"/>
+        <w:rPr>
+          <w:rStyle w:val="HTMLCode"/>
+        </w:rPr>
+      </w:pPr>
+      <w:r>
+        <w:rPr>
+          <w:rStyle w:val="HTMLCode"/>
+        </w:rPr>
+        <w:t xml:space="preserve">                │</w:t>
+      </w:r>
+    </w:p>
+    <w:p>
+      <w:pPr>
+        <w:pStyle w:val="HTMLPreformatted"/>
+        <w:rPr>
+          <w:rStyle w:val="HTMLCode"/>
+        </w:rPr>
+      </w:pPr>
+      <w:r>
+        <w:rPr>
+          <w:rStyle w:val="HTMLCode"/>
+        </w:rPr>
+        <w:t xml:space="preserve">                ▼</w:t>
+      </w:r>
+    </w:p>
+    <w:p>
+      <w:pPr>
+        <w:pStyle w:val="HTMLPreformatted"/>
+        <w:rPr>
+          <w:rStyle w:val="HTMLCode"/>
+        </w:rPr>
+      </w:pPr>
+      <w:r>
+        <w:rPr>
+          <w:rStyle w:val="HTMLCode"/>
+        </w:rPr>
+        <w:t>┌─────────────────────────────────────────────────────────────┐</w:t>
+      </w:r>
+    </w:p>
+    <w:p>
+      <w:pPr>
+        <w:pStyle w:val="HTMLPreformatted"/>
+        <w:rPr>
+          <w:rStyle w:val="HTMLCode"/>
+        </w:rPr>
+      </w:pPr>
+      <w:r>
+        <w:rPr>
+          <w:rStyle w:val="HTMLCode"/>
+        </w:rPr>
+        <w:t>│                    Business Services                        │</w:t>
+      </w:r>
+    </w:p>
+    <w:p>
+      <w:pPr>
+        <w:pStyle w:val="HTMLPreformatted"/>
+        <w:rPr>
+          <w:rStyle w:val="HTMLCode"/>
+        </w:rPr>
+      </w:pPr>
+      <w:r>
+        <w:rPr>
+          <w:rStyle w:val="HTMLCode"/>
+        </w:rPr>
+        <w:t>│                                                             │</w:t>
+      </w:r>
+    </w:p>
+    <w:p>
+      <w:pPr>
+        <w:pStyle w:val="HTMLPreformatted"/>
+        <w:rPr>
+          <w:rStyle w:val="HTMLCode"/>
+        </w:rPr>
+      </w:pPr>
+      <w:r>
+        <w:rPr>
+          <w:rStyle w:val="HTMLCode"/>
+        </w:rPr>
+        <w:t>│ User Service                                                │</w:t>
+      </w:r>
+    </w:p>
+    <w:p>
+      <w:pPr>
+        <w:pStyle w:val="HTMLPreformatted"/>
+        <w:rPr>
+          <w:rStyle w:val="HTMLCode"/>
+        </w:rPr>
+      </w:pPr>
+      <w:r>
+        <w:rPr>
+          <w:rStyle w:val="HTMLCode"/>
+        </w:rPr>
+        <w:t>│ Operator Service                                            │</w:t>
+      </w:r>
+    </w:p>
+    <w:p>
+      <w:pPr>
+        <w:pStyle w:val="HTMLPreformatted"/>
+        <w:rPr>
+          <w:rStyle w:val="HTMLCode"/>
+        </w:rPr>
+      </w:pPr>
+      <w:r>
+        <w:rPr>
+          <w:rStyle w:val="HTMLCode"/>
+        </w:rPr>
+        <w:t>│ Admin Service                                               │</w:t>
+      </w:r>
+    </w:p>
+    <w:p>
+      <w:pPr>
+        <w:pStyle w:val="HTMLPreformatted"/>
+        <w:rPr>
+          <w:rStyle w:val="HTMLCode"/>
+        </w:rPr>
+      </w:pPr>
+      <w:r>
+        <w:rPr>
+          <w:rStyle w:val="HTMLCode"/>
+        </w:rPr>
+        <w:t>│ Order Service                                               │</w:t>
+      </w:r>
+    </w:p>
+    <w:p>
+      <w:pPr>
+        <w:pStyle w:val="HTMLPreformatted"/>
+        <w:rPr>
+          <w:rStyle w:val="HTMLCode"/>
+        </w:rPr>
+      </w:pPr>
+      <w:r>
+        <w:rPr>
+          <w:rStyle w:val="HTMLCode"/>
+        </w:rPr>
+        <w:t>│ Payment Service                                             │</w:t>
+      </w:r>
+    </w:p>
+    <w:p>
+      <w:pPr>
+        <w:pStyle w:val="HTMLPreformatted"/>
+        <w:rPr>
+          <w:rStyle w:val="HTMLCode"/>
+        </w:rPr>
+      </w:pPr>
+      <w:r>
+        <w:rPr>
+          <w:rStyle w:val="HTMLCode"/>
+        </w:rPr>
+        <w:t>└─────────────────────────────────────────────────────────────┘</w:t>
+      </w:r>
+    </w:p>
+    <w:p>
+      <w:pPr>
+        <w:pStyle w:val="Heading3"/>
+      </w:pPr>
+      <w:r>
+        <w:t>Login Sequence</w:t>
+      </w:r>
+    </w:p>
+    <w:p>
+      <w:pPr>
+        <w:pStyle w:val="HTMLPreformatted"/>
+        <w:rPr>
+          <w:rStyle w:val="HTMLCode"/>
+        </w:rPr>
+      </w:pPr>
+      <w:r>
+        <w:rPr>
+          <w:rStyle w:val="HTMLCode"/>
+        </w:rPr>
+        <w:t>User</w:t>
+      </w:r>
+    </w:p>
+    <w:p>
+      <w:pPr>
+        <w:pStyle w:val="HTMLPreformatted"/>
+        <w:rPr>
+          <w:rStyle w:val="HTMLCode"/>
+        </w:rPr>
+      </w:pPr>
+      <w:r>
+        <w:rPr>
+          <w:rStyle w:val="HTMLCode"/>
+        </w:rPr>
+        <w:t xml:space="preserve"> │</w:t>
+      </w:r>
+    </w:p>
+    <w:p>
+      <w:pPr>
+        <w:pStyle w:val="HTMLPreformatted"/>
+        <w:rPr>
+          <w:rStyle w:val="HTMLCode"/>
+        </w:rPr>
+      </w:pPr>
+      <w:r>
+        <w:rPr>
+          <w:rStyle w:val="HTMLCode"/>
+        </w:rPr>
+        <w:t xml:space="preserve"> │ Sign in with Phone</w:t>
+      </w:r>
+    </w:p>
+    <w:p>
+      <w:pPr>
+        <w:pStyle w:val="HTMLPreformatted"/>
+        <w:rPr>
+          <w:rStyle w:val="HTMLCode"/>
+        </w:rPr>
+      </w:pPr>
+      <w:r>
+        <w:rPr>
+          <w:rStyle w:val="HTMLCode"/>
+        </w:rPr>
+        <w:t xml:space="preserve"> ▼</w:t>
+      </w:r>
+    </w:p>
+    <w:p>
+      <w:pPr>
+        <w:pStyle w:val="HTMLPreformatted"/>
+        <w:rPr>
+          <w:rStyle w:val="HTMLCode"/>
+        </w:rPr>
+      </w:pPr>
+      <w:r>
+        <w:rPr>
+          <w:rStyle w:val="HTMLCode"/>
+        </w:rPr>
+        <w:t>Firebase</w:t>
+      </w:r>
+    </w:p>
+    <w:p>
+      <w:pPr>
+        <w:pStyle w:val="HTMLPreformatted"/>
+        <w:rPr>
+          <w:rStyle w:val="HTMLCode"/>
+        </w:rPr>
+      </w:pPr>
+      <w:r>
+        <w:rPr>
+          <w:rStyle w:val="HTMLCode"/>
+        </w:rPr>
+        <w:t xml:space="preserve"> │</w:t>
+      </w:r>
+    </w:p>
+    <w:p>
+      <w:pPr>
+        <w:pStyle w:val="HTMLPreformatted"/>
+        <w:rPr>
+          <w:rStyle w:val="HTMLCode"/>
+        </w:rPr>
+      </w:pPr>
+      <w:r>
+        <w:rPr>
+          <w:rStyle w:val="HTMLCode"/>
+        </w:rPr>
+        <w:t xml:space="preserve"> │ Firebase ID Token</w:t>
+      </w:r>
+    </w:p>
+    <w:p>
+      <w:pPr>
+        <w:pStyle w:val="HTMLPreformatted"/>
+        <w:rPr>
+          <w:rStyle w:val="HTMLCode"/>
+        </w:rPr>
+      </w:pPr>
+      <w:r>
+        <w:rPr>
+          <w:rStyle w:val="HTMLCode"/>
+        </w:rPr>
+        <w:t xml:space="preserve"> ▼</w:t>
+      </w:r>
+    </w:p>
+    <w:p>
+      <w:pPr>
+        <w:pStyle w:val="HTMLPreformatted"/>
+        <w:rPr>
+          <w:rStyle w:val="HTMLCode"/>
+        </w:rPr>
+      </w:pPr>
+      <w:r>
+        <w:rPr>
+          <w:rStyle w:val="HTMLCode"/>
+        </w:rPr>
+        <w:t>POST /auth/login</w:t>
+      </w:r>
+    </w:p>
+    <w:p>
+      <w:pPr>
+        <w:pStyle w:val="HTMLPreformatted"/>
+        <w:rPr>
+          <w:rStyle w:val="HTMLCode"/>
+        </w:rPr>
+      </w:pPr>
+      <w:r>
+        <w:rPr>
+          <w:rStyle w:val="HTMLCode"/>
+        </w:rPr>
+        <w:t xml:space="preserve"> │</w:t>
+      </w:r>
+    </w:p>
+    <w:p>
+      <w:pPr>
+        <w:pStyle w:val="HTMLPreformatted"/>
+        <w:rPr>
+          <w:rStyle w:val="HTMLCode"/>
+        </w:rPr>
+      </w:pPr>
+      <w:r>
+        <w:rPr>
+          <w:rStyle w:val="HTMLCode"/>
+        </w:rPr>
+        <w:t xml:space="preserve"> ▼</w:t>
+      </w:r>
+    </w:p>
+    <w:p>
+      <w:pPr>
+        <w:pStyle w:val="HTMLPreformatted"/>
+        <w:rPr>
+          <w:rStyle w:val="HTMLCode"/>
+        </w:rPr>
+      </w:pPr>
+      <w:r>
+        <w:rPr>
+          <w:rStyle w:val="HTMLCode"/>
+        </w:rPr>
+        <w:t>Spring Boot</w:t>
+      </w:r>
+    </w:p>
+    <w:p>
+      <w:pPr>
+        <w:pStyle w:val="HTMLPreformatted"/>
+        <w:rPr>
+          <w:rStyle w:val="HTMLCode"/>
+        </w:rPr>
+      </w:pPr>
+      <w:r>
+        <w:rPr>
+          <w:rStyle w:val="HTMLCode"/>
+        </w:rPr>
+        <w:t xml:space="preserve"> │</w:t>
+      </w:r>
+    </w:p>
+    <w:p>
+      <w:pPr>
+        <w:pStyle w:val="HTMLPreformatted"/>
+        <w:rPr>
+          <w:rStyle w:val="HTMLCode"/>
+        </w:rPr>
+      </w:pPr>
+      <w:r>
+        <w:rPr>
+          <w:rStyle w:val="HTMLCode"/>
+        </w:rPr>
+        <w:t xml:space="preserve"> ├─ Verify Firebase Token</w:t>
+      </w:r>
+    </w:p>
+    <w:p>
+      <w:pPr>
+        <w:pStyle w:val="HTMLPreformatted"/>
+        <w:rPr>
+          <w:rStyle w:val="HTMLCode"/>
+        </w:rPr>
+      </w:pPr>
+      <w:r>
+        <w:rPr>
+          <w:rStyle w:val="HTMLCode"/>
+        </w:rPr>
+        <w:t xml:space="preserve"> ├─ Create User if not exists</w:t>
+      </w:r>
+    </w:p>
+    <w:p>
+      <w:pPr>
+        <w:pStyle w:val="HTMLPreformatted"/>
+        <w:rPr>
+          <w:rStyle w:val="HTMLCode"/>
+        </w:rPr>
+      </w:pPr>
+      <w:r>
+        <w:rPr>
+          <w:rStyle w:val="HTMLCode"/>
+        </w:rPr>
+        <w:t xml:space="preserve"> ├─ Load Role</w:t>
+      </w:r>
+    </w:p>
+    <w:p>
+      <w:pPr>
+        <w:pStyle w:val="HTMLPreformatted"/>
+        <w:rPr>
+          <w:rStyle w:val="HTMLCode"/>
+        </w:rPr>
+      </w:pPr>
+      <w:r>
+        <w:rPr>
+          <w:rStyle w:val="HTMLCode"/>
+        </w:rPr>
+        <w:t xml:space="preserve"> ├─ Generate Access JWT (15 min)</w:t>
+      </w:r>
+    </w:p>
+    <w:p>
+      <w:pPr>
+        <w:pStyle w:val="HTMLPreformatted"/>
+        <w:rPr>
+          <w:rStyle w:val="HTMLCode"/>
+        </w:rPr>
+      </w:pPr>
+      <w:r>
+        <w:rPr>
+          <w:rStyle w:val="HTMLCode"/>
+        </w:rPr>
+        <w:t xml:space="preserve"> └─ Generate Refresh Token (30 days)</w:t>
+      </w:r>
+    </w:p>
+    <w:p>
+      <w:pPr>
+        <w:pStyle w:val="HTMLPreformatted"/>
+        <w:rPr>
+          <w:rStyle w:val="HTMLCode"/>
+        </w:rPr>
+      </w:pPr>
+      <w:r>
+        <w:rPr>
+          <w:rStyle w:val="HTMLCode"/>
+        </w:rPr>
+        <w:t xml:space="preserve"> │</w:t>
+      </w:r>
+    </w:p>
+    <w:p>
+      <w:pPr>
+        <w:pStyle w:val="HTMLPreformatted"/>
+        <w:rPr>
+          <w:rStyle w:val="HTMLCode"/>
+        </w:rPr>
+      </w:pPr>
+      <w:r>
+        <w:rPr>
+          <w:rStyle w:val="HTMLCode"/>
+        </w:rPr>
+        <w:t xml:space="preserve"> ▼</w:t>
+      </w:r>
+    </w:p>
+    <w:p>
+      <w:pPr>
+        <w:pStyle w:val="HTMLPreformatted"/>
+        <w:rPr>
+          <w:rStyle w:val="HTMLCode"/>
+        </w:rPr>
+      </w:pPr>
+      <w:r>
+        <w:rPr>
+          <w:rStyle w:val="HTMLCode"/>
+        </w:rPr>
+        <w:t>Client</w:t>
+      </w:r>
+    </w:p>
+    <w:p>
+      <w:pPr>
+        <w:pStyle w:val="Heading3"/>
+      </w:pPr>
+      <w:r>
+        <w:t>Access Protected API</w:t>
+      </w:r>
+    </w:p>
+    <w:p>
+      <w:pPr>
+        <w:pStyle w:val="HTMLPreformatted"/>
+        <w:rPr>
+          <w:rStyle w:val="HTMLCode"/>
+        </w:rPr>
+      </w:pPr>
+      <w:r>
+        <w:rPr>
+          <w:rStyle w:val="HTMLCode"/>
+        </w:rPr>
+        <w:t>Client</w:t>
+      </w:r>
+    </w:p>
+    <w:p>
+      <w:pPr>
+        <w:pStyle w:val="HTMLPreformatted"/>
+        <w:rPr>
+          <w:rStyle w:val="HTMLCode"/>
+        </w:rPr>
+      </w:pPr>
+      <w:r>
+        <w:rPr>
+          <w:rStyle w:val="HTMLCode"/>
+        </w:rPr>
+        <w:t xml:space="preserve"> │</w:t>
+      </w:r>
+    </w:p>
+    <w:p>
+      <w:pPr>
+        <w:pStyle w:val="HTMLPreformatted"/>
+        <w:rPr>
+          <w:rStyle w:val="HTMLCode"/>
+        </w:rPr>
+      </w:pPr>
+      <w:r>
+        <w:rPr>
+          <w:rStyle w:val="HTMLCode"/>
+        </w:rPr>
+        <w:t xml:space="preserve"> │ Authorization: Bearer ACCESS_JWT</w:t>
+      </w:r>
+    </w:p>
+    <w:p>
+      <w:pPr>
+        <w:pStyle w:val="HTMLPreformatted"/>
+        <w:rPr>
+          <w:rStyle w:val="HTMLCode"/>
+        </w:rPr>
+      </w:pPr>
+      <w:r>
+        <w:rPr>
+          <w:rStyle w:val="HTMLCode"/>
+        </w:rPr>
+        <w:t xml:space="preserve"> ▼</w:t>
+      </w:r>
+    </w:p>
+    <w:p>
+      <w:pPr>
+        <w:pStyle w:val="HTMLPreformatted"/>
+        <w:rPr>
+          <w:rStyle w:val="HTMLCode"/>
+        </w:rPr>
+      </w:pPr>
+      <w:proofErr w:type="spellStart"/>
+      <w:r>
+        <w:rPr>
+          <w:rStyle w:val="HTMLCode"/>
+        </w:rPr>
+        <w:t>JwtAuthenticationFilter</w:t>
+      </w:r>
+      <w:proofErr w:type="spellEnd"/>
+    </w:p>
+    <w:p>
+      <w:pPr>
+        <w:pStyle w:val="HTMLPreformatted"/>
+        <w:rPr>
+          <w:rStyle w:val="HTMLCode"/>
+        </w:rPr>
+      </w:pPr>
+      <w:r>
+        <w:rPr>
+          <w:rStyle w:val="HTMLCode"/>
+        </w:rPr>
+        <w:t xml:space="preserve"> │</w:t>
+      </w:r>
+    </w:p>
+    <w:p>
+      <w:pPr>
+        <w:pStyle w:val="HTMLPreformatted"/>
+        <w:rPr>
+          <w:rStyle w:val="HTMLCode"/>
+        </w:rPr>
+      </w:pPr>
+      <w:r>
+        <w:rPr>
+          <w:rStyle w:val="HTMLCode"/>
+        </w:rPr>
+        <w:t xml:space="preserve"> ├─ Validate Signature</w:t>
+      </w:r>
+    </w:p>
+    <w:p>
+      <w:pPr>
+        <w:pStyle w:val="HTMLPreformatted"/>
+        <w:rPr>
+          <w:rStyle w:val="HTMLCode"/>
+        </w:rPr>
+      </w:pPr>
+      <w:r>
+        <w:rPr>
+          <w:rStyle w:val="HTMLCode"/>
+        </w:rPr>
+        <w:t xml:space="preserve"> ├─ Validate Expiry</w:t>
+      </w:r>
+    </w:p>
+    <w:p>
+      <w:pPr>
+        <w:pStyle w:val="HTMLPreformatted"/>
+        <w:rPr>
+          <w:rStyle w:val="HTMLCode"/>
+        </w:rPr>
+      </w:pPr>
+      <w:r>
+        <w:rPr>
+          <w:rStyle w:val="HTMLCode"/>
+        </w:rPr>
+        <w:t xml:space="preserve"> ├─ Extract Role</w:t>
+      </w:r>
+    </w:p>
+    <w:p>
+      <w:pPr>
+        <w:pStyle w:val="HTMLPreformatted"/>
+        <w:rPr>
+          <w:rStyle w:val="HTMLCode"/>
+        </w:rPr>
+      </w:pPr>
+      <w:r>
+        <w:rPr>
+          <w:rStyle w:val="HTMLCode"/>
+        </w:rPr>
+        <w:t xml:space="preserve"> ▼</w:t>
+      </w:r>
+    </w:p>
+    <w:p>
+      <w:pPr>
+        <w:pStyle w:val="HTMLPreformatted"/>
+        <w:rPr>
+          <w:rStyle w:val="HTMLCode"/>
+        </w:rPr>
+      </w:pPr>
+      <w:r>
+        <w:rPr>
+          <w:rStyle w:val="HTMLCode"/>
+        </w:rPr>
+        <w:t>Spring Security</w:t>
+      </w:r>
+    </w:p>
+    <w:p>
+      <w:pPr>
+        <w:pStyle w:val="HTMLPreformatted"/>
+        <w:rPr>
+          <w:rStyle w:val="HTMLCode"/>
+        </w:rPr>
+      </w:pPr>
+      <w:r>
+        <w:rPr>
+          <w:rStyle w:val="HTMLCode"/>
+        </w:rPr>
+        <w:t xml:space="preserve"> │</w:t>
+      </w:r>
+    </w:p>
+    <w:p>
+      <w:pPr>
+        <w:pStyle w:val="HTMLPreformatted"/>
+        <w:rPr>
+          <w:rStyle w:val="HTMLCode"/>
+        </w:rPr>
+      </w:pPr>
+      <w:r>
+        <w:rPr>
+          <w:rStyle w:val="HTMLCode"/>
+        </w:rPr>
+        <w:t xml:space="preserve"> ├─ USER</w:t>
+      </w:r>
+    </w:p>
+    <w:p>
+      <w:pPr>
+        <w:pStyle w:val="HTMLPreformatted"/>
+        <w:rPr>
+          <w:rStyle w:val="HTMLCode"/>
+        </w:rPr>
+      </w:pPr>
+      <w:r>
+        <w:rPr>
+          <w:rStyle w:val="HTMLCode"/>
+        </w:rPr>
+        <w:t xml:space="preserve"> ├─ OPERATOR</w:t>
+      </w:r>
+    </w:p>
+    <w:p>
+      <w:pPr>
+        <w:pStyle w:val="HTMLPreformatted"/>
+        <w:rPr>
+          <w:rStyle w:val="HTMLCode"/>
+        </w:rPr>
+      </w:pPr>
+      <w:r>
+        <w:rPr>
+          <w:rStyle w:val="HTMLCode"/>
+        </w:rPr>
+        <w:t xml:space="preserve"> └─ ADMIN</w:t>
+      </w:r>
+    </w:p>
+    <w:p>
+      <w:pPr>
+        <w:pStyle w:val="HTMLPreformatted"/>
+        <w:rPr>
+          <w:rStyle w:val="HTMLCode"/>
+        </w:rPr>
+      </w:pPr>
+      <w:r>
+        <w:rPr>
+          <w:rStyle w:val="HTMLCode"/>
+        </w:rPr>
+        <w:t xml:space="preserve"> ▼</w:t>
+      </w:r>
+    </w:p>
+    <w:p>
+      <w:pPr>
+        <w:pStyle w:val="HTMLPreformatted"/>
+        <w:rPr>
+          <w:rStyle w:val="HTMLCode"/>
+        </w:rPr>
+      </w:pPr>
+      <w:r>
+        <w:rPr>
+          <w:rStyle w:val="HTMLCode"/>
+        </w:rPr>
+        <w:t>Controller</w:t>
+      </w:r>
+    </w:p>
+    <w:p>
+      <w:pPr>
+        <w:pStyle w:val="Heading3"/>
+      </w:pPr>
+      <w:r>
+        <w:t>Refresh Token Flow</w:t>
+      </w:r>
+    </w:p>
+    <w:p>
+      <w:pPr>
+        <w:pStyle w:val="HTMLPreformatted"/>
+        <w:rPr>
+          <w:rStyle w:val="HTMLCode"/>
+        </w:rPr>
+      </w:pPr>
+      <w:r>
+        <w:rPr>
+          <w:rStyle w:val="HTMLCode"/>
+        </w:rPr>
+        <w:t>Client</w:t>
+      </w:r>
+    </w:p>
+    <w:p>
+      <w:pPr>
+        <w:pStyle w:val="HTMLPreformatted"/>
+        <w:rPr>
+          <w:rStyle w:val="HTMLCode"/>
+        </w:rPr>
+      </w:pPr>
+      <w:r>
+        <w:rPr>
+          <w:rStyle w:val="HTMLCode"/>
+        </w:rPr>
+        <w:t xml:space="preserve"> │</w:t>
+      </w:r>
+    </w:p>
+    <w:p>
+      <w:pPr>
+        <w:pStyle w:val="HTMLPreformatted"/>
+        <w:rPr>
+          <w:rStyle w:val="HTMLCode"/>
+        </w:rPr>
+      </w:pPr>
+      <w:r>
+        <w:rPr>
+          <w:rStyle w:val="HTMLCode"/>
+        </w:rPr>
+        <w:lastRenderedPageBreak/>
+        <w:t xml:space="preserve"> │ POST /auth/refresh</w:t>
+      </w:r>
+    </w:p>
+    <w:p>
+      <w:pPr>
+        <w:pStyle w:val="HTMLPreformatted"/>
+        <w:rPr>
+          <w:rStyle w:val="HTMLCode"/>
+        </w:rPr>
+      </w:pPr>
+      <w:r>
+        <w:rPr>
+          <w:rStyle w:val="HTMLCode"/>
+        </w:rPr>
+        <w:t xml:space="preserve"> │ Refresh Token</w:t>
+      </w:r>
+    </w:p>
+    <w:p>
+      <w:pPr>
+        <w:pStyle w:val="HTMLPreformatted"/>
+        <w:rPr>
+          <w:rStyle w:val="HTMLCode"/>
+        </w:rPr>
+      </w:pPr>
+      <w:r>
+        <w:rPr>
+          <w:rStyle w:val="HTMLCode"/>
+        </w:rPr>
+        <w:t xml:space="preserve"> ▼</w:t>
+      </w:r>
+    </w:p>
+    <w:p>
+      <w:pPr>
+        <w:pStyle w:val="HTMLPreformatted"/>
+        <w:rPr>
+          <w:rStyle w:val="HTMLCode"/>
+        </w:rPr>
+      </w:pPr>
+      <w:r>
+        <w:rPr>
+          <w:rStyle w:val="HTMLCode"/>
+        </w:rPr>
+        <w:t>Spring Boot</w:t>
+      </w:r>
+    </w:p>
+    <w:p>
+      <w:pPr>
+        <w:pStyle w:val="HTMLPreformatted"/>
+        <w:rPr>
+          <w:rStyle w:val="HTMLCode"/>
+        </w:rPr>
+      </w:pPr>
+      <w:r>
+        <w:rPr>
+          <w:rStyle w:val="HTMLCode"/>
+        </w:rPr>
+        <w:t xml:space="preserve"> │</w:t>
+      </w:r>
+    </w:p>
+    <w:p>
+      <w:pPr>
+        <w:pStyle w:val="HTMLPreformatted"/>
+        <w:rPr>
+          <w:rStyle w:val="HTMLCode"/>
+        </w:rPr>
+      </w:pPr>
+      <w:r>
+        <w:rPr>
+          <w:rStyle w:val="HTMLCode"/>
+        </w:rPr>
+        <w:t xml:space="preserve"> ├─ Validate Refresh Token</w:t>
+      </w:r>
+    </w:p>
+    <w:p>
+      <w:pPr>
+        <w:pStyle w:val="HTMLPreformatted"/>
+        <w:rPr>
+          <w:rStyle w:val="HTMLCode"/>
+        </w:rPr>
+      </w:pPr>
+      <w:r>
+        <w:rPr>
+          <w:rStyle w:val="HTMLCode"/>
+        </w:rPr>
+        <w:t xml:space="preserve"> ├─ Check Revoked</w:t>
+      </w:r>
+    </w:p>
+    <w:p>
+      <w:pPr>
+        <w:pStyle w:val="HTMLPreformatted"/>
+        <w:rPr>
+          <w:rStyle w:val="HTMLCode"/>
+        </w:rPr>
+      </w:pPr>
+      <w:r>
+        <w:rPr>
+          <w:rStyle w:val="HTMLCode"/>
+        </w:rPr>
+        <w:t xml:space="preserve"> ├─ Check Expiry</w:t>
+      </w:r>
+    </w:p>
+    <w:p>
+      <w:pPr>
+        <w:pStyle w:val="HTMLPreformatted"/>
+        <w:rPr>
+          <w:rStyle w:val="HTMLCode"/>
+        </w:rPr>
+      </w:pPr>
+      <w:r>
+        <w:rPr>
+          <w:rStyle w:val="HTMLCode"/>
+        </w:rPr>
+        <w:t xml:space="preserve"> ├─ Rotate Refresh Token</w:t>
+      </w:r>
+    </w:p>
+    <w:p>
+      <w:pPr>
+        <w:pStyle w:val="HTMLPreformatted"/>
+        <w:rPr>
+          <w:rStyle w:val="HTMLCode"/>
+        </w:rPr>
+      </w:pPr>
+      <w:r>
+        <w:rPr>
+          <w:rStyle w:val="HTMLCode"/>
+        </w:rPr>
+        <w:t xml:space="preserve"> └─ Generate New Access JWT</w:t>
+      </w:r>
+    </w:p>
+    <w:p>
+      <w:pPr>
+        <w:pStyle w:val="HTMLPreformatted"/>
+        <w:rPr>
+          <w:rStyle w:val="HTMLCode"/>
+        </w:rPr>
+      </w:pPr>
+      <w:r>
+        <w:rPr>
+          <w:rStyle w:val="HTMLCode"/>
+        </w:rPr>
+        <w:t xml:space="preserve"> │</w:t>
+      </w:r>
+    </w:p>
+    <w:p>
+      <w:pPr>
+        <w:pStyle w:val="HTMLPreformatted"/>
+        <w:rPr>
+          <w:rStyle w:val="HTMLCode"/>
+        </w:rPr>
+      </w:pPr>
+      <w:r>
+        <w:rPr>
+          <w:rStyle w:val="HTMLCode"/>
+        </w:rPr>
+        <w:t xml:space="preserve"> ▼</w:t>
+      </w:r>
+    </w:p>
+    <w:p>
+      <w:pPr>
+        <w:pStyle w:val="HTMLPreformatted"/>
+        <w:rPr>
+          <w:rStyle w:val="HTMLCode"/>
+        </w:rPr>
+      </w:pPr>
+      <w:r>
+        <w:rPr>
+          <w:rStyle w:val="HTMLCode"/>
+        </w:rPr>
+        <w:t>Client</w:t>
+      </w:r>
+    </w:p>
+    <w:p>
+      <w:pPr>
+        <w:pStyle w:val="Heading3"/>
+      </w:pPr>
+      <w:r>
+        <w:t>Recommended Production Components</w:t>
+      </w:r>
+    </w:p>
+    <w:p>
+      <w:pPr>
+        <w:pStyle w:val="HTMLPreformatted"/>
+        <w:rPr>
+          <w:rStyle w:val="HTMLCode"/>
+        </w:rPr>
+      </w:pPr>
+      <w:r>
+        <w:rPr>
+          <w:rStyle w:val="HTMLCode"/>
+        </w:rPr>
+        <w:t>Authentication</w:t>
+      </w:r>
+    </w:p>
+    <w:p>
+      <w:pPr>
+        <w:pStyle w:val="HTMLPreformatted"/>
+        <w:rPr>
+          <w:rStyle w:val="HTMLCode"/>
+        </w:rPr>
+      </w:pPr>
+      <w:r>
+        <w:rPr>
+          <w:rStyle w:val="HTMLCode"/>
+        </w:rPr>
+        <w:t>├── Firebase Phone Auth</w:t>
+      </w:r>
+    </w:p>
+    <w:p>
+      <w:pPr>
+        <w:pStyle w:val="HTMLPreformatted"/>
+        <w:rPr>
+          <w:rStyle w:val="HTMLCode"/>
+        </w:rPr>
+      </w:pPr>
+      <w:r>
+        <w:rPr>
+          <w:rStyle w:val="HTMLCode"/>
+        </w:rPr>
+        <w:t>├── Firebase Admin SDK</w:t>
+      </w:r>
+    </w:p>
+    <w:p>
+      <w:pPr>
+        <w:pStyle w:val="HTMLPreformatted"/>
+        <w:rPr>
+          <w:rStyle w:val="HTMLCode"/>
+        </w:rPr>
+      </w:pPr>
+      <w:r>
+        <w:rPr>
+          <w:rStyle w:val="HTMLCode"/>
+        </w:rPr>
+        <w:t>└── JWT Access Tokens</w:t>
+      </w:r>
+    </w:p>
+    <w:p>
+      <w:pPr>
+        <w:pStyle w:val="HTMLPreformatted"/>
+        <w:rPr>
+          <w:rStyle w:val="HTMLCode"/>
+        </w:rPr>
+      </w:pPr>
+    </w:p>
+    <w:p>
+      <w:pPr>
+        <w:pStyle w:val="HTMLPreformatted"/>
+        <w:rPr>
+          <w:rStyle w:val="HTMLCode"/>
+        </w:rPr>
+      </w:pPr>
+      <w:r>
+        <w:rPr>
+          <w:rStyle w:val="HTMLCode"/>
+        </w:rPr>
+        <w:t>Authorization</w:t>
+      </w:r>
+    </w:p>
+    <w:p>
+      <w:pPr>
+        <w:pStyle w:val="HTMLPreformatted"/>
+        <w:rPr>
+          <w:rStyle w:val="HTMLCode"/>
+        </w:rPr>
+      </w:pPr>
+      <w:r>
+        <w:rPr>
+          <w:rStyle w:val="HTMLCode"/>
+        </w:rPr>
+        <w:t>├── Spring Security 6</w:t>
+      </w:r>
+    </w:p>
+    <w:p>
+      <w:pPr>
+        <w:pStyle w:val="HTMLPreformatted"/>
+        <w:rPr>
+          <w:rStyle w:val="HTMLCode"/>
+        </w:rPr>
+      </w:pPr>
+      <w:r>
+        <w:rPr>
+          <w:rStyle w:val="HTMLCode"/>
+        </w:rPr>
+        <w:t>├── RBAC (USER/OPERATOR/ADMIN)</w:t>
+      </w:r>
+    </w:p>
+    <w:p>
+      <w:pPr>
+        <w:pStyle w:val="HTMLPreformatted"/>
+        <w:rPr>
+          <w:rStyle w:val="HTMLCode"/>
+        </w:rPr>
+      </w:pPr>
+      <w:r>
+        <w:rPr>
+          <w:rStyle w:val="HTMLCode"/>
+        </w:rPr>
+        <w:t>└── Method Security (@</w:t>
+      </w:r>
+      <w:proofErr w:type="spellStart"/>
+      <w:r>
+        <w:rPr>
+          <w:rStyle w:val="HTMLCode"/>
+        </w:rPr>
+        <w:t>PreAuthorize</w:t>
+      </w:r>
+      <w:proofErr w:type="spellEnd"/>
+      <w:r>
+        <w:rPr>
+          <w:rStyle w:val="HTMLCode"/>
+        </w:rPr>
+        <w:t>)</w:t>
+      </w:r>
+    </w:p>
+    <w:p>
+      <w:pPr>
+        <w:pStyle w:val="HTMLPreformatted"/>
+        <w:rPr>
+          <w:rStyle w:val="HTMLCode"/>
+        </w:rPr>
+      </w:pPr>
+    </w:p>
+    <w:p>
+      <w:pPr>
+        <w:pStyle w:val="HTMLPreformatted"/>
+        <w:rPr>
+          <w:rStyle w:val="HTMLCode"/>
+        </w:rPr>
+      </w:pPr>
+      <w:r>
+        <w:rPr>
+          <w:rStyle w:val="HTMLCode"/>
+        </w:rPr>
+        <w:t>Persistence</w:t>
+      </w:r>
+    </w:p>
+    <w:p>
+      <w:pPr>
+        <w:pStyle w:val="HTMLPreformatted"/>
+        <w:rPr>
+          <w:rStyle w:val="HTMLCode"/>
+        </w:rPr>
+      </w:pPr>
+      <w:r>
+        <w:rPr>
+          <w:rStyle w:val="HTMLCode"/>
+        </w:rPr>
+        <w:t>├── PostgreSQL</w:t>
+      </w:r>
+    </w:p>
+    <w:p>
+      <w:pPr>
+        <w:pStyle w:val="HTMLPreformatted"/>
+        <w:rPr>
+          <w:rStyle w:val="HTMLCode"/>
+        </w:rPr>
+      </w:pPr>
+      <w:r>
+        <w:rPr>
+          <w:rStyle w:val="HTMLCode"/>
+        </w:rPr>
+        <w:t>├── Users</w:t>
+      </w:r>
+    </w:p>
+    <w:p>
+      <w:pPr>
+        <w:pStyle w:val="HTMLPreformatted"/>
+        <w:rPr>
+          <w:rStyle w:val="HTMLCode"/>
+        </w:rPr>
+      </w:pPr>
+      <w:r>
+        <w:rPr>
+          <w:rStyle w:val="HTMLCode"/>
+        </w:rPr>
+        <w:t>├── Roles</w:t>
+      </w:r>
+    </w:p>
+    <w:p>
+      <w:pPr>
+        <w:pStyle w:val="HTMLPreformatted"/>
+        <w:rPr>
+          <w:rStyle w:val="HTMLCode"/>
+        </w:rPr>
+      </w:pPr>
+      <w:r>
+        <w:rPr>
+          <w:rStyle w:val="HTMLCode"/>
+        </w:rPr>
+        <w:t>└── Refresh Tokens</w:t>
+      </w:r>
+    </w:p>
+    <w:p>
+      <w:pPr>
+        <w:pStyle w:val="HTMLPreformatted"/>
+        <w:rPr>
+          <w:rStyle w:val="HTMLCode"/>
+        </w:rPr>
+      </w:pPr>
+    </w:p>
+    <w:p>
+      <w:pPr>
+        <w:pStyle w:val="HTMLPreformatted"/>
+        <w:rPr>
+          <w:rStyle w:val="HTMLCode"/>
+        </w:rPr>
+      </w:pPr>
+      <w:r>
+        <w:rPr>
+          <w:rStyle w:val="HTMLCode"/>
+        </w:rPr>
+        <w:t>Performance</w:t>
+      </w:r>
+    </w:p>
+    <w:p>
+      <w:pPr>
+        <w:pStyle w:val="HTMLPreformatted"/>
+        <w:rPr>
+          <w:rStyle w:val="HTMLCode"/>
+        </w:rPr>
+      </w:pPr>
+      <w:r>
+        <w:rPr>
+          <w:rStyle w:val="HTMLCode"/>
+        </w:rPr>
+        <w:t>├── Redis Cache</w:t>
+      </w:r>
+    </w:p>
+    <w:p>
+      <w:pPr>
+        <w:pStyle w:val="HTMLPreformatted"/>
+        <w:rPr>
+          <w:rStyle w:val="HTMLCode"/>
+        </w:rPr>
+      </w:pPr>
+      <w:r>
+        <w:rPr>
+          <w:rStyle w:val="HTMLCode"/>
+        </w:rPr>
+        <w:t>├── Refresh Token Store</w:t>
+      </w:r>
+    </w:p>
+    <w:p>
+      <w:pPr>
+        <w:pStyle w:val="HTMLPreformatted"/>
+        <w:rPr>
+          <w:rStyle w:val="HTMLCode"/>
+        </w:rPr>
+      </w:pPr>
+      <w:r>
+        <w:rPr>
+          <w:rStyle w:val="HTMLCode"/>
+        </w:rPr>
+        <w:t>└── JWT Blacklist</w:t>
+      </w:r>
+    </w:p>
+    <w:p>
+      <w:pPr>
+        <w:pStyle w:val="HTMLPreformatted"/>
+        <w:rPr>
+          <w:rStyle w:val="HTMLCode"/>
+        </w:rPr>
+      </w:pPr>
+    </w:p>
+    <w:p>
+      <w:pPr>
+        <w:pStyle w:val="HTMLPreformatted"/>
+        <w:rPr>
+          <w:rStyle w:val="HTMLCode"/>
+        </w:rPr>
+      </w:pPr>
+      <w:r>
+        <w:rPr>
+          <w:rStyle w:val="HTMLCode"/>
+        </w:rPr>
+        <w:t>Observability</w:t>
+      </w:r>
+    </w:p>
+    <w:p>
+      <w:pPr>
+        <w:pStyle w:val="HTMLPreformatted"/>
+        <w:rPr>
+          <w:rStyle w:val="HTMLCode"/>
+        </w:rPr>
+      </w:pPr>
+      <w:r>
+        <w:rPr>
+          <w:rStyle w:val="HTMLCode"/>
+        </w:rPr>
+        <w:t xml:space="preserve">├── </w:t>
+      </w:r>
+      <w:proofErr w:type="spellStart"/>
+      <w:r>
+        <w:rPr>
+          <w:rStyle w:val="HTMLCode"/>
+        </w:rPr>
+        <w:t>Micrometer</w:t>
+      </w:r>
+      <w:proofErr w:type="spellEnd"/>
+    </w:p>
+    <w:p>
+      <w:pPr>
+        <w:pStyle w:val="HTMLPreformatted"/>
+        <w:rPr>
+          <w:rStyle w:val="HTMLCode"/>
+        </w:rPr>
+      </w:pPr>
+      <w:r>
+        <w:rPr>
+          <w:rStyle w:val="HTMLCode"/>
+        </w:rPr>
+        <w:t>├── Prometheus</w:t>
+      </w:r>
+    </w:p>
+    <w:p>
+      <w:pPr>
+        <w:pStyle w:val="HTMLPreformatted"/>
+        <w:rPr>
+          <w:rStyle w:val="HTMLCode"/>
+        </w:rPr>
+      </w:pPr>
+      <w:r>
+        <w:rPr>
+          <w:rStyle w:val="HTMLCode"/>
+        </w:rPr>
+        <w:t>├── Grafana</w:t>
+      </w:r>
+    </w:p>
+    <w:p>
+      <w:pPr>
+        <w:pStyle w:val="HTMLPreformatted"/>
+        <w:rPr>
+          <w:rStyle w:val="HTMLCode"/>
+        </w:rPr>
+      </w:pPr>
+      <w:r>
+        <w:rPr>
+          <w:rStyle w:val="HTMLCode"/>
+        </w:rPr>
+        <w:t>└── Audit Logs</w:t>
+      </w:r>
+    </w:p>
+    <w:p>
+      <w:pPr>
+        <w:pStyle w:val="HTMLPreformatted"/>
+        <w:rPr>
+          <w:rStyle w:val="HTMLCode"/>
+        </w:rPr>
+      </w:pPr>
+    </w:p>
+    <w:p>
+      <w:pPr>
+        <w:pStyle w:val="HTMLPreformatted"/>
+        <w:rPr>
+          <w:rStyle w:val="HTMLCode"/>
+        </w:rPr>
+      </w:pPr>
+      <w:r>
+        <w:rPr>
+          <w:rStyle w:val="HTMLCode"/>
+        </w:rPr>
+        <w:t>Deployment</w:t>
+      </w:r>
+    </w:p>
+    <w:p>
+      <w:pPr>
+        <w:pStyle w:val="HTMLPreformatted"/>
+        <w:rPr>
+          <w:rStyle w:val="HTMLCode"/>
+        </w:rPr>
+      </w:pPr>
+      <w:r>
+        <w:rPr>
+          <w:rStyle w:val="HTMLCode"/>
+        </w:rPr>
+        <w:t>├── Docker</w:t>
+      </w:r>
+    </w:p>
+    <w:p>
+      <w:pPr>
+        <w:pStyle w:val="HTMLPreformatted"/>
+        <w:rPr>
+          <w:rStyle w:val="HTMLCode"/>
+        </w:rPr>
+      </w:pPr>
+      <w:r>
+        <w:rPr>
+          <w:rStyle w:val="HTMLCode"/>
+        </w:rPr>
+        <w:t>├── Kubernetes</w:t>
+      </w:r>
+    </w:p>
+    <w:p>
+      <w:pPr>
+        <w:pStyle w:val="HTMLPreformatted"/>
+        <w:rPr>
+          <w:rStyle w:val="HTMLCode"/>
+        </w:rPr>
+      </w:pPr>
+      <w:r>
+        <w:rPr>
+          <w:rStyle w:val="HTMLCode"/>
+        </w:rPr>
+        <w:t>├── NGINX/API Gateway</w:t>
+      </w:r>
+    </w:p>
+    <w:p>
+      <w:pPr>
+        <w:pStyle w:val="HTMLPreformatted"/>
+        <w:rPr>
+          <w:rStyle w:val="HTMLCode"/>
+        </w:rPr>
+      </w:pPr>
+      <w:r>
+        <w:rPr>
+          <w:rStyle w:val="HTMLCode"/>
+        </w:rPr>
+        <w:t>└── CI/CD Pipeline</w:t>
+      </w:r>
+    </w:p>
+    <w:p>
+      <w:pPr>
+        <w:pStyle w:val="NormalWeb"/>
+      </w:pPr>
+      <w:r>
+        <w:t>For a large-scale system, I would further split this into separate services:</w:t>
+      </w:r>
+    </w:p>
+    <w:p>
+      <w:pPr>
+        <w:pStyle w:val="HTMLPreformatted"/>
+        <w:rPr>
+          <w:rStyle w:val="HTMLCode"/>
+        </w:rPr>
+      </w:pPr>
+      <w:r>
+        <w:rPr>
+          <w:rStyle w:val="HTMLCode"/>
+        </w:rPr>
+        <w:t>Auth Service</w:t>
+      </w:r>
+    </w:p>
+    <w:p>
+      <w:pPr>
+        <w:pStyle w:val="HTMLPreformatted"/>
+        <w:rPr>
+          <w:rStyle w:val="HTMLCode"/>
+        </w:rPr>
+      </w:pPr>
+      <w:r>
+        <w:rPr>
+          <w:rStyle w:val="HTMLCode"/>
+        </w:rPr>
+        <w:t>User Service</w:t>
+      </w:r>
+    </w:p>
+    <w:p>
+      <w:pPr>
+        <w:pStyle w:val="HTMLPreformatted"/>
+        <w:rPr>
+          <w:rStyle w:val="HTMLCode"/>
+        </w:rPr>
+      </w:pPr>
+      <w:r>
+        <w:rPr>
+          <w:rStyle w:val="HTMLCode"/>
+        </w:rPr>
+        <w:t>Operator Service</w:t>
+      </w:r>
+    </w:p>
+    <w:p>
+      <w:pPr>
+        <w:pStyle w:val="HTMLPreformatted"/>
+        <w:rPr>
+          <w:rStyle w:val="HTMLCode"/>
+        </w:rPr>
+      </w:pPr>
+      <w:r>
+        <w:rPr>
+          <w:rStyle w:val="HTMLCode"/>
+        </w:rPr>
+        <w:t>Admin Service</w:t>
+      </w:r>
+    </w:p>
+    <w:p>
+      <w:pPr>
+        <w:pStyle w:val="HTMLPreformatted"/>
+        <w:rPr>
+          <w:rStyle w:val="HTMLCode"/>
+        </w:rPr>
+      </w:pPr>
+      <w:r>
+        <w:rPr>
+          <w:rStyle w:val="HTMLCode"/>
+        </w:rPr>
+        <w:t>Notification Service</w:t>
+      </w:r>
+    </w:p>
+    <w:p>
+      <w:pPr>
+        <w:pStyle w:val="NormalWeb"/>
+      </w:pPr>
+      <w:r>
+        <w:t>with JWT validation performed at the API Gateway and propagated downstream using trusted headers or service-to-service tokens. This scales much better when the application grows beyond a single Spring Boot service.</w:t>
+      </w:r>
+    </w:p>
+    <w:p>
+      <w:pPr>
+        <w:pStyle w:val="NormalWeb"/>
+      </w:pPr>
     </w:p>
     <w:p/>
     <w:sectPr>
